--- a/CV.docx
+++ b/CV.docx
@@ -13,6 +13,7 @@
     <w:p>
       <w:pPr>
         <w:pStyle w:val="Subtitle"/>
+        <w:spacing w:after="0"/>
       </w:pPr>
       <w:r>
         <w:t>Lieutenant Colonel, USSF</w:t>
@@ -26,40 +27,34 @@
       <w:r>
         <w:t>jordan.firth@afacademy.af.edu</w:t>
       </w:r>
+    </w:p>
+    <w:p>
+      <w:pPr>
+        <w:pStyle w:val="Heading1"/>
+      </w:pPr>
+      <w:r>
+        <w:t>Education</w:t>
+      </w:r>
+    </w:p>
+    <w:p>
+      <w:pPr>
+        <w:pStyle w:val="Heading2"/>
+      </w:pPr>
+      <w:r>
+        <w:t xml:space="preserve">2016–2019 </w:t>
+      </w:r>
+      <w:r>
+        <w:tab/>
+        <w:t xml:space="preserve">PhD, </w:t>
+      </w:r>
+      <w:r>
+        <w:t>Aerospace</w:t>
+      </w:r>
+      <w:r>
+        <w:t xml:space="preserve"> Engineering </w:t>
+      </w:r>
       <w:r>
         <w:br/>
-        <w:t>704-219-8918</w:t>
-      </w:r>
-    </w:p>
-    <w:p>
-      <w:pPr>
-        <w:pStyle w:val="Heading1"/>
-      </w:pPr>
-      <w:r>
-        <w:t>Education</w:t>
-      </w:r>
-    </w:p>
-    <w:p>
-      <w:pPr>
-        <w:pStyle w:val="Heading2"/>
-      </w:pPr>
-      <w:r>
-        <w:t xml:space="preserve">2016–2019 </w:t>
-      </w:r>
-      <w:r>
-        <w:tab/>
-      </w:r>
-      <w:r>
-        <w:t xml:space="preserve">PhD, </w:t>
-      </w:r>
-      <w:r>
-        <w:t>Aerospace</w:t>
-      </w:r>
-      <w:r>
-        <w:t xml:space="preserve"> Engineering </w:t>
-      </w:r>
-      <w:r>
-        <w:br/>
       </w:r>
       <w:r>
         <w:t>North Carolina State University</w:t>
@@ -76,12 +71,7 @@
     </w:p>
     <w:p>
       <w:r>
-        <w:t>Dissertation: Deployment Mechanisms for Rollable Spacecraft Booms</w:t>
-      </w:r>
-    </w:p>
-    <w:p>
-      <w:r>
-        <w:t xml:space="preserve">Performed Zero-G parabolic test flights of two novel deployment mechanisms for rollable spacecraft booms with funding from a NASA flight opportunity grant. </w:t>
+        <w:t xml:space="preserve">Performed Zero-G parabolic test flights of novel deployment mechanisms for rollable spacecraft booms with funding from a NASA flight opportunity grant. </w:t>
       </w:r>
       <w:r>
         <w:t xml:space="preserve">Led a 14-member team to </w:t>
@@ -102,16 +92,19 @@
         <w:t xml:space="preserve"> </w:t>
       </w:r>
       <w:r>
-        <w:t xml:space="preserve">instrumentation, support equipment, and </w:t>
-      </w:r>
-      <w:r>
-        <w:t>booms</w:t>
-      </w:r>
-      <w:r>
-        <w:t xml:space="preserve"> and</w:t>
-      </w:r>
-      <w:r>
-        <w:t xml:space="preserve"> deployment mechanisms</w:t>
+        <w:t xml:space="preserve">instrumentation, support equipment, </w:t>
+      </w:r>
+      <w:r>
+        <w:t>and</w:t>
+      </w:r>
+      <w:r>
+        <w:t xml:space="preserve"> </w:t>
+      </w:r>
+      <w:r>
+        <w:t xml:space="preserve">boom </w:t>
+      </w:r>
+      <w:r>
+        <w:t>deployment mechanisms</w:t>
       </w:r>
       <w:r>
         <w:t xml:space="preserve">, including </w:t>
@@ -187,7 +180,21 @@
         <w:rPr>
           <w:rFonts w:eastAsiaTheme="minorHAnsi"/>
         </w:rPr>
-        <w:t xml:space="preserve">and spacecraft system design. I was the team lead for a </w:t>
+        <w:t xml:space="preserve">and spacecraft system design. I was the team </w:t>
+      </w:r>
+      <w:proofErr w:type="gramStart"/>
+      <w:r>
+        <w:rPr>
+          <w:rFonts w:eastAsiaTheme="minorHAnsi"/>
+        </w:rPr>
+        <w:t>lead</w:t>
+      </w:r>
+      <w:proofErr w:type="gramEnd"/>
+      <w:r>
+        <w:rPr>
+          <w:rFonts w:eastAsiaTheme="minorHAnsi"/>
+        </w:rPr>
+        <w:t xml:space="preserve"> for a </w:t>
       </w:r>
       <w:r>
         <w:rPr>
@@ -243,7 +250,7 @@
         <w:rPr>
           <w:rFonts w:eastAsiaTheme="minorHAnsi"/>
         </w:rPr>
-        <w:t>. For my thesis I investigated the effects of flywheel vibration in spacecraft structures.</w:t>
+        <w:t>.</w:t>
       </w:r>
     </w:p>
     <w:p>
@@ -271,55 +278,6 @@
       </w:r>
     </w:p>
     <w:p>
-      <w:r>
-        <w:t xml:space="preserve">Focus </w:t>
-      </w:r>
-      <w:r>
-        <w:t>a</w:t>
-      </w:r>
-      <w:r>
-        <w:t>rea</w:t>
-      </w:r>
-      <w:r>
-        <w:t>s:</w:t>
-      </w:r>
-      <w:r>
-        <w:t xml:space="preserve"> c</w:t>
-      </w:r>
-      <w:r>
-        <w:t>omposites</w:t>
-      </w:r>
-      <w:r>
-        <w:t xml:space="preserve"> and a</w:t>
-      </w:r>
-      <w:r>
-        <w:t xml:space="preserve">ircraft </w:t>
-      </w:r>
-      <w:r>
-        <w:t>s</w:t>
-      </w:r>
-      <w:r>
-        <w:t>tructures</w:t>
-      </w:r>
-      <w:r>
-        <w:t xml:space="preserve">. For my senior design </w:t>
-      </w:r>
-      <w:proofErr w:type="gramStart"/>
-      <w:r>
-        <w:t>project</w:t>
-      </w:r>
-      <w:proofErr w:type="gramEnd"/>
-      <w:r>
-        <w:t xml:space="preserve"> I designed a wing-folding solution for smaller packaging of an operational AFSOC </w:t>
-      </w:r>
-      <w:r>
-        <w:t>micro air vehicle</w:t>
-      </w:r>
-      <w:r>
-        <w:t xml:space="preserve">. </w:t>
-      </w:r>
-    </w:p>
-    <w:p>
       <w:pPr>
         <w:pStyle w:val="Heading1"/>
       </w:pPr>
@@ -340,17 +298,38 @@
       </w:r>
       <w:r>
         <w:br/>
-      </w:r>
-      <w:r>
-        <w:t>Cadet Group 4</w:t>
-      </w:r>
-      <w:r>
-        <w:t>, USAF Academy CO</w:t>
-      </w:r>
-    </w:p>
-    <w:p>
-      <w:r>
-        <w:t>Directed intermediate lab-based space systems engineering course. Students gain fluency in all major spacecraft</w:t>
+        <w:t>Cadet Group 4, USAF Academy CO</w:t>
+      </w:r>
+    </w:p>
+    <w:p>
+      <w:r>
+        <w:t xml:space="preserve">Led </w:t>
+      </w:r>
+      <w:r>
+        <w:t>2 NCOs and 100 cadets while two</w:t>
+      </w:r>
+      <w:r>
+        <w:t xml:space="preserve"> commanders were on extended leave.</w:t>
+      </w:r>
+      <w:r>
+        <w:t xml:space="preserve"> Responsible for order and discipline. Mentored cadet squadron leadership teams. </w:t>
+      </w:r>
+      <w:proofErr w:type="gramStart"/>
+      <w:r>
+        <w:t>Taught</w:t>
+      </w:r>
+      <w:proofErr w:type="gramEnd"/>
+      <w:r>
+        <w:t xml:space="preserve"> CW time lessons. Advised group leadership on CW/DF interaction. Led squadron to #1/40 finish in 1</w:t>
+      </w:r>
+      <w:r>
+        <w:rPr>
+          <w:vertAlign w:val="superscript"/>
+        </w:rPr>
+        <w:t>st</w:t>
+      </w:r>
+      <w:r>
+        <w:t xml:space="preserve"> ever Superintendent’s Challenge. </w:t>
       </w:r>
     </w:p>
     <w:p>
@@ -358,20 +337,7 @@
         <w:pStyle w:val="Heading2"/>
       </w:pPr>
       <w:r>
-        <w:lastRenderedPageBreak/>
-        <w:t>20</w:t>
-      </w:r>
-      <w:r>
-        <w:t xml:space="preserve">18 </w:t>
-      </w:r>
-      <w:r>
-        <w:t>Jan–20</w:t>
-      </w:r>
-      <w:r>
-        <w:t>18</w:t>
-      </w:r>
-      <w:r>
-        <w:t xml:space="preserve"> May</w:t>
+        <w:t>2018 Jan–2018 May</w:t>
       </w:r>
       <w:r>
         <w:tab/>
@@ -379,8 +345,6 @@
       </w:r>
       <w:r>
         <w:br/>
-      </w:r>
-      <w:r>
         <w:t>AFROTC Detachment 595</w:t>
       </w:r>
       <w:r>
@@ -390,7 +354,7 @@
     </w:p>
     <w:p>
       <w:r>
-        <w:t xml:space="preserve">Taught spring semester sophomore-level ROTC leadership class to 27 students/cadets at the request of the Det commander while completing a PhD at NCSU. Topics include AF history and personal and team leadership skills. Course prepares students/cadets to put leadership concepts into practice at field training. Required for all AF ROTC cadets. </w:t>
+        <w:t xml:space="preserve">Taught spring semester sophomore-level ROTC leadership class to 27 students/cadets at the request of the Det commander while completing a PhD at NCSU. Topics include AF history and personal and team leadership skills. Course prepares students/cadets to put leadership concepts into practice at field training.  </w:t>
       </w:r>
     </w:p>
     <w:p>
@@ -398,6 +362,7 @@
         <w:pStyle w:val="Heading1"/>
       </w:pPr>
       <w:r>
+        <w:lastRenderedPageBreak/>
         <w:t>Engineering education experience</w:t>
       </w:r>
     </w:p>
@@ -410,22 +375,130 @@
       </w:r>
       <w:r>
         <w:tab/>
+      </w:r>
+      <w:r>
+        <w:t>Assistant Professor</w:t>
+      </w:r>
+      <w:r>
+        <w:br/>
+      </w:r>
+      <w:r>
         <w:t>Department of Astronautics</w:t>
       </w:r>
       <w:r>
-        <w:tab/>
-      </w:r>
-      <w:r>
-        <w:br/>
-        <w:t>USAF Academy, CO</w:t>
-      </w:r>
+        <w:t xml:space="preserve">, </w:t>
+      </w:r>
+      <w:r>
+        <w:t>USAF Academy</w:t>
+      </w:r>
+      <w:r>
+        <w:t xml:space="preserve"> </w:t>
+      </w:r>
+      <w:r>
+        <w:t>CO</w:t>
+      </w:r>
+    </w:p>
+    <w:p>
+      <w:r>
+        <w:t>Course Director, Astro 331 Space Systems Engineering</w:t>
+      </w:r>
+    </w:p>
+    <w:p>
+      <w:proofErr w:type="spellStart"/>
+      <w:r>
+        <w:t>asfdasfd</w:t>
+      </w:r>
+      <w:proofErr w:type="spellEnd"/>
+    </w:p>
+    <w:p>
+      <w:r>
+        <w:t xml:space="preserve">Directed intermediate lab-based space systems engineering course. Students gain fluency in all major spacecraft </w:t>
+      </w:r>
+      <w:r>
+        <w:t>subsystems and system-level design issues. Transitioned lab curriculum to a sustainable</w:t>
+      </w:r>
+      <w:r>
+        <w:t xml:space="preserve"> </w:t>
+      </w:r>
+      <w:r>
+        <w:t>experienc</w:t>
+      </w:r>
+      <w:r>
+        <w:t>e based on commodity hardware</w:t>
+      </w:r>
+      <w:r>
+        <w:t xml:space="preserve">. </w:t>
+      </w:r>
+      <w:r>
+        <w:t xml:space="preserve">Cadets build a breadboard-based spacecraft analog and perform lab experiments to reinforce their learning. </w:t>
+      </w:r>
+      <w:r>
+        <w:t>Required for all 3</w:t>
+      </w:r>
+      <w:r>
+        <w:rPr>
+          <w:vertAlign w:val="superscript"/>
+        </w:rPr>
+        <w:t>rd</w:t>
+      </w:r>
+      <w:r>
+        <w:t xml:space="preserve">-year Astronautical Engineering Majors. </w:t>
+      </w:r>
+    </w:p>
+    <w:p>
+      <w:r>
+        <w:t xml:space="preserve">Course Director, Astro 201 Tech. Skills for Astro/Engr 201 </w:t>
+      </w:r>
+      <w:r>
+        <w:t>Tech</w:t>
+      </w:r>
+      <w:r>
+        <w:t>.</w:t>
+      </w:r>
+      <w:r>
+        <w:t xml:space="preserve"> Skills </w:t>
+      </w:r>
+      <w:r>
+        <w:t>&amp;</w:t>
+      </w:r>
+      <w:r>
+        <w:t xml:space="preserve"> Tech</w:t>
+      </w:r>
+      <w:r>
+        <w:t>.</w:t>
+      </w:r>
+      <w:r>
+        <w:t xml:space="preserve"> Communication for Engineers</w:t>
+      </w:r>
+    </w:p>
+    <w:p>
+      <w:proofErr w:type="spellStart"/>
+      <w:r>
+        <w:t>Asdf</w:t>
+      </w:r>
+      <w:proofErr w:type="spellEnd"/>
+    </w:p>
+    <w:p>
+      <w:r>
+        <w:t>Instructor, Astro 310 Engineering Principles of Space Warfighting</w:t>
+      </w:r>
+    </w:p>
+    <w:p>
+      <w:proofErr w:type="spellStart"/>
+      <w:r>
+        <w:t>A</w:t>
+      </w:r>
+      <w:r>
+        <w:t>sdf</w:t>
+      </w:r>
+      <w:proofErr w:type="spellEnd"/>
     </w:p>
     <w:p>
       <w:pPr>
         <w:pStyle w:val="Heading3"/>
       </w:pPr>
       <w:r>
-        <w:t xml:space="preserve">Instructor, Course Director, Astro 331: Space Systems Engineering </w:t>
+        <w:t>Director of Assessments</w:t>
       </w:r>
       <w:r>
         <w:tab/>
@@ -434,58 +507,40 @@
     </w:p>
     <w:p>
       <w:r>
-        <w:t xml:space="preserve">Directed intermediate lab-based space systems engineering course. Students gain fluency in all major spacecraft </w:t>
-      </w:r>
-      <w:r>
-        <w:t>subsystems and system-level design issues. Transitioned lab curriculum to a sustainable</w:t>
+        <w:t xml:space="preserve">Responsible for maintaining department assessment program supporting continuous improvement and periodic ABET accreditation. Supported 2022 Engineering Program Advisory Council. Performed mid-cycle ABET self-assessment; identified and filled minor gaps in department assessment program. </w:t>
+      </w:r>
+    </w:p>
+    <w:p/>
+    <w:p>
+      <w:pPr>
+        <w:pStyle w:val="Heading2"/>
+      </w:pPr>
+      <w:r>
+        <w:t>2014–2016 Assistant Professor</w:t>
+      </w:r>
+      <w:r>
+        <w:br/>
+      </w:r>
+      <w:r>
+        <w:t>Department of Astronautics</w:t>
+      </w:r>
+      <w:r>
+        <w:t xml:space="preserve">, </w:t>
+      </w:r>
+      <w:r>
+        <w:t>USAF Academy</w:t>
       </w:r>
       <w:r>
         <w:t xml:space="preserve"> </w:t>
       </w:r>
       <w:r>
-        <w:t>experienc</w:t>
-      </w:r>
-      <w:r>
-        <w:t>e based on commodity hardware</w:t>
-      </w:r>
-      <w:r>
-        <w:t xml:space="preserve">. </w:t>
-      </w:r>
-      <w:r>
-        <w:t xml:space="preserve">Cadets build a breadboard-based spacecraft analog and perform lab experiments to reinforce their learning. </w:t>
-      </w:r>
-      <w:r>
-        <w:t>Required for all 3</w:t>
-      </w:r>
-      <w:r>
-        <w:rPr>
-          <w:vertAlign w:val="superscript"/>
-        </w:rPr>
-        <w:t>rd</w:t>
-      </w:r>
-      <w:r>
-        <w:t xml:space="preserve">-year Astronautical Engineering Majors. </w:t>
-      </w:r>
-    </w:p>
-    <w:p>
-      <w:pPr>
-        <w:pStyle w:val="Heading2"/>
-      </w:pPr>
-      <w:r>
-        <w:t>Department of Astronautics</w:t>
-      </w:r>
-      <w:r>
-        <w:tab/>
-        <w:t>USAF Academy, CO</w:t>
+        <w:t>CO</w:t>
       </w:r>
     </w:p>
     <w:p>
       <w:pPr>
         <w:pStyle w:val="Heading3"/>
       </w:pPr>
-      <w:r>
-        <w:t xml:space="preserve">Instructor, </w:t>
-      </w:r>
       <w:r>
         <w:t xml:space="preserve">Course Director, </w:t>
       </w:r>
@@ -536,28 +591,19 @@
     </w:p>
     <w:p>
       <w:pPr>
-        <w:pStyle w:val="Heading2"/>
-      </w:pPr>
-      <w:r>
-        <w:t>Department of Astronautics</w:t>
-      </w:r>
-      <w:r>
-        <w:tab/>
-        <w:t>USAF Academy, CO</w:t>
-      </w:r>
-    </w:p>
-    <w:p>
-      <w:pPr>
         <w:pStyle w:val="Heading3"/>
       </w:pPr>
       <w:r>
-        <w:t>Instructor, Course Director, Astro 310: Intr</w:t>
+        <w:t>Course Director, Astro 310: Intr</w:t>
       </w:r>
       <w:r>
         <w:t>o</w:t>
       </w:r>
       <w:r>
         <w:t xml:space="preserve"> to Astro</w:t>
+      </w:r>
+      <w:r>
+        <w:t>nautical Engineering</w:t>
       </w:r>
       <w:r>
         <w:tab/>
@@ -582,18 +628,6 @@
     </w:p>
     <w:p>
       <w:pPr>
-        <w:pStyle w:val="Heading2"/>
-      </w:pPr>
-      <w:r>
-        <w:t>Department of Engineering Mechanics</w:t>
-      </w:r>
-      <w:r>
-        <w:tab/>
-        <w:t>USAF Academy, CO</w:t>
-      </w:r>
-    </w:p>
-    <w:p>
-      <w:pPr>
         <w:pStyle w:val="Heading3"/>
       </w:pPr>
       <w:r>
@@ -617,10 +651,74 @@
     </w:p>
     <w:p>
       <w:pPr>
+        <w:pStyle w:val="Heading3"/>
+      </w:pPr>
+      <w:r>
+        <w:lastRenderedPageBreak/>
+        <w:t>Engineering Division Executive Officer</w:t>
+      </w:r>
+      <w:r>
+        <w:tab/>
+        <w:t>2014 Jul–2016 Jul</w:t>
+      </w:r>
+    </w:p>
+    <w:p>
+      <w:r>
+        <w:rPr>
+          <w:rFonts w:eastAsiaTheme="minorHAnsi"/>
+        </w:rPr>
+        <w:t xml:space="preserve">I taught engineering classes in two academic departments </w:t>
+      </w:r>
+      <w:r>
+        <w:rPr>
+          <w:rFonts w:eastAsiaTheme="minorHAnsi"/>
+        </w:rPr>
+        <w:t xml:space="preserve">(Astronautics and Engineering Mechanics) </w:t>
+      </w:r>
+      <w:r>
+        <w:rPr>
+          <w:rFonts w:eastAsiaTheme="minorHAnsi"/>
+        </w:rPr>
+        <w:t xml:space="preserve">over five semesters, including an astronautics class required for all students. I developed curriculum for three classes as course director. I </w:t>
+      </w:r>
+      <w:r>
+        <w:rPr>
+          <w:rFonts w:eastAsiaTheme="minorHAnsi"/>
+        </w:rPr>
+        <w:t xml:space="preserve">also </w:t>
+      </w:r>
+      <w:r>
+        <w:rPr>
+          <w:rFonts w:eastAsiaTheme="minorHAnsi"/>
+        </w:rPr>
+        <w:t>trained</w:t>
+      </w:r>
+      <w:r>
+        <w:rPr>
+          <w:rFonts w:eastAsiaTheme="minorHAnsi"/>
+        </w:rPr>
+        <w:t xml:space="preserve"> </w:t>
+      </w:r>
+      <w:proofErr w:type="gramStart"/>
+      <w:r>
+        <w:rPr>
+          <w:rFonts w:eastAsiaTheme="minorHAnsi"/>
+        </w:rPr>
+        <w:t>incoming</w:t>
+      </w:r>
+      <w:proofErr w:type="gramEnd"/>
+      <w:r>
+        <w:rPr>
+          <w:rFonts w:eastAsiaTheme="minorHAnsi"/>
+        </w:rPr>
+        <w:t xml:space="preserve"> faculty during summer academics.</w:t>
+      </w:r>
+    </w:p>
+    <w:p>
+      <w:pPr>
         <w:pStyle w:val="Heading2"/>
       </w:pPr>
       <w:r>
-        <w:lastRenderedPageBreak/>
         <w:t>Department of Astronautics</w:t>
       </w:r>
       <w:r>
@@ -695,19 +793,10 @@
     </w:p>
     <w:p>
       <w:pPr>
-        <w:pStyle w:val="Heading3"/>
-      </w:pPr>
-      <w:r>
-        <w:t>Director of Assessments</w:t>
-      </w:r>
-      <w:r>
-        <w:tab/>
-        <w:t>2022 Aug–Present</w:t>
-      </w:r>
-    </w:p>
-    <w:p>
-      <w:r>
-        <w:t xml:space="preserve">Responsible for maintaining department assessment program supporting continuous improvement and periodic ABET accreditation. Supported 2022 Engineering Program Advisory Council. Performed mid-cycle ABET self-assessment; identified and filled minor gaps in department assessment program. </w:t>
+        <w:pStyle w:val="Heading1"/>
+      </w:pPr>
+      <w:r>
+        <w:t>Other Professional experience</w:t>
       </w:r>
     </w:p>
     <w:p>
@@ -715,101 +804,7 @@
         <w:pStyle w:val="Heading2"/>
       </w:pPr>
       <w:r>
-        <w:t>Department of Astronautics</w:t>
-      </w:r>
-      <w:r>
-        <w:t xml:space="preserve"> </w:t>
-      </w:r>
-      <w:r>
-        <w:tab/>
-        <w:t>USAF Academy, CO</w:t>
-      </w:r>
-    </w:p>
-    <w:p>
-      <w:pPr>
-        <w:pStyle w:val="Heading3"/>
-      </w:pPr>
-      <w:r>
-        <w:t>Instructor, Engineering Division Executive Officer</w:t>
-      </w:r>
-      <w:r>
-        <w:tab/>
-        <w:t>2014 Jul–2016 Jul</w:t>
-      </w:r>
-    </w:p>
-    <w:p>
-      <w:r>
-        <w:rPr>
-          <w:rFonts w:eastAsiaTheme="minorHAnsi"/>
-        </w:rPr>
-        <w:t xml:space="preserve">I taught engineering classes in two academic departments </w:t>
-      </w:r>
-      <w:r>
-        <w:rPr>
-          <w:rFonts w:eastAsiaTheme="minorHAnsi"/>
-        </w:rPr>
-        <w:t xml:space="preserve">(Astronautics and Engineering Mechanics) </w:t>
-      </w:r>
-      <w:r>
-        <w:rPr>
-          <w:rFonts w:eastAsiaTheme="minorHAnsi"/>
-        </w:rPr>
-        <w:t xml:space="preserve">over five semesters, including an astronautics class required for all students. I developed curriculum for three classes as course director. I </w:t>
-      </w:r>
-      <w:r>
-        <w:rPr>
-          <w:rFonts w:eastAsiaTheme="minorHAnsi"/>
-        </w:rPr>
-        <w:t xml:space="preserve">also </w:t>
-      </w:r>
-      <w:r>
-        <w:rPr>
-          <w:rFonts w:eastAsiaTheme="minorHAnsi"/>
-        </w:rPr>
-        <w:t>trained</w:t>
-      </w:r>
-      <w:r>
-        <w:rPr>
-          <w:rFonts w:eastAsiaTheme="minorHAnsi"/>
-        </w:rPr>
-        <w:t xml:space="preserve"> </w:t>
-      </w:r>
-      <w:proofErr w:type="gramStart"/>
-      <w:r>
-        <w:rPr>
-          <w:rFonts w:eastAsiaTheme="minorHAnsi"/>
-        </w:rPr>
-        <w:t>incoming</w:t>
-      </w:r>
-      <w:proofErr w:type="gramEnd"/>
-      <w:r>
-        <w:rPr>
-          <w:rFonts w:eastAsiaTheme="minorHAnsi"/>
-        </w:rPr>
-        <w:t xml:space="preserve"> faculty during summer academics.</w:t>
-      </w:r>
-    </w:p>
-    <w:p/>
-    <w:p>
-      <w:pPr>
-        <w:pStyle w:val="Heading1"/>
-      </w:pPr>
-      <w:r>
-        <w:t>Other Professional experience</w:t>
-      </w:r>
-    </w:p>
-    <w:p>
-      <w:pPr>
-        <w:pStyle w:val="Heading2"/>
-      </w:pPr>
-      <w:r>
-        <w:t>20</w:t>
-      </w:r>
-      <w:r>
-        <w:t>19</w:t>
-      </w:r>
-      <w:r>
-        <w:t>–2022</w:t>
+        <w:t>2019–2022</w:t>
       </w:r>
       <w:r>
         <w:tab/>
@@ -842,131 +837,125 @@
         <w:t>seven</w:t>
       </w:r>
       <w:r>
-        <w:t xml:space="preserve"> sites, including contractors, DIA civilians, reservists, and</w:t>
-      </w:r>
-      <w:r>
-        <w:t xml:space="preserve"> joint</w:t>
+        <w:t xml:space="preserve"> sites. </w:t>
+      </w:r>
+      <w:r>
+        <w:t>The</w:t>
+      </w:r>
+      <w:r>
+        <w:t xml:space="preserve"> branch</w:t>
+      </w:r>
+      <w:r>
+        <w:t xml:space="preserve"> assess</w:t>
+      </w:r>
+      <w:r>
+        <w:t>ed</w:t>
+      </w:r>
+      <w:r>
+        <w:t xml:space="preserve"> near-term threats posed to US and allied systems by emerging adversary technology. We also maintain</w:t>
+      </w:r>
+      <w:r>
+        <w:t>ed</w:t>
+      </w:r>
+      <w:r>
+        <w:t xml:space="preserve"> the authoritative defense intelligence threat library</w:t>
+      </w:r>
+      <w:r>
+        <w:t>, which</w:t>
+      </w:r>
+      <w:r>
+        <w:t xml:space="preserve"> connect</w:t>
+      </w:r>
+      <w:r>
+        <w:t>ed program staff for</w:t>
+      </w:r>
+      <w:r>
+        <w:t xml:space="preserve"> $1.23T worth of defense programs to intelligence authors</w:t>
+      </w:r>
+      <w:r>
+        <w:t xml:space="preserve">, </w:t>
+      </w:r>
+      <w:r>
+        <w:t>ensuring that US capabilities</w:t>
+      </w:r>
+      <w:r>
+        <w:t xml:space="preserve"> would not become </w:t>
+      </w:r>
+      <w:r>
+        <w:t>obsolete before field</w:t>
+      </w:r>
+      <w:r>
+        <w:t xml:space="preserve">ing. </w:t>
+      </w:r>
+    </w:p>
+    <w:p>
+      <w:r>
+        <w:t>As the military advisor for a 150-person office, I also guide</w:t>
+      </w:r>
+      <w:r>
+        <w:t>d</w:t>
+      </w:r>
+      <w:r>
+        <w:t xml:space="preserve"> development of eleven </w:t>
+      </w:r>
+      <w:r>
+        <w:t xml:space="preserve">assigned </w:t>
+      </w:r>
+      <w:r>
+        <w:t xml:space="preserve">officers, matching individual </w:t>
+      </w:r>
+      <w:r>
+        <w:t xml:space="preserve">skills to </w:t>
+      </w:r>
+      <w:r>
+        <w:t xml:space="preserve">organizational needs to ensure effective use of </w:t>
+      </w:r>
+      <w:r>
+        <w:t xml:space="preserve">each </w:t>
+      </w:r>
+      <w:r>
+        <w:t xml:space="preserve">military </w:t>
+      </w:r>
+      <w:r>
+        <w:t>officer</w:t>
+      </w:r>
+      <w:r>
+        <w:t xml:space="preserve"> during </w:t>
+      </w:r>
+      <w:r>
+        <w:t xml:space="preserve">their </w:t>
+      </w:r>
+      <w:r>
+        <w:t xml:space="preserve">three-year DIA </w:t>
+      </w:r>
+      <w:proofErr w:type="gramStart"/>
+      <w:r>
+        <w:t>assignment</w:t>
       </w:r>
       <w:r>
         <w:t xml:space="preserve"> </w:t>
       </w:r>
-      <w:proofErr w:type="gramStart"/>
-      <w:r>
-        <w:t>active duty</w:t>
+      <w:r>
+        <w:t>.</w:t>
       </w:r>
       <w:proofErr w:type="gramEnd"/>
-      <w:r>
-        <w:t xml:space="preserve"> officers from 4 services. </w:t>
-      </w:r>
-      <w:r>
-        <w:t>My branch</w:t>
-      </w:r>
-      <w:r>
-        <w:t xml:space="preserve"> assess</w:t>
-      </w:r>
-      <w:r>
-        <w:t>ed</w:t>
-      </w:r>
-      <w:r>
-        <w:t xml:space="preserve"> near-term threats posed to US and allied systems by emerging adversary technology. We also maintain</w:t>
-      </w:r>
-      <w:r>
-        <w:t>ed</w:t>
-      </w:r>
-      <w:r>
-        <w:t xml:space="preserve"> the authoritative defense intelligence threat library</w:t>
-      </w:r>
-      <w:r>
-        <w:t>, which</w:t>
-      </w:r>
-      <w:r>
-        <w:t xml:space="preserve"> connect</w:t>
-      </w:r>
-      <w:r>
-        <w:t>ed program staff for</w:t>
-      </w:r>
-      <w:r>
-        <w:t xml:space="preserve"> $1.23T worth of defense programs to intelligence authors</w:t>
-      </w:r>
-      <w:r>
-        <w:t xml:space="preserve">, </w:t>
-      </w:r>
-      <w:r>
-        <w:t>ensuring that US capabilities</w:t>
-      </w:r>
-      <w:r>
-        <w:t xml:space="preserve"> would not become </w:t>
-      </w:r>
-      <w:r>
-        <w:t>obsolete before field</w:t>
-      </w:r>
-      <w:r>
-        <w:t xml:space="preserve">ing. </w:t>
-      </w:r>
-    </w:p>
-    <w:p>
-      <w:r>
-        <w:t>As the military advisor for a 150-person office, I also guide</w:t>
-      </w:r>
-      <w:r>
-        <w:t>d</w:t>
-      </w:r>
-      <w:r>
-        <w:t xml:space="preserve"> development of eleven </w:t>
-      </w:r>
-      <w:r>
-        <w:t xml:space="preserve">assigned </w:t>
-      </w:r>
-      <w:r>
-        <w:t xml:space="preserve">officers, matching individual </w:t>
-      </w:r>
-      <w:r>
-        <w:t xml:space="preserve">skills to </w:t>
-      </w:r>
-      <w:r>
-        <w:t xml:space="preserve">organizational needs to ensure effective use of </w:t>
-      </w:r>
-      <w:r>
-        <w:t xml:space="preserve">each </w:t>
-      </w:r>
-      <w:r>
-        <w:t xml:space="preserve">military </w:t>
-      </w:r>
-      <w:r>
-        <w:t>officer</w:t>
-      </w:r>
-      <w:r>
-        <w:t xml:space="preserve"> during </w:t>
-      </w:r>
-      <w:r>
-        <w:t xml:space="preserve">their </w:t>
-      </w:r>
-      <w:r>
-        <w:t xml:space="preserve">three-year DIA </w:t>
-      </w:r>
-      <w:proofErr w:type="gramStart"/>
-      <w:r>
-        <w:t>assignment</w:t>
-      </w:r>
-      <w:r>
-        <w:t xml:space="preserve"> </w:t>
-      </w:r>
-      <w:r>
-        <w:t>.</w:t>
-      </w:r>
-      <w:proofErr w:type="gramEnd"/>
     </w:p>
     <w:p>
       <w:pPr>
         <w:pStyle w:val="Heading2"/>
       </w:pPr>
       <w:r>
-        <w:lastRenderedPageBreak/>
         <w:t xml:space="preserve">2011–2014 </w:t>
       </w:r>
       <w:r>
         <w:tab/>
-        <w:t>SBIRS System Test &amp; DSP Orbital Operations</w:t>
+        <w:t xml:space="preserve">SBIRS System Test </w:t>
+      </w:r>
+      <w:r>
+        <w:t>Engineer, D</w:t>
+      </w:r>
+      <w:r>
+        <w:t>SP Orbital Operations</w:t>
       </w:r>
       <w:r>
         <w:br/>
@@ -1035,6 +1024,7 @@
         <w:pStyle w:val="Heading3"/>
       </w:pPr>
       <w:r>
+        <w:lastRenderedPageBreak/>
         <w:t>DSP Orbital Operations Officer</w:t>
       </w:r>
       <w:r>
@@ -1394,106 +1384,6 @@
         <w:pStyle w:val="Heading1"/>
       </w:pPr>
       <w:r>
-        <w:lastRenderedPageBreak/>
-        <w:t>Research Experience</w:t>
-      </w:r>
-    </w:p>
-    <w:p>
-      <w:pPr>
-        <w:pStyle w:val="Heading2"/>
-      </w:pPr>
-      <w:r>
-        <w:t>FalconSAT reaction wheel</w:t>
-      </w:r>
-      <w:r>
-        <w:tab/>
-        <w:t xml:space="preserve">2022 Aug–Present </w:t>
-      </w:r>
-    </w:p>
-    <w:p>
-      <w:r>
-        <w:t xml:space="preserve">Led cadet teams testing a cadet-built spacecraft reaction wheel. Balanced wheel on a custom-designed balancing fixture, and upgraded fixture to increase measurement accuracy. Performed qualification-level vibration test to determine launch survivability. Redesigned reaction wheel housing </w:t>
-      </w:r>
-      <w:r>
-        <w:t xml:space="preserve">to eliminate design flaws revealed during vibration testing. </w:t>
-      </w:r>
-    </w:p>
-    <w:p>
-      <w:pPr>
-        <w:pStyle w:val="Heading2"/>
-      </w:pPr>
-      <w:r>
-        <w:t>FlatSAT educational spacecraft</w:t>
-      </w:r>
-      <w:r>
-        <w:tab/>
-        <w:t>2022 Aug–Present</w:t>
-      </w:r>
-    </w:p>
-    <w:p>
-      <w:r>
-        <w:t xml:space="preserve">Developed a low-cost educational spacecraft analog for teaching systems engineering. This Arduino-based platform currently includes </w:t>
-      </w:r>
-      <w:proofErr w:type="spellStart"/>
-      <w:r>
-        <w:t>XBee</w:t>
-      </w:r>
-      <w:proofErr w:type="spellEnd"/>
-      <w:r>
-        <w:t xml:space="preserve"> radio communication, magnetometers and reaction wheel attitude control, solar panels and electrical characterization, and a visible light camera. Cadet collaborat</w:t>
-      </w:r>
-      <w:r>
-        <w:t>ors</w:t>
-      </w:r>
-      <w:r>
-        <w:t xml:space="preserve"> have added sun sensors for attitude determination </w:t>
-      </w:r>
-      <w:r>
-        <w:t xml:space="preserve">and on-board data storage. </w:t>
-      </w:r>
-      <w:r>
-        <w:t xml:space="preserve">FlatSAT was developed for a semester-long undergraduate space systems engineering course, but has also been used for a week-long course tailored for STEM-interested undergraduates and educators. </w:t>
-      </w:r>
-    </w:p>
-    <w:p>
-      <w:pPr>
-        <w:pStyle w:val="Heading2"/>
-      </w:pPr>
-      <w:r>
-        <w:t>Zero-G parabolic flight test</w:t>
-      </w:r>
-      <w:r>
-        <w:tab/>
-        <w:t>2017 Aug–2019 Aug</w:t>
-      </w:r>
-    </w:p>
-    <w:p>
-      <w:r>
-        <w:t xml:space="preserve">Developed 2 deployment mechanisms for Rollable spacecraft booms. Led a 14-member team to successful completion of two Zero-G parabolic test flights. Coordinated all aspects of flight testing, including structural, electrical, and chemical safety; instrumentation and analysis; researcher training; and fabrication and assembly of commercial, machined, and composite components. </w:t>
-      </w:r>
-    </w:p>
-    <w:p>
-      <w:pPr>
-        <w:pStyle w:val="Heading2"/>
-      </w:pPr>
-      <w:r>
-        <w:t>3-DOF Air Bearing Attitude Platform</w:t>
-      </w:r>
-      <w:r>
-        <w:tab/>
-        <w:t>2023 Jun–Present</w:t>
-      </w:r>
-    </w:p>
-    <w:p>
-      <w:r>
-        <w:t xml:space="preserve">Hardware implementation advisor for four cadets performing independent research on an air bearing platform for spacecraft attitude research. Ensured personnel safety and effective resource allocation. </w:t>
-      </w:r>
-    </w:p>
-    <w:p>
-      <w:pPr>
-        <w:pStyle w:val="Heading1"/>
-      </w:pPr>
-      <w:r>
         <w:t>Publications</w:t>
       </w:r>
     </w:p>
@@ -1502,20 +1392,56 @@
         <w:ind w:left="360" w:hanging="360"/>
       </w:pPr>
       <w:r>
-        <w:t>Burkhart, Devin M., John R. Snider, and</w:t>
-      </w:r>
-      <w:r>
-        <w:rPr>
-          <w:b/>
-        </w:rPr>
-        <w:t xml:space="preserve"> Jordan A. Firth</w:t>
-      </w:r>
-      <w:r>
-        <w:t xml:space="preserve">. “Flight Qualification for Low Cost Student Manufactured and Balanced Reaction Wheel.” </w:t>
+        <w:t xml:space="preserve">Firth, Jordan “Drag Coefficient of a Model Rocket Recovery Parachute.” </w:t>
       </w:r>
       <w:r>
         <w:rPr>
           <w:i/>
+          <w:iCs/>
+        </w:rPr>
+        <w:t>Peak of Flight Newsletter</w:t>
+      </w:r>
+      <w:r>
+        <w:t>. Apogee Components Inc. 2025</w:t>
+      </w:r>
+    </w:p>
+    <w:p>
+      <w:pPr>
+        <w:ind w:left="360" w:hanging="360"/>
+        <w:rPr>
+          <w:i/>
+          <w:iCs/>
+        </w:rPr>
+      </w:pPr>
+      <w:r>
+        <w:t xml:space="preserve">Kison, Sydney, Jeremy Chen, Sonja Nelson, and Austin Smith. “Small Satellite Reaction Wheel Manufacturing.” </w:t>
+      </w:r>
+      <w:r>
+        <w:rPr>
+          <w:i/>
+          <w:iCs/>
+        </w:rPr>
+        <w:t>Unpublished, presented at 2024 AIAA Region V student conference. (2024)</w:t>
+      </w:r>
+    </w:p>
+    <w:p>
+      <w:pPr>
+        <w:ind w:left="360" w:hanging="360"/>
+      </w:pPr>
+      <w:r>
+        <w:t xml:space="preserve">Burkhart, Devin M., John R. Snider, and Jordan A. Firth. “Flight Qualification for </w:t>
+      </w:r>
+      <w:proofErr w:type="gramStart"/>
+      <w:r>
+        <w:t>Low Cost</w:t>
+      </w:r>
+      <w:proofErr w:type="gramEnd"/>
+      <w:r>
+        <w:t xml:space="preserve"> Student Manufactured and Balanced Reaction Wheel.” </w:t>
+      </w:r>
+      <w:r>
+        <w:rPr>
+          <w:i/>
         </w:rPr>
         <w:t>Unpublished, presented at 2023 AIAA Region V student conference</w:t>
       </w:r>
@@ -1534,20 +1460,7 @@
         <w:rPr>
           <w:rFonts w:eastAsia="Times New Roman"/>
         </w:rPr>
-        <w:t xml:space="preserve">White, Charles, </w:t>
-      </w:r>
-      <w:r>
-        <w:rPr>
-          <w:rFonts w:eastAsia="Times New Roman"/>
-          <w:b/>
-        </w:rPr>
-        <w:t>Jordan Firth</w:t>
-      </w:r>
-      <w:r>
-        <w:rPr>
-          <w:rFonts w:eastAsia="Times New Roman"/>
-        </w:rPr>
-        <w:t xml:space="preserve">, and Mark Pankow. "Impact of Joint Parameters on Performance of Self-Opening Dual-Matrix Composites." </w:t>
+        <w:t xml:space="preserve">White, Charles, Jordan Firth, and Mark Pankow. "Impact of Joint Parameters on Performance of Self-Opening Dual-Matrix Composites." </w:t>
       </w:r>
       <w:r>
         <w:rPr>
@@ -1615,13 +1528,8 @@
         <w:ind w:left="360" w:hanging="360"/>
       </w:pPr>
       <w:r>
-        <w:rPr>
-          <w:b/>
-        </w:rPr>
-        <w:t>Firth, Jordan A.</w:t>
-      </w:r>
-      <w:r>
-        <w:t xml:space="preserve">, and Mark R. Pankow. "Minimal unpowered strain-energy deployment mechanism for rollable spacecraft booms: ground test." </w:t>
+        <w:lastRenderedPageBreak/>
+        <w:t xml:space="preserve">Firth, Jordan A., and Mark R. Pankow. "Minimal unpowered strain-energy deployment mechanism for rollable spacecraft booms: ground test." </w:t>
       </w:r>
       <w:r>
         <w:rPr>
@@ -1639,13 +1547,7 @@
         <w:ind w:left="360" w:hanging="360"/>
       </w:pPr>
       <w:r>
-        <w:rPr>
-          <w:b/>
-        </w:rPr>
-        <w:t>Firth, Jordan A.</w:t>
-      </w:r>
-      <w:r>
-        <w:t xml:space="preserve">, and Mark R. Pankow. "Advanced dual-pull mechanism for deployable spacecraft booms." </w:t>
+        <w:t xml:space="preserve">Firth, Jordan A., and Mark R. Pankow. "Advanced dual-pull mechanism for deployable spacecraft booms." </w:t>
       </w:r>
       <w:r>
         <w:rPr>
@@ -1668,15 +1570,8 @@
       <w:r>
         <w:rPr>
           <w:rFonts w:eastAsia="Times New Roman"/>
-          <w:b/>
-        </w:rPr>
-        <w:t>Firth, Jordan</w:t>
-      </w:r>
-      <w:r>
-        <w:rPr>
-          <w:rFonts w:eastAsia="Times New Roman"/>
-        </w:rPr>
-        <w:t xml:space="preserve">, et al. "Minimal Unpowered Strain-Energy Deployment Mechanism for Rollable Spacecraft Booms." </w:t>
+        </w:rPr>
+        <w:t xml:space="preserve">Firth, Jordan, et al. "Minimal Unpowered Strain-Energy Deployment Mechanism for Rollable Spacecraft Booms." </w:t>
       </w:r>
       <w:r>
         <w:rPr>
@@ -1716,17 +1611,7 @@
         <w:ind w:left="360" w:hanging="360"/>
       </w:pPr>
       <w:r>
-        <w:lastRenderedPageBreak/>
-        <w:t xml:space="preserve">Brown, Robert B., and </w:t>
-      </w:r>
-      <w:r>
-        <w:rPr>
-          <w:b/>
-        </w:rPr>
-        <w:t>Jordan A. Firth</w:t>
-      </w:r>
-      <w:r>
-        <w:t xml:space="preserve">. "Analysis of trans-Neptunian objects and a proposed theory to explain their origin." </w:t>
+        <w:t xml:space="preserve">Brown, Robert B., and Jordan A. Firth. "Analysis of trans-Neptunian objects and a proposed theory to explain their origin." </w:t>
       </w:r>
       <w:r>
         <w:rPr>
@@ -1747,13 +1632,7 @@
         </w:rPr>
       </w:pPr>
       <w:r>
-        <w:rPr>
-          <w:b/>
-        </w:rPr>
-        <w:t>Firth, Jordan</w:t>
-      </w:r>
-      <w:r>
-        <w:t xml:space="preserve">, and Jonathan Black. "Vibration interaction in a multiple flywheel system." </w:t>
+        <w:t xml:space="preserve">Firth, Jordan, and Jonathan Black. "Vibration interaction in a multiple flywheel system." </w:t>
       </w:r>
       <w:r>
         <w:rPr>
@@ -1763,7 +1642,19 @@
         <w:t>Journal of Sound and Vibration</w:t>
       </w:r>
       <w:r>
-        <w:t xml:space="preserve"> 331.7 (2012): 1701-1714.</w:t>
+        <w:t xml:space="preserve"> 331.7 (</w:t>
+      </w:r>
+      <w:r>
+        <w:t>2012): 1701-1714.</w:t>
+      </w:r>
+    </w:p>
+    <w:p/>
+    <w:p>
+      <w:pPr>
+        <w:jc w:val="both"/>
+      </w:pPr>
+      <w:r>
+        <w:br w:type="page"/>
       </w:r>
     </w:p>
     <w:p>
@@ -1771,502 +1662,112 @@
         <w:pStyle w:val="Heading1"/>
       </w:pPr>
       <w:r>
-        <w:t>Affiliations</w:t>
-      </w:r>
-    </w:p>
-    <w:p>
-      <w:r>
-        <w:t>American Institute of Aeronautics and Astronautics (AIAA) - Member</w:t>
+        <w:lastRenderedPageBreak/>
+        <w:t>Research</w:t>
+      </w:r>
+    </w:p>
+    <w:p>
+      <w:pPr>
+        <w:pStyle w:val="Heading2"/>
+      </w:pPr>
+      <w:proofErr w:type="spellStart"/>
+      <w:r>
+        <w:t>FalconSAT</w:t>
+      </w:r>
+      <w:proofErr w:type="spellEnd"/>
+      <w:r>
+        <w:t xml:space="preserve"> reaction wheel</w:t>
+      </w:r>
+      <w:r>
+        <w:tab/>
+        <w:t xml:space="preserve">2022 Aug–Present </w:t>
+      </w:r>
+    </w:p>
+    <w:p>
+      <w:r>
+        <w:t xml:space="preserve">Led cadet teams testing a cadet-built spacecraft reaction wheel. Balanced wheel on a custom-designed balancing </w:t>
+      </w:r>
+      <w:proofErr w:type="gramStart"/>
+      <w:r>
+        <w:t>fixture, and</w:t>
+      </w:r>
+      <w:proofErr w:type="gramEnd"/>
+      <w:r>
+        <w:t xml:space="preserve"> upgraded fixture to increase measurement accuracy. Performed qualification-level vibration test to determine launch survivability. Redesigned reaction wheel housing to eliminate design flaws revealed during vibration testing. </w:t>
+      </w:r>
+    </w:p>
+    <w:p>
+      <w:pPr>
+        <w:pStyle w:val="Heading2"/>
+      </w:pPr>
+      <w:proofErr w:type="spellStart"/>
+      <w:r>
+        <w:t>FlatSAT</w:t>
+      </w:r>
+      <w:proofErr w:type="spellEnd"/>
+      <w:r>
+        <w:t xml:space="preserve"> educational spacecraft</w:t>
+      </w:r>
+      <w:r>
+        <w:tab/>
+        <w:t>2022 Aug–Present</w:t>
+      </w:r>
+    </w:p>
+    <w:p>
+      <w:r>
+        <w:t xml:space="preserve">Developed a low-cost educational spacecraft analog for teaching systems engineering. This Arduino-based platform currently includes </w:t>
+      </w:r>
+      <w:proofErr w:type="spellStart"/>
+      <w:r>
+        <w:t>XBee</w:t>
+      </w:r>
+      <w:proofErr w:type="spellEnd"/>
+      <w:r>
+        <w:t xml:space="preserve"> radio communication, magnetometers and reaction wheel attitude control, solar panels and electrical characterization, and a visible light camera. Cadet collaborators have added sun sensors for attitude determination and on-board data storage. </w:t>
+      </w:r>
+      <w:proofErr w:type="spellStart"/>
+      <w:r>
+        <w:t>FlatSAT</w:t>
+      </w:r>
+      <w:proofErr w:type="spellEnd"/>
+      <w:r>
+        <w:t xml:space="preserve"> was developed for a semester-long undergraduate space systems engineering </w:t>
+      </w:r>
+      <w:proofErr w:type="gramStart"/>
+      <w:r>
+        <w:t>course, but</w:t>
+      </w:r>
+      <w:proofErr w:type="gramEnd"/>
+      <w:r>
+        <w:t xml:space="preserve"> has also been used for a week-long course tailored for STEM-interested undergraduates and educators. </w:t>
+      </w:r>
+    </w:p>
+    <w:p>
+      <w:pPr>
+        <w:pStyle w:val="Heading2"/>
+      </w:pPr>
+      <w:r>
+        <w:t>Zero-G parabolic flight test</w:t>
+      </w:r>
+      <w:r>
+        <w:tab/>
+        <w:t>2017 Aug–2019 Aug</w:t>
+      </w:r>
+    </w:p>
+    <w:p>
+      <w:r>
+        <w:t xml:space="preserve">Developed 2 deployment mechanisms for Rollable spacecraft booms. </w:t>
+      </w:r>
+      <w:proofErr w:type="gramStart"/>
+      <w:r>
+        <w:t>Led</w:t>
+      </w:r>
+      <w:proofErr w:type="gramEnd"/>
+      <w:r>
+        <w:t xml:space="preserve"> a 14-member team to successful completion of two Zero-G parabolic test flights. Coordinated all aspects of flight testing, including structural, electrical, and chemical safety; instrumentation and analysis; researcher training; and fabrication and assembly of commercial, machined, and composite components.  </w:t>
       </w:r>
     </w:p>
     <w:p/>
-    <w:p>
-      <w:pPr>
-        <w:pStyle w:val="Heading1"/>
-      </w:pPr>
-      <w:r>
-        <w:t>Certifications</w:t>
-      </w:r>
-    </w:p>
-    <w:p>
-      <w:r>
-        <w:t>DAWIA Test &amp; Evaluation Level 3</w:t>
-      </w:r>
-    </w:p>
-    <w:p>
-      <w:r>
-        <w:t>Fundamental of Engineering Exam</w:t>
-      </w:r>
-      <w:r>
-        <w:t xml:space="preserve"> completion</w:t>
-      </w:r>
-    </w:p>
-    <w:p>
-      <w:pPr>
-        <w:jc w:val="both"/>
-        <w:rPr>
-          <w:rFonts w:eastAsiaTheme="majorEastAsia" w:cstheme="minorHAnsi"/>
-          <w:b/>
-          <w:bCs/>
-          <w:caps/>
-          <w:spacing w:val="4"/>
-          <w:sz w:val="36"/>
-          <w:szCs w:val="28"/>
-        </w:rPr>
-      </w:pPr>
-      <w:r>
-        <w:br w:type="page"/>
-      </w:r>
-    </w:p>
-    <w:p>
-      <w:pPr>
-        <w:pStyle w:val="Heading1"/>
-      </w:pPr>
-      <w:r>
-        <w:lastRenderedPageBreak/>
-        <w:t>Community</w:t>
-      </w:r>
-    </w:p>
-    <w:p>
-      <w:pPr>
-        <w:pStyle w:val="Heading2"/>
-      </w:pPr>
-      <w:r>
-        <w:t>USAFA/COS Baptist Student Union Alumni Association</w:t>
-      </w:r>
-      <w:r>
-        <w:tab/>
-      </w:r>
-    </w:p>
-    <w:p>
-      <w:pPr>
-        <w:pStyle w:val="Heading3"/>
-      </w:pPr>
-      <w:r>
-        <w:t>Volunteer</w:t>
-      </w:r>
-      <w:r>
-        <w:tab/>
-        <w:t>3 years, 2014–Present</w:t>
-      </w:r>
-    </w:p>
-    <w:p>
-      <w:r>
-        <w:t>L</w:t>
-      </w:r>
-      <w:r>
-        <w:t>ed</w:t>
-      </w:r>
-      <w:r>
-        <w:t xml:space="preserve"> and participated in</w:t>
-      </w:r>
-      <w:r>
-        <w:t xml:space="preserve"> weekly Bible study for </w:t>
-      </w:r>
-      <w:r>
-        <w:t>1</w:t>
-      </w:r>
-      <w:r>
-        <w:t>0–</w:t>
-      </w:r>
-      <w:r>
-        <w:t>30</w:t>
-      </w:r>
-      <w:r>
-        <w:t xml:space="preserve"> cadets, and occasionally spoke to a larger group of 60+ cadets. </w:t>
-      </w:r>
-    </w:p>
-    <w:p>
-      <w:pPr>
-        <w:pStyle w:val="Heading3"/>
-      </w:pPr>
-      <w:r>
-        <w:t>Vice President</w:t>
-      </w:r>
-      <w:r>
-        <w:tab/>
-        <w:t>2014 Aug–2016 Jun</w:t>
-      </w:r>
-    </w:p>
-    <w:p>
-      <w:r>
-        <w:t>Oversaw $120,000 annual ministry budget as we completed filing as a tax-exempt</w:t>
-      </w:r>
-      <w:r>
-        <w:t xml:space="preserve"> </w:t>
-      </w:r>
-      <w:r>
-        <w:t>organization. Provided board oversight for 3 staff ministry leaders. Built relations between alumni association and current</w:t>
-      </w:r>
-      <w:r>
-        <w:t xml:space="preserve"> </w:t>
-      </w:r>
-      <w:r>
-        <w:t>students as the ministry grew to four local college campuses.</w:t>
-      </w:r>
-    </w:p>
-    <w:p>
-      <w:pPr>
-        <w:pStyle w:val="Heading2"/>
-        <w:rPr>
-          <w:rFonts w:eastAsiaTheme="minorEastAsia"/>
-        </w:rPr>
-      </w:pPr>
-      <w:r>
-        <w:rPr>
-          <w:rFonts w:eastAsiaTheme="minorEastAsia"/>
-        </w:rPr>
-        <w:t>Grace Bible Camp</w:t>
-      </w:r>
-      <w:r>
-        <w:rPr>
-          <w:rFonts w:eastAsiaTheme="minorEastAsia"/>
-        </w:rPr>
-        <w:tab/>
-        <w:t>Goshen, VA</w:t>
-      </w:r>
-    </w:p>
-    <w:p>
-      <w:pPr>
-        <w:pStyle w:val="Heading3"/>
-      </w:pPr>
-      <w:r>
-        <w:t>Volunteer</w:t>
-      </w:r>
-      <w:r>
-        <w:tab/>
-        <w:t xml:space="preserve">2020–2021 </w:t>
-      </w:r>
-    </w:p>
-    <w:p>
-      <w:r>
-        <w:t xml:space="preserve">Led a major renovation project </w:t>
-      </w:r>
-      <w:r>
-        <w:t>involving 24</w:t>
-      </w:r>
-      <w:r>
-        <w:t xml:space="preserve"> volunteers </w:t>
-      </w:r>
-      <w:r>
-        <w:t xml:space="preserve">over two weeks </w:t>
-      </w:r>
-      <w:r>
-        <w:t>to repair multiple facilities. Added egress routes, fixed HVAC systems, and completed structural repairs. Worked with camp staff and board members to improve facilities used by 350 campers/year.</w:t>
-      </w:r>
-    </w:p>
-    <w:p>
-      <w:pPr>
-        <w:pStyle w:val="Heading2"/>
-      </w:pPr>
-      <w:r>
-        <w:t>Fairview Baptist Church</w:t>
-      </w:r>
-      <w:r>
-        <w:tab/>
-        <w:t>Apex, NC</w:t>
-      </w:r>
-    </w:p>
-    <w:p>
-      <w:pPr>
-        <w:pStyle w:val="Heading3"/>
-      </w:pPr>
-      <w:r>
-        <w:t>Nominating Committee Member</w:t>
-      </w:r>
-      <w:r>
-        <w:tab/>
-        <w:t xml:space="preserve">2018–2019 </w:t>
-      </w:r>
-    </w:p>
-    <w:p>
-      <w:r>
-        <w:t xml:space="preserve">Selected church member for open positions. Helped senior pastor develop a plan for church growth, including a communication plan to ensure community buy-in. </w:t>
-      </w:r>
-    </w:p>
-    <w:p>
-      <w:pPr>
-        <w:pStyle w:val="Heading3"/>
-      </w:pPr>
-      <w:r>
-        <w:t>Adult Sunday School Leader</w:t>
-      </w:r>
-      <w:r>
-        <w:tab/>
-        <w:t>2017–2019</w:t>
-      </w:r>
-    </w:p>
-    <w:p>
-      <w:r>
-        <w:t xml:space="preserve">Served as Sunday School teacher for a group of 20 adult members and their children. Taught weekly lessons and built relationships between group members. </w:t>
-      </w:r>
-    </w:p>
-    <w:p>
-      <w:pPr>
-        <w:pStyle w:val="Heading2"/>
-      </w:pPr>
-      <w:r>
-        <w:t xml:space="preserve">YMCA </w:t>
-      </w:r>
-      <w:r>
-        <w:t>Y</w:t>
-      </w:r>
-      <w:r>
-        <w:t xml:space="preserve">outh </w:t>
-      </w:r>
-      <w:r>
-        <w:t>S</w:t>
-      </w:r>
-      <w:r>
-        <w:t>occer</w:t>
-      </w:r>
-      <w:r>
-        <w:tab/>
-        <w:t>Apex, NC</w:t>
-      </w:r>
-      <w:r>
-        <w:tab/>
-      </w:r>
-    </w:p>
-    <w:p>
-      <w:pPr>
-        <w:pStyle w:val="Heading3"/>
-      </w:pPr>
-      <w:r>
-        <w:t>Coach</w:t>
-      </w:r>
-      <w:r>
-        <w:tab/>
-      </w:r>
-      <w:r>
-        <w:t>5</w:t>
-      </w:r>
-      <w:r>
-        <w:t xml:space="preserve"> seasons, 2016–2019</w:t>
-      </w:r>
-    </w:p>
-    <w:p>
-      <w:r>
-        <w:t>I was a soccer coach for six teams over five seasons. Players ranged in age from 4–9 and included many first-time players. I led them in weekly practices and games, ensuring they had fun and learned how to work together on a team.</w:t>
-      </w:r>
-    </w:p>
-    <w:p/>
-    <w:p>
-      <w:pPr>
-        <w:pStyle w:val="Heading1"/>
-      </w:pPr>
-      <w:r>
-        <w:t>Referees</w:t>
-      </w:r>
-    </w:p>
-    <w:p>
-      <w:r>
-        <w:rPr>
-          <w:b/>
-        </w:rPr>
-        <w:t xml:space="preserve">Lt Col </w:t>
-      </w:r>
-      <w:r>
-        <w:rPr>
-          <w:b/>
-        </w:rPr>
-        <w:t>Luke Hagen</w:t>
-      </w:r>
-      <w:r>
-        <w:t xml:space="preserve"> </w:t>
-      </w:r>
-      <w:r>
-        <w:br/>
-        <w:t>Department Head, USAFA Department of Astronautics, luke.hagen@afacademy.af.edu, 719-333-4110</w:t>
-      </w:r>
-      <w:r>
-        <w:t xml:space="preserve"> </w:t>
-      </w:r>
-      <w:r>
-        <w:br/>
-        <w:t>Supervisor, 2023</w:t>
-      </w:r>
-    </w:p>
-    <w:p>
-      <w:pPr>
-        <w:rPr>
-          <w:b/>
-        </w:rPr>
-      </w:pPr>
-      <w:r>
-        <w:rPr>
-          <w:b/>
-        </w:rPr>
-        <w:lastRenderedPageBreak/>
-        <w:t xml:space="preserve">Col </w:t>
-      </w:r>
-      <w:r>
-        <w:rPr>
-          <w:b/>
-        </w:rPr>
-        <w:t>Luke Sauter</w:t>
-      </w:r>
-      <w:r>
-        <w:rPr>
-          <w:b/>
-        </w:rPr>
-        <w:t xml:space="preserve"> </w:t>
-      </w:r>
-      <w:r>
-        <w:rPr>
-          <w:b/>
-        </w:rPr>
-        <w:tab/>
-      </w:r>
-      <w:r>
-        <w:br/>
-        <w:t>Pe</w:t>
-      </w:r>
-      <w:r>
-        <w:t>rmanent Professor</w:t>
-      </w:r>
-      <w:r>
-        <w:t xml:space="preserve">, USAFA Department of </w:t>
-      </w:r>
-      <w:r>
-        <w:t xml:space="preserve">Astronautics, luke.sauter@spaceforce.mil, </w:t>
-      </w:r>
-      <w:r>
-        <w:t>719-671-9781</w:t>
-      </w:r>
-      <w:r>
-        <w:br/>
-        <w:t xml:space="preserve">Supervisor, 2022–2023 </w:t>
-      </w:r>
-    </w:p>
-    <w:p>
-      <w:r>
-        <w:rPr>
-          <w:b/>
-        </w:rPr>
-        <w:t>Bill O’Hara</w:t>
-      </w:r>
-      <w:r>
-        <w:rPr>
-          <w:b/>
-        </w:rPr>
-        <w:tab/>
-      </w:r>
-      <w:r>
-        <w:br/>
-        <w:t xml:space="preserve">Chief, DIA Acquisition Intelligence Division, </w:t>
-      </w:r>
-      <w:proofErr w:type="gramStart"/>
-      <w:r>
-        <w:t>william.o’hara</w:t>
-      </w:r>
-      <w:proofErr w:type="gramEnd"/>
-      <w:r>
-        <w:t>@dodiis.mil, 434-956-2166</w:t>
-      </w:r>
-      <w:r>
-        <w:t xml:space="preserve"> </w:t>
-      </w:r>
-      <w:r>
-        <w:br/>
-        <w:t>Supervisor, 2020–2022</w:t>
-      </w:r>
-    </w:p>
-    <w:p>
-      <w:r>
-        <w:rPr>
-          <w:b/>
-        </w:rPr>
-        <w:t>Tim Smith</w:t>
-      </w:r>
-      <w:r>
-        <w:rPr>
-          <w:b/>
-        </w:rPr>
-        <w:tab/>
-      </w:r>
-      <w:r>
-        <w:br/>
-      </w:r>
-      <w:r>
-        <w:t>S</w:t>
-      </w:r>
-      <w:r>
-        <w:t>enior</w:t>
-      </w:r>
-      <w:r>
-        <w:t xml:space="preserve"> Intel Officer, DIA Acquisition Intelligence Division, </w:t>
-      </w:r>
-      <w:r>
-        <w:t>timothy.smith2@dodiis.mil</w:t>
-      </w:r>
-      <w:r>
-        <w:t>, 434-956-2408</w:t>
-      </w:r>
-      <w:r>
-        <w:t xml:space="preserve"> </w:t>
-      </w:r>
-      <w:r>
-        <w:br/>
-        <w:t>Analytic Mentor, 2019–2022</w:t>
-      </w:r>
-    </w:p>
-    <w:p>
-      <w:r>
-        <w:rPr>
-          <w:b/>
-        </w:rPr>
-        <w:t>Mark Pankow</w:t>
-      </w:r>
-      <w:r>
-        <w:tab/>
-      </w:r>
-      <w:r>
-        <w:br/>
-      </w:r>
-      <w:r>
-        <w:t>Assoc</w:t>
-      </w:r>
-      <w:r>
-        <w:t>.</w:t>
-      </w:r>
-      <w:r>
-        <w:t xml:space="preserve"> Professor, NC</w:t>
-      </w:r>
-      <w:r>
-        <w:t xml:space="preserve">SU </w:t>
-      </w:r>
-      <w:r>
-        <w:t xml:space="preserve">Mechanical </w:t>
-      </w:r>
-      <w:r>
-        <w:t>&amp;</w:t>
-      </w:r>
-      <w:r>
-        <w:t xml:space="preserve"> Aerospace Engineering</w:t>
-      </w:r>
-      <w:r>
-        <w:t xml:space="preserve"> </w:t>
-      </w:r>
-      <w:r>
-        <w:t>Dept</w:t>
-      </w:r>
-      <w:r>
-        <w:t xml:space="preserve">, </w:t>
-      </w:r>
-      <w:r>
-        <w:t>mrpankow@ncsu.edu</w:t>
-      </w:r>
-      <w:r>
-        <w:t>, 510-384-6064</w:t>
-      </w:r>
-      <w:r>
-        <w:t xml:space="preserve"> </w:t>
-      </w:r>
-      <w:r>
-        <w:t>PhD Advisor, 2016–2019</w:t>
-      </w:r>
-    </w:p>
     <w:sectPr>
       <w:pgSz w:w="12240" w:h="15840" w:code="1"/>
       <w:pgMar w:top="1080" w:right="1080" w:bottom="1080" w:left="1080" w:header="0" w:footer="0" w:gutter="0"/>
@@ -3838,6 +3339,23 @@
 </file>
 
 <file path=customXml/item1.xml><?xml version="1.0" encoding="utf-8"?>
+<p:properties xmlns:p="http://schemas.microsoft.com/office/2006/metadata/properties" xmlns:xsi="http://www.w3.org/2001/XMLSchema-instance" xmlns:pc="http://schemas.microsoft.com/office/infopath/2007/PartnerControls">
+  <documentManagement>
+    <_activity xmlns="eb22ea8b-83d8-4226-9182-8fa805d77e81" xsi:nil="true"/>
+  </documentManagement>
+</p:properties>
+</file>
+
+<file path=customXml/item2.xml><?xml version="1.0" encoding="utf-8"?>
+<?mso-contentType ?>
+<FormTemplates xmlns="http://schemas.microsoft.com/sharepoint/v3/contenttype/forms">
+  <Display>DocumentLibraryForm</Display>
+  <Edit>DocumentLibraryForm</Edit>
+  <New>DocumentLibraryForm</New>
+</FormTemplates>
+</file>
+
+<file path=customXml/item3.xml><?xml version="1.0" encoding="utf-8"?>
 <ct:contentTypeSchema xmlns:ct="http://schemas.microsoft.com/office/2006/metadata/contentType" xmlns:ma="http://schemas.microsoft.com/office/2006/metadata/properties/metaAttributes" ct:_="" ma:_="" ma:contentTypeName="Document" ma:contentTypeID="0x010100AF7A6BEBB77DCF4BB8B71D315A7691CB" ma:contentTypeVersion="15" ma:contentTypeDescription="Create a new document." ma:contentTypeScope="" ma:versionID="2df62e8b93004291d376fa6ea6326077">
   <xsd:schema xmlns:xsd="http://www.w3.org/2001/XMLSchema" xmlns:xs="http://www.w3.org/2001/XMLSchema" xmlns:p="http://schemas.microsoft.com/office/2006/metadata/properties" xmlns:ns3="eb22ea8b-83d8-4226-9182-8fa805d77e81" xmlns:ns4="bcd8512d-fbb8-41a1-bc8a-c7ee7257ceae" targetNamespace="http://schemas.microsoft.com/office/2006/metadata/properties" ma:root="true" ma:fieldsID="7f959103873dab13d0681bd1f8d568fd" ns3:_="" ns4:_="">
     <xsd:import namespace="eb22ea8b-83d8-4226-9182-8fa805d77e81"/>
@@ -4070,24 +3588,25 @@
 </ct:contentTypeSchema>
 </file>
 
-<file path=customXml/item2.xml><?xml version="1.0" encoding="utf-8"?>
-<?mso-contentType ?>
-<FormTemplates xmlns="http://schemas.microsoft.com/sharepoint/v3/contenttype/forms">
-  <Display>DocumentLibraryForm</Display>
-  <Edit>DocumentLibraryForm</Edit>
-  <New>DocumentLibraryForm</New>
-</FormTemplates>
+<file path=customXml/itemProps1.xml><?xml version="1.0" encoding="utf-8"?>
+<ds:datastoreItem xmlns:ds="http://schemas.openxmlformats.org/officeDocument/2006/customXml" ds:itemID="{2C623FF2-841E-44B2-A891-D4B8A1970E34}">
+  <ds:schemaRefs>
+    <ds:schemaRef ds:uri="http://schemas.microsoft.com/office/2006/metadata/properties"/>
+    <ds:schemaRef ds:uri="http://schemas.microsoft.com/office/infopath/2007/PartnerControls"/>
+    <ds:schemaRef ds:uri="eb22ea8b-83d8-4226-9182-8fa805d77e81"/>
+  </ds:schemaRefs>
+</ds:datastoreItem>
 </file>
 
-<file path=customXml/item3.xml><?xml version="1.0" encoding="utf-8"?>
-<p:properties xmlns:p="http://schemas.microsoft.com/office/2006/metadata/properties" xmlns:xsi="http://www.w3.org/2001/XMLSchema-instance" xmlns:pc="http://schemas.microsoft.com/office/infopath/2007/PartnerControls">
-  <documentManagement>
-    <_activity xmlns="eb22ea8b-83d8-4226-9182-8fa805d77e81" xsi:nil="true"/>
-  </documentManagement>
-</p:properties>
+<file path=customXml/itemProps2.xml><?xml version="1.0" encoding="utf-8"?>
+<ds:datastoreItem xmlns:ds="http://schemas.openxmlformats.org/officeDocument/2006/customXml" ds:itemID="{048C7316-CDA8-49D1-91A4-EFFE91C62C18}">
+  <ds:schemaRefs>
+    <ds:schemaRef ds:uri="http://schemas.microsoft.com/sharepoint/v3/contenttype/forms"/>
+  </ds:schemaRefs>
+</ds:datastoreItem>
 </file>
 
-<file path=customXml/itemProps1.xml><?xml version="1.0" encoding="utf-8"?>
+<file path=customXml/itemProps3.xml><?xml version="1.0" encoding="utf-8"?>
 <ds:datastoreItem xmlns:ds="http://schemas.openxmlformats.org/officeDocument/2006/customXml" ds:itemID="{243728EB-129E-4C4C-9349-C2737B4E1FDF}">
   <ds:schemaRefs>
     <ds:schemaRef ds:uri="http://schemas.microsoft.com/office/2006/metadata/contentType"/>
@@ -4104,22 +3623,4 @@
     <ds:schemaRef ds:uri="http://schemas.microsoft.com/internal/obd"/>
   </ds:schemaRefs>
 </ds:datastoreItem>
-</file>
-
-<file path=customXml/itemProps2.xml><?xml version="1.0" encoding="utf-8"?>
-<ds:datastoreItem xmlns:ds="http://schemas.openxmlformats.org/officeDocument/2006/customXml" ds:itemID="{048C7316-CDA8-49D1-91A4-EFFE91C62C18}">
-  <ds:schemaRefs>
-    <ds:schemaRef ds:uri="http://schemas.microsoft.com/sharepoint/v3/contenttype/forms"/>
-  </ds:schemaRefs>
-</ds:datastoreItem>
-</file>
-
-<file path=customXml/itemProps3.xml><?xml version="1.0" encoding="utf-8"?>
-<ds:datastoreItem xmlns:ds="http://schemas.openxmlformats.org/officeDocument/2006/customXml" ds:itemID="{2C623FF2-841E-44B2-A891-D4B8A1970E34}">
-  <ds:schemaRefs>
-    <ds:schemaRef ds:uri="http://schemas.microsoft.com/office/2006/metadata/properties"/>
-    <ds:schemaRef ds:uri="http://schemas.microsoft.com/office/infopath/2007/PartnerControls"/>
-    <ds:schemaRef ds:uri="eb22ea8b-83d8-4226-9182-8fa805d77e81"/>
-  </ds:schemaRefs>
-</ds:datastoreItem>
 </file>
--- a/CV.docx
+++ b/CV.docx
@@ -282,7 +282,10 @@
         <w:pStyle w:val="Heading1"/>
       </w:pPr>
       <w:r>
-        <w:t>MILITARY TRAINING AND EDUCATION</w:t>
+        <w:t xml:space="preserve">Leadership and Commissioning </w:t>
+      </w:r>
+      <w:r>
+        <w:t>EDUCATION</w:t>
       </w:r>
     </w:p>
     <w:p>
@@ -337,6 +340,42 @@
         <w:pStyle w:val="Heading2"/>
       </w:pPr>
       <w:r>
+        <w:t>2019–2022</w:t>
+      </w:r>
+      <w:r>
+        <w:tab/>
+        <w:t xml:space="preserve"> Chief, Acquisition Intelligence Branch</w:t>
+      </w:r>
+      <w:r>
+        <w:br/>
+        <w:t>DIA Defense Technology and Long-Range Analysis Office, Charlottesville, VA</w:t>
+      </w:r>
+    </w:p>
+    <w:p>
+      <w:r>
+        <w:t xml:space="preserve">Branch chief for 29 acquisition intelligence analysts at seven sites. The branch assessed near-term threats posed to US and allied systems by emerging adversary technology. We also maintained the authoritative defense intelligence threat library, which connected program staff for $1.23T worth of defense programs to intelligence authors, ensuring that US capabilities would not become obsolete before fielding. </w:t>
+      </w:r>
+    </w:p>
+    <w:p>
+      <w:r>
+        <w:t xml:space="preserve">As the military advisor for a 150-person office, I also guided development of eleven assigned officers, matching individual skills to organizational needs to ensure effective use of each military officer during their three-year DIA </w:t>
+      </w:r>
+      <w:proofErr w:type="gramStart"/>
+      <w:r>
+        <w:t>assignment .</w:t>
+      </w:r>
+      <w:proofErr w:type="gramEnd"/>
+    </w:p>
+    <w:p>
+      <w:pPr>
+        <w:pStyle w:val="Heading2"/>
+      </w:pPr>
+    </w:p>
+    <w:p>
+      <w:pPr>
+        <w:pStyle w:val="Heading2"/>
+      </w:pPr>
+      <w:r>
         <w:t>2018 Jan–2018 May</w:t>
       </w:r>
       <w:r>
@@ -362,7 +401,6 @@
         <w:pStyle w:val="Heading1"/>
       </w:pPr>
       <w:r>
-        <w:lastRenderedPageBreak/>
         <w:t>Engineering education experience</w:t>
       </w:r>
     </w:p>
@@ -399,28 +437,42 @@
       </w:r>
     </w:p>
     <w:p>
+      <w:pPr>
+        <w:pStyle w:val="Heading3"/>
+      </w:pPr>
       <w:r>
         <w:t>Course Director, Astro 331 Space Systems Engineering</w:t>
       </w:r>
     </w:p>
     <w:p>
-      <w:proofErr w:type="spellStart"/>
-      <w:r>
-        <w:t>asfdasfd</w:t>
-      </w:r>
-      <w:proofErr w:type="spellEnd"/>
-    </w:p>
-    <w:p>
-      <w:r>
-        <w:t xml:space="preserve">Directed intermediate lab-based space systems engineering course. Students gain fluency in all major spacecraft </w:t>
-      </w:r>
-      <w:r>
-        <w:t>subsystems and system-level design issues. Transitioned lab curriculum to a sustainable</w:t>
+      <w:r>
+        <w:t>Directed intermediate lab-based space systems engineering course</w:t>
+      </w:r>
+      <w:r>
+        <w:t xml:space="preserve"> providing </w:t>
+      </w:r>
+      <w:r>
+        <w:t>gain fluency in</w:t>
       </w:r>
       <w:r>
         <w:t xml:space="preserve"> </w:t>
       </w:r>
       <w:r>
+        <w:t>system-level design issues</w:t>
+      </w:r>
+      <w:r>
+        <w:t xml:space="preserve"> and</w:t>
+      </w:r>
+      <w:r>
+        <w:t xml:space="preserve"> all major spacecraft </w:t>
+      </w:r>
+      <w:r>
+        <w:t>subsystems. Transitioned lab curriculum to a sustainable</w:t>
+      </w:r>
+      <w:r>
+        <w:t xml:space="preserve"> </w:t>
+      </w:r>
+      <w:r>
         <w:t>experienc</w:t>
       </w:r>
       <w:r>
@@ -430,24 +482,24 @@
         <w:t xml:space="preserve">. </w:t>
       </w:r>
       <w:r>
-        <w:t xml:space="preserve">Cadets build a breadboard-based spacecraft analog and perform lab experiments to reinforce their learning. </w:t>
-      </w:r>
-      <w:r>
-        <w:t>Required for all 3</w:t>
-      </w:r>
-      <w:r>
-        <w:rPr>
-          <w:vertAlign w:val="superscript"/>
-        </w:rPr>
-        <w:t>rd</w:t>
-      </w:r>
-      <w:r>
-        <w:t xml:space="preserve">-year Astronautical Engineering Majors. </w:t>
-      </w:r>
-    </w:p>
-    <w:p>
-      <w:r>
-        <w:t xml:space="preserve">Course Director, Astro 201 Tech. Skills for Astro/Engr 201 </w:t>
+        <w:t>Students</w:t>
+      </w:r>
+      <w:r>
+        <w:t xml:space="preserve"> build a breadboard-based spacecraft analog and perform lab experiments to reinforce learning. </w:t>
+      </w:r>
+    </w:p>
+    <w:p>
+      <w:pPr>
+        <w:pStyle w:val="Heading3"/>
+      </w:pPr>
+      <w:r>
+        <w:t xml:space="preserve">Course Director, Astro 201 Tech. Skills for Astro/Engr </w:t>
+      </w:r>
+      <w:r>
+        <w:t>495</w:t>
+      </w:r>
+      <w:r>
+        <w:t xml:space="preserve"> </w:t>
       </w:r>
       <w:r>
         <w:t>Tech</w:t>
@@ -456,42 +508,46 @@
         <w:t>.</w:t>
       </w:r>
       <w:r>
-        <w:t xml:space="preserve"> Skills </w:t>
-      </w:r>
-      <w:r>
-        <w:t>&amp;</w:t>
-      </w:r>
-      <w:r>
-        <w:t xml:space="preserve"> Tech</w:t>
+        <w:t xml:space="preserve"> Skills</w:t>
+      </w:r>
+      <w:r>
+        <w:t xml:space="preserve"> &amp;</w:t>
+      </w:r>
+      <w:r>
+        <w:t xml:space="preserve"> Comm</w:t>
       </w:r>
       <w:r>
         <w:t>.</w:t>
       </w:r>
       <w:r>
-        <w:t xml:space="preserve"> Communication for Engineers</w:t>
-      </w:r>
-    </w:p>
-    <w:p>
-      <w:proofErr w:type="spellStart"/>
-      <w:r>
-        <w:t>Asdf</w:t>
-      </w:r>
-      <w:proofErr w:type="spellEnd"/>
-    </w:p>
-    <w:p>
+        <w:t xml:space="preserve"> for Engineers</w:t>
+      </w:r>
+    </w:p>
+    <w:p>
+      <w:r>
+        <w:t xml:space="preserve">Developed course introducing key skills and tools for Astro majors, and incorporated instruction in technical communication to address an </w:t>
+      </w:r>
+      <w:proofErr w:type="gramStart"/>
+      <w:r>
+        <w:t>externally-identified</w:t>
+      </w:r>
+      <w:proofErr w:type="gramEnd"/>
+      <w:r>
+        <w:t xml:space="preserve"> educational shortfall in the major. </w:t>
+      </w:r>
+    </w:p>
+    <w:p>
+      <w:pPr>
+        <w:pStyle w:val="Heading3"/>
+      </w:pPr>
       <w:r>
         <w:t>Instructor, Astro 310 Engineering Principles of Space Warfighting</w:t>
       </w:r>
     </w:p>
     <w:p>
-      <w:proofErr w:type="spellStart"/>
-      <w:r>
-        <w:t>A</w:t>
-      </w:r>
-      <w:r>
-        <w:t>sdf</w:t>
-      </w:r>
-      <w:proofErr w:type="spellEnd"/>
+      <w:r>
+        <w:t xml:space="preserve">Assisted Department-wide update of curriculum to include space warfighting topics in course required for all USAFA graduates. </w:t>
+      </w:r>
     </w:p>
     <w:p>
       <w:pPr>
@@ -507,10 +563,12 @@
     </w:p>
     <w:p>
       <w:r>
-        <w:t xml:space="preserve">Responsible for maintaining department assessment program supporting continuous improvement and periodic ABET accreditation. Supported 2022 Engineering Program Advisory Council. Performed mid-cycle ABET self-assessment; identified and filled minor gaps in department assessment program. </w:t>
-      </w:r>
-    </w:p>
-    <w:p/>
+        <w:t>Maintained</w:t>
+      </w:r>
+      <w:r>
+        <w:t xml:space="preserve"> department assessment program supporting continuous improvement and periodic ABET accreditation. Supported 2022 Engineering Program Advisory Council. Performed mid-cycle ABET self-assessment; identified and filled minor gaps in department assessment program. </w:t>
+      </w:r>
+    </w:p>
     <w:p>
       <w:pPr>
         <w:pStyle w:val="Heading2"/>
@@ -559,35 +617,11 @@
       <w:r>
         <w:t>cs</w:t>
       </w:r>
-      <w:r>
-        <w:tab/>
-        <w:t xml:space="preserve">3 </w:t>
-      </w:r>
-      <w:proofErr w:type="spellStart"/>
-      <w:r>
-        <w:t>sem</w:t>
-      </w:r>
-      <w:proofErr w:type="spellEnd"/>
-      <w:r>
-        <w:t>, 2015–2023</w:t>
-      </w:r>
     </w:p>
     <w:p>
       <w:r>
         <w:t xml:space="preserve">Instructed intermediate course in orbit mechanics. Students gain familiarity with orbital mechanics including orbit determination, maneuvers, perturbations, and rendezvous and proximity operations, as well as programming skills to perform these operations at scale. </w:t>
       </w:r>
-      <w:r>
-        <w:t>Required for all 3</w:t>
-      </w:r>
-      <w:r>
-        <w:rPr>
-          <w:vertAlign w:val="superscript"/>
-        </w:rPr>
-        <w:t>rd</w:t>
-      </w:r>
-      <w:r>
-        <w:t>-year Astronautical Engineering Majors.</w:t>
-      </w:r>
     </w:p>
     <w:p>
       <w:pPr>
@@ -605,21 +639,6 @@
       <w:r>
         <w:t>nautical Engineering</w:t>
       </w:r>
-      <w:r>
-        <w:tab/>
-        <w:t>6</w:t>
-      </w:r>
-      <w:r>
-        <w:t xml:space="preserve"> </w:t>
-      </w:r>
-      <w:proofErr w:type="spellStart"/>
-      <w:r>
-        <w:t>sem</w:t>
-      </w:r>
-      <w:proofErr w:type="spellEnd"/>
-      <w:r>
-        <w:t>, 2014–Present</w:t>
-      </w:r>
     </w:p>
     <w:p>
       <w:r>
@@ -633,10 +652,6 @@
       <w:r>
         <w:t>Instructor, EM 320: Dynamics</w:t>
       </w:r>
-      <w:r>
-        <w:tab/>
-        <w:t>2016 Jan–2016 May</w:t>
-      </w:r>
     </w:p>
     <w:p>
       <w:r>
@@ -646,7 +661,7 @@
         <w:t xml:space="preserve">inematic and kinetic analysis of particles and rigid bodies, as </w:t>
       </w:r>
       <w:r>
-        <w:t xml:space="preserve">well as an introduction to mechanical vibrations of simple systems. Topics include kinematics using Cartesian, path, and polar coordinates; kinetics using force-mass-acceleration, work-energy, and impulse-momentum methods. Required for all Aeronautical, Astronautical, and Mechanical Engineering Majors. </w:t>
+        <w:t xml:space="preserve">well as an introduction to mechanical vibrations of simple systems. Required for all Aeronautical, Astronautical, and Mechanical Engineering Majors. </w:t>
       </w:r>
     </w:p>
     <w:p>
@@ -657,10 +672,6 @@
         <w:lastRenderedPageBreak/>
         <w:t>Engineering Division Executive Officer</w:t>
       </w:r>
-      <w:r>
-        <w:tab/>
-        <w:t>2014 Jul–2016 Jul</w:t>
-      </w:r>
     </w:p>
     <w:p>
       <w:r>
@@ -716,229 +727,11 @@
     </w:p>
     <w:p>
       <w:pPr>
-        <w:pStyle w:val="Heading2"/>
-      </w:pPr>
-      <w:r>
-        <w:t>Department of Astronautics</w:t>
-      </w:r>
-      <w:r>
-        <w:t xml:space="preserve"> </w:t>
-      </w:r>
-      <w:r>
-        <w:tab/>
-      </w:r>
-      <w:r>
-        <w:t>USAF Academy CO</w:t>
-      </w:r>
-    </w:p>
-    <w:p>
-      <w:pPr>
-        <w:pStyle w:val="Heading3"/>
-      </w:pPr>
-      <w:r>
-        <w:t>Assistant Professor</w:t>
-      </w:r>
-      <w:r>
-        <w:tab/>
-        <w:t>2022 Aug–Present</w:t>
-      </w:r>
-    </w:p>
-    <w:p>
-      <w:r>
-        <w:t xml:space="preserve">Instructor for </w:t>
-      </w:r>
-      <w:r>
-        <w:t>3 courses</w:t>
-      </w:r>
-      <w:r>
-        <w:t>. C</w:t>
-      </w:r>
-      <w:r>
-        <w:t xml:space="preserve">ourse director for </w:t>
-      </w:r>
-      <w:r>
-        <w:t xml:space="preserve">Astro 331: </w:t>
-      </w:r>
-      <w:r>
-        <w:t>Space Systems Engineering</w:t>
-      </w:r>
-      <w:r>
-        <w:t xml:space="preserve">; assumed responsibility for ongoing multi-year overhaul. Rewrote Arduino-based lab curriculum with a renewed </w:t>
-      </w:r>
-      <w:r>
-        <w:t>emphasis</w:t>
-      </w:r>
-      <w:r>
-        <w:t xml:space="preserve"> on student ownershi</w:t>
-      </w:r>
-      <w:r>
-        <w:t>p of lab exercises</w:t>
-      </w:r>
-      <w:r>
-        <w:t xml:space="preserve">. </w:t>
-      </w:r>
-    </w:p>
-    <w:p>
-      <w:r>
-        <w:t>Developed a 40-hour spacecraft systems short course based on Astro 331. Coordinated a Cooperative Research and Development Agreement (CRADA) with Singapore’s Space Faculty, Ltd.</w:t>
-      </w:r>
-      <w:r>
-        <w:t xml:space="preserve">, including approval from SAF/IA and SAF/GC. Delivered course to 9 STEM students, with plans for future follow-on collaboration. </w:t>
-      </w:r>
-    </w:p>
-    <w:p>
-      <w:r>
-        <w:t xml:space="preserve">Mentor to multiple FalconSAT capstone student research groups, including flywheel energy storage, coaxial cable bending, and reaction wheel manufacturing. Led reaction wheel team through balancing and vibration test campaign. Identified and corrected design flaws in multiple tests. </w:t>
-      </w:r>
-    </w:p>
-    <w:p>
-      <w:pPr>
         <w:pStyle w:val="Heading1"/>
       </w:pPr>
       <w:r>
         <w:t>Other Professional experience</w:t>
       </w:r>
-    </w:p>
-    <w:p>
-      <w:pPr>
-        <w:pStyle w:val="Heading2"/>
-      </w:pPr>
-      <w:r>
-        <w:t>2019–2022</w:t>
-      </w:r>
-      <w:r>
-        <w:tab/>
-        <w:t xml:space="preserve"> Chief, Acquisition Intelligence Branch</w:t>
-      </w:r>
-      <w:r>
-        <w:br/>
-      </w:r>
-      <w:r>
-        <w:t>DIA Defense Technology and Long-Range Analysis Office</w:t>
-      </w:r>
-      <w:r>
-        <w:t xml:space="preserve">, </w:t>
-      </w:r>
-      <w:r>
-        <w:t>Charlottesville, VA</w:t>
-      </w:r>
-    </w:p>
-    <w:p>
-      <w:r>
-        <w:t>Branch chief for 29</w:t>
-      </w:r>
-      <w:r>
-        <w:t xml:space="preserve"> </w:t>
-      </w:r>
-      <w:r>
-        <w:t xml:space="preserve">acquisition intelligence analysts at </w:t>
-      </w:r>
-      <w:r>
-        <w:t>seven</w:t>
-      </w:r>
-      <w:r>
-        <w:t xml:space="preserve"> sites. </w:t>
-      </w:r>
-      <w:r>
-        <w:t>The</w:t>
-      </w:r>
-      <w:r>
-        <w:t xml:space="preserve"> branch</w:t>
-      </w:r>
-      <w:r>
-        <w:t xml:space="preserve"> assess</w:t>
-      </w:r>
-      <w:r>
-        <w:t>ed</w:t>
-      </w:r>
-      <w:r>
-        <w:t xml:space="preserve"> near-term threats posed to US and allied systems by emerging adversary technology. We also maintain</w:t>
-      </w:r>
-      <w:r>
-        <w:t>ed</w:t>
-      </w:r>
-      <w:r>
-        <w:t xml:space="preserve"> the authoritative defense intelligence threat library</w:t>
-      </w:r>
-      <w:r>
-        <w:t>, which</w:t>
-      </w:r>
-      <w:r>
-        <w:t xml:space="preserve"> connect</w:t>
-      </w:r>
-      <w:r>
-        <w:t>ed program staff for</w:t>
-      </w:r>
-      <w:r>
-        <w:t xml:space="preserve"> $1.23T worth of defense programs to intelligence authors</w:t>
-      </w:r>
-      <w:r>
-        <w:t xml:space="preserve">, </w:t>
-      </w:r>
-      <w:r>
-        <w:t>ensuring that US capabilities</w:t>
-      </w:r>
-      <w:r>
-        <w:t xml:space="preserve"> would not become </w:t>
-      </w:r>
-      <w:r>
-        <w:t>obsolete before field</w:t>
-      </w:r>
-      <w:r>
-        <w:t xml:space="preserve">ing. </w:t>
-      </w:r>
-    </w:p>
-    <w:p>
-      <w:r>
-        <w:t>As the military advisor for a 150-person office, I also guide</w:t>
-      </w:r>
-      <w:r>
-        <w:t>d</w:t>
-      </w:r>
-      <w:r>
-        <w:t xml:space="preserve"> development of eleven </w:t>
-      </w:r>
-      <w:r>
-        <w:t xml:space="preserve">assigned </w:t>
-      </w:r>
-      <w:r>
-        <w:t xml:space="preserve">officers, matching individual </w:t>
-      </w:r>
-      <w:r>
-        <w:t xml:space="preserve">skills to </w:t>
-      </w:r>
-      <w:r>
-        <w:t xml:space="preserve">organizational needs to ensure effective use of </w:t>
-      </w:r>
-      <w:r>
-        <w:t xml:space="preserve">each </w:t>
-      </w:r>
-      <w:r>
-        <w:t xml:space="preserve">military </w:t>
-      </w:r>
-      <w:r>
-        <w:t>officer</w:t>
-      </w:r>
-      <w:r>
-        <w:t xml:space="preserve"> during </w:t>
-      </w:r>
-      <w:r>
-        <w:t xml:space="preserve">their </w:t>
-      </w:r>
-      <w:r>
-        <w:t xml:space="preserve">three-year DIA </w:t>
-      </w:r>
-      <w:proofErr w:type="gramStart"/>
-      <w:r>
-        <w:t>assignment</w:t>
-      </w:r>
-      <w:r>
-        <w:t xml:space="preserve"> </w:t>
-      </w:r>
-      <w:r>
-        <w:t>.</w:t>
-      </w:r>
-      <w:proofErr w:type="gramEnd"/>
     </w:p>
     <w:p>
       <w:pPr>
@@ -1024,7 +817,6 @@
         <w:pStyle w:val="Heading3"/>
       </w:pPr>
       <w:r>
-        <w:lastRenderedPageBreak/>
         <w:t>DSP Orbital Operations Officer</w:t>
       </w:r>
       <w:r>
@@ -1384,6 +1176,7 @@
         <w:pStyle w:val="Heading1"/>
       </w:pPr>
       <w:r>
+        <w:lastRenderedPageBreak/>
         <w:t>Publications</w:t>
       </w:r>
     </w:p>
@@ -1528,7 +1321,6 @@
         <w:ind w:left="360" w:hanging="360"/>
       </w:pPr>
       <w:r>
-        <w:lastRenderedPageBreak/>
         <w:t xml:space="preserve">Firth, Jordan A., and Mark R. Pankow. "Minimal unpowered strain-energy deployment mechanism for rollable spacecraft booms: ground test." </w:t>
       </w:r>
       <w:r>
@@ -1770,7 +1562,7 @@
     <w:p/>
     <w:sectPr>
       <w:pgSz w:w="12240" w:h="15840" w:code="1"/>
-      <w:pgMar w:top="1080" w:right="1080" w:bottom="1080" w:left="1080" w:header="0" w:footer="0" w:gutter="0"/>
+      <w:pgMar w:top="720" w:right="1080" w:bottom="720" w:left="1080" w:header="0" w:footer="0" w:gutter="0"/>
       <w:cols w:space="720"/>
       <w:docGrid w:linePitch="360"/>
     </w:sectPr>
@@ -2360,11 +2152,11 @@
     <w:link w:val="Heading1Char"/>
     <w:uiPriority w:val="9"/>
     <w:qFormat/>
-    <w:rsid w:val="0027774A"/>
+    <w:rsid w:val="00D62473"/>
     <w:pPr>
       <w:keepNext/>
       <w:keepLines/>
-      <w:spacing w:before="480" w:after="120"/>
+      <w:spacing w:before="360" w:after="0"/>
       <w:outlineLvl w:val="0"/>
     </w:pPr>
     <w:rPr>
@@ -2385,14 +2177,14 @@
     <w:uiPriority w:val="9"/>
     <w:unhideWhenUsed/>
     <w:qFormat/>
-    <w:rsid w:val="0027774A"/>
+    <w:rsid w:val="00D62473"/>
     <w:pPr>
       <w:keepNext/>
       <w:keepLines/>
       <w:tabs>
         <w:tab w:val="left" w:pos="1800"/>
       </w:tabs>
-      <w:spacing w:before="360" w:after="120"/>
+      <w:spacing w:before="120" w:after="120"/>
       <w:outlineLvl w:val="1"/>
     </w:pPr>
     <w:rPr>
@@ -2593,7 +2385,7 @@
     <w:basedOn w:val="DefaultParagraphFont"/>
     <w:link w:val="Heading1"/>
     <w:uiPriority w:val="9"/>
-    <w:rsid w:val="0027774A"/>
+    <w:rsid w:val="00D62473"/>
     <w:rPr>
       <w:rFonts w:eastAsiaTheme="majorEastAsia" w:cstheme="minorHAnsi"/>
       <w:b/>
@@ -2609,7 +2401,7 @@
     <w:basedOn w:val="DefaultParagraphFont"/>
     <w:link w:val="Heading2"/>
     <w:uiPriority w:val="9"/>
-    <w:rsid w:val="0027774A"/>
+    <w:rsid w:val="00D62473"/>
     <w:rPr>
       <w:rFonts w:asciiTheme="majorHAnsi" w:eastAsiaTheme="majorEastAsia" w:hAnsiTheme="majorHAnsi" w:cstheme="majorBidi"/>
       <w:b/>
@@ -3339,23 +3131,6 @@
 </file>
 
 <file path=customXml/item1.xml><?xml version="1.0" encoding="utf-8"?>
-<p:properties xmlns:p="http://schemas.microsoft.com/office/2006/metadata/properties" xmlns:xsi="http://www.w3.org/2001/XMLSchema-instance" xmlns:pc="http://schemas.microsoft.com/office/infopath/2007/PartnerControls">
-  <documentManagement>
-    <_activity xmlns="eb22ea8b-83d8-4226-9182-8fa805d77e81" xsi:nil="true"/>
-  </documentManagement>
-</p:properties>
-</file>
-
-<file path=customXml/item2.xml><?xml version="1.0" encoding="utf-8"?>
-<?mso-contentType ?>
-<FormTemplates xmlns="http://schemas.microsoft.com/sharepoint/v3/contenttype/forms">
-  <Display>DocumentLibraryForm</Display>
-  <Edit>DocumentLibraryForm</Edit>
-  <New>DocumentLibraryForm</New>
-</FormTemplates>
-</file>
-
-<file path=customXml/item3.xml><?xml version="1.0" encoding="utf-8"?>
 <ct:contentTypeSchema xmlns:ct="http://schemas.microsoft.com/office/2006/metadata/contentType" xmlns:ma="http://schemas.microsoft.com/office/2006/metadata/properties/metaAttributes" ct:_="" ma:_="" ma:contentTypeName="Document" ma:contentTypeID="0x010100AF7A6BEBB77DCF4BB8B71D315A7691CB" ma:contentTypeVersion="15" ma:contentTypeDescription="Create a new document." ma:contentTypeScope="" ma:versionID="2df62e8b93004291d376fa6ea6326077">
   <xsd:schema xmlns:xsd="http://www.w3.org/2001/XMLSchema" xmlns:xs="http://www.w3.org/2001/XMLSchema" xmlns:p="http://schemas.microsoft.com/office/2006/metadata/properties" xmlns:ns3="eb22ea8b-83d8-4226-9182-8fa805d77e81" xmlns:ns4="bcd8512d-fbb8-41a1-bc8a-c7ee7257ceae" targetNamespace="http://schemas.microsoft.com/office/2006/metadata/properties" ma:root="true" ma:fieldsID="7f959103873dab13d0681bd1f8d568fd" ns3:_="" ns4:_="">
     <xsd:import namespace="eb22ea8b-83d8-4226-9182-8fa805d77e81"/>
@@ -3588,25 +3363,24 @@
 </ct:contentTypeSchema>
 </file>
 
-<file path=customXml/itemProps1.xml><?xml version="1.0" encoding="utf-8"?>
-<ds:datastoreItem xmlns:ds="http://schemas.openxmlformats.org/officeDocument/2006/customXml" ds:itemID="{2C623FF2-841E-44B2-A891-D4B8A1970E34}">
-  <ds:schemaRefs>
-    <ds:schemaRef ds:uri="http://schemas.microsoft.com/office/2006/metadata/properties"/>
-    <ds:schemaRef ds:uri="http://schemas.microsoft.com/office/infopath/2007/PartnerControls"/>
-    <ds:schemaRef ds:uri="eb22ea8b-83d8-4226-9182-8fa805d77e81"/>
-  </ds:schemaRefs>
-</ds:datastoreItem>
+<file path=customXml/item2.xml><?xml version="1.0" encoding="utf-8"?>
+<?mso-contentType ?>
+<FormTemplates xmlns="http://schemas.microsoft.com/sharepoint/v3/contenttype/forms">
+  <Display>DocumentLibraryForm</Display>
+  <Edit>DocumentLibraryForm</Edit>
+  <New>DocumentLibraryForm</New>
+</FormTemplates>
 </file>
 
-<file path=customXml/itemProps2.xml><?xml version="1.0" encoding="utf-8"?>
-<ds:datastoreItem xmlns:ds="http://schemas.openxmlformats.org/officeDocument/2006/customXml" ds:itemID="{048C7316-CDA8-49D1-91A4-EFFE91C62C18}">
-  <ds:schemaRefs>
-    <ds:schemaRef ds:uri="http://schemas.microsoft.com/sharepoint/v3/contenttype/forms"/>
-  </ds:schemaRefs>
-</ds:datastoreItem>
+<file path=customXml/item3.xml><?xml version="1.0" encoding="utf-8"?>
+<p:properties xmlns:p="http://schemas.microsoft.com/office/2006/metadata/properties" xmlns:xsi="http://www.w3.org/2001/XMLSchema-instance" xmlns:pc="http://schemas.microsoft.com/office/infopath/2007/PartnerControls">
+  <documentManagement>
+    <_activity xmlns="eb22ea8b-83d8-4226-9182-8fa805d77e81" xsi:nil="true"/>
+  </documentManagement>
+</p:properties>
 </file>
 
-<file path=customXml/itemProps3.xml><?xml version="1.0" encoding="utf-8"?>
+<file path=customXml/itemProps1.xml><?xml version="1.0" encoding="utf-8"?>
 <ds:datastoreItem xmlns:ds="http://schemas.openxmlformats.org/officeDocument/2006/customXml" ds:itemID="{243728EB-129E-4C4C-9349-C2737B4E1FDF}">
   <ds:schemaRefs>
     <ds:schemaRef ds:uri="http://schemas.microsoft.com/office/2006/metadata/contentType"/>
@@ -3623,4 +3397,22 @@
     <ds:schemaRef ds:uri="http://schemas.microsoft.com/internal/obd"/>
   </ds:schemaRefs>
 </ds:datastoreItem>
+</file>
+
+<file path=customXml/itemProps2.xml><?xml version="1.0" encoding="utf-8"?>
+<ds:datastoreItem xmlns:ds="http://schemas.openxmlformats.org/officeDocument/2006/customXml" ds:itemID="{048C7316-CDA8-49D1-91A4-EFFE91C62C18}">
+  <ds:schemaRefs>
+    <ds:schemaRef ds:uri="http://schemas.microsoft.com/sharepoint/v3/contenttype/forms"/>
+  </ds:schemaRefs>
+</ds:datastoreItem>
+</file>
+
+<file path=customXml/itemProps3.xml><?xml version="1.0" encoding="utf-8"?>
+<ds:datastoreItem xmlns:ds="http://schemas.openxmlformats.org/officeDocument/2006/customXml" ds:itemID="{2C623FF2-841E-44B2-A891-D4B8A1970E34}">
+  <ds:schemaRefs>
+    <ds:schemaRef ds:uri="http://schemas.microsoft.com/office/2006/metadata/properties"/>
+    <ds:schemaRef ds:uri="http://schemas.microsoft.com/office/infopath/2007/PartnerControls"/>
+    <ds:schemaRef ds:uri="eb22ea8b-83d8-4226-9182-8fa805d77e81"/>
+  </ds:schemaRefs>
+</ds:datastoreItem>
 </file>
--- a/CV.docx
+++ b/CV.docx
@@ -21,15 +21,6 @@
     </w:p>
     <w:p>
       <w:pPr>
-        <w:pStyle w:val="Header"/>
-        <w:jc w:val="center"/>
-      </w:pPr>
-      <w:r>
-        <w:t>jordan.firth@afacademy.af.edu</w:t>
-      </w:r>
-    </w:p>
-    <w:p>
-      <w:pPr>
         <w:pStyle w:val="Heading1"/>
       </w:pPr>
       <w:r>
@@ -51,10 +42,10 @@
         <w:t>Aerospace</w:t>
       </w:r>
       <w:r>
-        <w:t xml:space="preserve"> Engineering </w:t>
-      </w:r>
-      <w:r>
-        <w:br/>
+        <w:t xml:space="preserve"> Engineering</w:t>
+      </w:r>
+      <w:r>
+        <w:t xml:space="preserve">, </w:t>
       </w:r>
       <w:r>
         <w:t>North Carolina State University</w:t>
@@ -71,10 +62,10 @@
     </w:p>
     <w:p>
       <w:r>
-        <w:t xml:space="preserve">Performed Zero-G parabolic test flights of novel deployment mechanisms for rollable spacecraft booms with funding from a NASA flight opportunity grant. </w:t>
-      </w:r>
-      <w:r>
-        <w:t xml:space="preserve">Led a 14-member team to </w:t>
+        <w:t xml:space="preserve">Performed Zero-G parabolic test flights of novel deployment mechanisms for rollable spacecraft booms with funding from a NASA grant. </w:t>
+      </w:r>
+      <w:r>
+        <w:t xml:space="preserve">Led 14-member team to </w:t>
       </w:r>
       <w:r>
         <w:t>design</w:t>
@@ -110,7 +101,13 @@
         <w:t xml:space="preserve">, including </w:t>
       </w:r>
       <w:r>
-        <w:t xml:space="preserve">satisfaction of FAA airworthiness standards. </w:t>
+        <w:t>satisf</w:t>
+      </w:r>
+      <w:r>
+        <w:t>ying</w:t>
+      </w:r>
+      <w:r>
+        <w:t xml:space="preserve"> FAA airworthiness standards. </w:t>
       </w:r>
     </w:p>
     <w:p>
@@ -125,10 +122,16 @@
         <w:t>MS, Astronautical Engineering</w:t>
       </w:r>
       <w:r>
-        <w:br/>
-      </w:r>
-      <w:r>
-        <w:t>US Air Force Institute of Technology</w:t>
+        <w:t xml:space="preserve">, </w:t>
+      </w:r>
+      <w:r>
+        <w:t>US</w:t>
+      </w:r>
+      <w:r>
+        <w:t>AF</w:t>
+      </w:r>
+      <w:r>
+        <w:t xml:space="preserve"> Institute of Technology</w:t>
       </w:r>
       <w:r>
         <w:t>,</w:t>
@@ -142,11 +145,6 @@
     </w:p>
     <w:p>
       <w:r>
-        <w:t>Thesis: Vibration Interaction in a Multiple Flywheel System</w:t>
-      </w:r>
-    </w:p>
-    <w:p>
-      <w:r>
         <w:rPr>
           <w:rFonts w:eastAsiaTheme="minorHAnsi"/>
         </w:rPr>
@@ -162,7 +160,19 @@
         <w:rPr>
           <w:rFonts w:eastAsiaTheme="minorHAnsi"/>
         </w:rPr>
-        <w:t xml:space="preserve"> areas: </w:t>
+        <w:t xml:space="preserve"> </w:t>
+      </w:r>
+      <w:r>
+        <w:rPr>
+          <w:rFonts w:eastAsiaTheme="minorHAnsi"/>
+        </w:rPr>
+        <w:t>on</w:t>
+      </w:r>
+      <w:r>
+        <w:rPr>
+          <w:rFonts w:eastAsiaTheme="minorHAnsi"/>
+        </w:rPr>
+        <w:t xml:space="preserve"> </w:t>
       </w:r>
       <w:r>
         <w:rPr>
@@ -180,21 +190,19 @@
         <w:rPr>
           <w:rFonts w:eastAsiaTheme="minorHAnsi"/>
         </w:rPr>
-        <w:t xml:space="preserve">and spacecraft system design. I was the team </w:t>
-      </w:r>
-      <w:proofErr w:type="gramStart"/>
-      <w:r>
-        <w:rPr>
-          <w:rFonts w:eastAsiaTheme="minorHAnsi"/>
-        </w:rPr>
-        <w:t>lead</w:t>
-      </w:r>
-      <w:proofErr w:type="gramEnd"/>
-      <w:r>
-        <w:rPr>
-          <w:rFonts w:eastAsiaTheme="minorHAnsi"/>
-        </w:rPr>
-        <w:t xml:space="preserve"> for a </w:t>
+        <w:t xml:space="preserve">and spacecraft system design. </w:t>
+      </w:r>
+      <w:r>
+        <w:rPr>
+          <w:rFonts w:eastAsiaTheme="minorHAnsi"/>
+        </w:rPr>
+        <w:t>T</w:t>
+      </w:r>
+      <w:r>
+        <w:rPr>
+          <w:rFonts w:eastAsiaTheme="minorHAnsi"/>
+        </w:rPr>
+        <w:t xml:space="preserve">eam lead for a </w:t>
       </w:r>
       <w:r>
         <w:rPr>
@@ -212,21 +220,7 @@
         <w:rPr>
           <w:rFonts w:eastAsiaTheme="minorHAnsi"/>
         </w:rPr>
-        <w:t xml:space="preserve">a </w:t>
-      </w:r>
-      <w:proofErr w:type="spellStart"/>
-      <w:r>
-        <w:rPr>
-          <w:rFonts w:eastAsiaTheme="minorHAnsi"/>
-        </w:rPr>
-        <w:t>cubesat</w:t>
-      </w:r>
-      <w:proofErr w:type="spellEnd"/>
-      <w:r>
-        <w:rPr>
-          <w:rFonts w:eastAsiaTheme="minorHAnsi"/>
-        </w:rPr>
-        <w:t xml:space="preserve">-sized </w:t>
+        <w:t xml:space="preserve">a cubesat-sized </w:t>
       </w:r>
       <w:r>
         <w:rPr>
@@ -251,6 +245,24 @@
           <w:rFonts w:eastAsiaTheme="minorHAnsi"/>
         </w:rPr>
         <w:t>.</w:t>
+      </w:r>
+      <w:r>
+        <w:rPr>
+          <w:rFonts w:eastAsiaTheme="minorHAnsi"/>
+        </w:rPr>
+        <w:t xml:space="preserve"> T</w:t>
+      </w:r>
+      <w:r>
+        <w:t>hesis</w:t>
+      </w:r>
+      <w:r>
+        <w:t xml:space="preserve"> research focused on spacecraft flywheel v</w:t>
+      </w:r>
+      <w:r>
+        <w:t>ibration</w:t>
+      </w:r>
+      <w:r>
+        <w:t xml:space="preserve">. </w:t>
       </w:r>
     </w:p>
     <w:p>
@@ -265,16 +277,200 @@
         <w:t>BS, Engineering Mechanics</w:t>
       </w:r>
       <w:r>
-        <w:br/>
-      </w:r>
-      <w:r>
-        <w:t>US Air Force Academy</w:t>
-      </w:r>
-      <w:r>
         <w:t xml:space="preserve">, </w:t>
       </w:r>
       <w:r>
+        <w:t>US</w:t>
+      </w:r>
+      <w:r>
+        <w:t>AF</w:t>
+      </w:r>
+      <w:r>
+        <w:t xml:space="preserve"> Academy</w:t>
+      </w:r>
+      <w:r>
+        <w:t xml:space="preserve">, </w:t>
+      </w:r>
+      <w:r>
         <w:t>CO</w:t>
+      </w:r>
+    </w:p>
+    <w:p>
+      <w:pPr>
+        <w:pStyle w:val="Heading1"/>
+      </w:pPr>
+      <w:r>
+        <w:t>Assignments</w:t>
+      </w:r>
+    </w:p>
+    <w:p>
+      <w:pPr>
+        <w:spacing w:after="0"/>
+      </w:pPr>
+      <w:r>
+        <w:t xml:space="preserve">2022–present </w:t>
+      </w:r>
+      <w:r>
+        <w:tab/>
+        <w:t>Assistant Professor, Department of Astronautics, USAF Academy CO</w:t>
+      </w:r>
+    </w:p>
+    <w:p>
+      <w:pPr>
+        <w:spacing w:after="0"/>
+      </w:pPr>
+      <w:r>
+        <w:t>Jan</w:t>
+      </w:r>
+      <w:r>
+        <w:t>–Ma</w:t>
+      </w:r>
+      <w:r>
+        <w:t>y</w:t>
+      </w:r>
+      <w:r>
+        <w:t xml:space="preserve"> 2025</w:t>
+      </w:r>
+      <w:r>
+        <w:tab/>
+        <w:t xml:space="preserve">Acting </w:t>
+      </w:r>
+      <w:r>
+        <w:t xml:space="preserve">Cadet Squadron </w:t>
+      </w:r>
+      <w:r>
+        <w:t xml:space="preserve">Commander, </w:t>
+      </w:r>
+      <w:r>
+        <w:t>Cadet Group 4</w:t>
+      </w:r>
+      <w:r>
+        <w:t>, USAF Academy CO</w:t>
+      </w:r>
+    </w:p>
+    <w:p>
+      <w:pPr>
+        <w:spacing w:after="0"/>
+      </w:pPr>
+      <w:r>
+        <w:t>2019–2022</w:t>
+      </w:r>
+      <w:r>
+        <w:tab/>
+        <w:t>Warfare Domains Branch Chief, DIA Def Tech &amp; Long-Range Analysis</w:t>
+      </w:r>
+      <w:r>
+        <w:t xml:space="preserve"> Office</w:t>
+      </w:r>
+      <w:r>
+        <w:t>, Charlottesville VA</w:t>
+      </w:r>
+    </w:p>
+    <w:p>
+      <w:pPr>
+        <w:spacing w:after="0"/>
+      </w:pPr>
+      <w:r>
+        <w:t>2016–2019</w:t>
+      </w:r>
+      <w:r>
+        <w:tab/>
+        <w:t>PhD Student, North Carolina State University, Raleigh NC</w:t>
+      </w:r>
+    </w:p>
+    <w:p>
+      <w:pPr>
+        <w:spacing w:after="0"/>
+      </w:pPr>
+      <w:r>
+        <w:t>2014</w:t>
+      </w:r>
+      <w:r>
+        <w:t>–</w:t>
+      </w:r>
+      <w:r>
+        <w:t>2016</w:t>
+      </w:r>
+      <w:r>
+        <w:tab/>
+        <w:t>Assistant Professor, Department of Astronautics, USAF Academy CO</w:t>
+      </w:r>
+    </w:p>
+    <w:p>
+      <w:pPr>
+        <w:spacing w:after="0"/>
+      </w:pPr>
+      <w:r>
+        <w:t>201</w:t>
+      </w:r>
+      <w:r>
+        <w:t>1</w:t>
+      </w:r>
+      <w:r>
+        <w:t>–2014</w:t>
+      </w:r>
+      <w:r>
+        <w:tab/>
+      </w:r>
+      <w:r>
+        <w:t xml:space="preserve">DSP Ops </w:t>
+      </w:r>
+      <w:r>
+        <w:t>Officer,</w:t>
+      </w:r>
+      <w:r>
+        <w:t xml:space="preserve"> </w:t>
+      </w:r>
+      <w:r>
+        <w:t>SBIRS Sys Test Engineer, Infrared Space Systems Directorate, Los Angeles CA</w:t>
+      </w:r>
+    </w:p>
+    <w:p>
+      <w:pPr>
+        <w:spacing w:after="0"/>
+      </w:pPr>
+      <w:r>
+        <w:t>2009</w:t>
+      </w:r>
+      <w:r>
+        <w:t>–</w:t>
+      </w:r>
+      <w:r>
+        <w:t>2011</w:t>
+      </w:r>
+      <w:r>
+        <w:tab/>
+        <w:t>Master’s Student, USAF Institute of Technology, Wright-Patterson AFB OH</w:t>
+      </w:r>
+    </w:p>
+    <w:p>
+      <w:pPr>
+        <w:spacing w:after="0"/>
+      </w:pPr>
+      <w:r>
+        <w:t>2008</w:t>
+      </w:r>
+      <w:r>
+        <w:t>–</w:t>
+      </w:r>
+      <w:r>
+        <w:t>2009</w:t>
+      </w:r>
+      <w:r>
+        <w:tab/>
+        <w:t>Rocket Sled Test Engineer, 846 Test Squadron, Holloman AFB NM</w:t>
+      </w:r>
+    </w:p>
+    <w:p>
+      <w:pPr>
+        <w:spacing w:after="0"/>
+      </w:pPr>
+      <w:r>
+        <w:t>2006–2008</w:t>
+      </w:r>
+      <w:r>
+        <w:tab/>
+        <w:t>Flight Test Engineer, 586 Flight Test Squadron, Holloman AFB NM</w:t>
       </w:r>
     </w:p>
     <w:p>
@@ -300,7 +496,9 @@
         <w:t>Acting Squadron Commander, CS-32/CS-37</w:t>
       </w:r>
       <w:r>
-        <w:br/>
+        <w:t xml:space="preserve">, </w:t>
+      </w:r>
+      <w:r>
         <w:t>Cadet Group 4, USAF Academy CO</w:t>
       </w:r>
     </w:p>
@@ -315,15 +513,7 @@
         <w:t xml:space="preserve"> commanders were on extended leave.</w:t>
       </w:r>
       <w:r>
-        <w:t xml:space="preserve"> Responsible for order and discipline. Mentored cadet squadron leadership teams. </w:t>
-      </w:r>
-      <w:proofErr w:type="gramStart"/>
-      <w:r>
-        <w:t>Taught</w:t>
-      </w:r>
-      <w:proofErr w:type="gramEnd"/>
-      <w:r>
-        <w:t xml:space="preserve"> CW time lessons. Advised group leadership on CW/DF interaction. Led squadron to #1/40 finish in 1</w:t>
+        <w:t xml:space="preserve"> Responsible for order and discipline. Mentored cadet squadron leadership teams. Taught CW time lessons. Advised group leadership on CW/DF interaction. Led squadron to #1/40 finish in 1</w:t>
       </w:r>
       <w:r>
         <w:rPr>
@@ -344,56 +534,912 @@
       </w:r>
       <w:r>
         <w:tab/>
-        <w:t xml:space="preserve"> Chief, Acquisition Intelligence Branch</w:t>
-      </w:r>
-      <w:r>
-        <w:br/>
-        <w:t>DIA Defense Technology and Long-Range Analysis Office, Charlottesville, VA</w:t>
-      </w:r>
-    </w:p>
-    <w:p>
-      <w:r>
-        <w:t xml:space="preserve">Branch chief for 29 acquisition intelligence analysts at seven sites. The branch assessed near-term threats posed to US and allied systems by emerging adversary technology. We also maintained the authoritative defense intelligence threat library, which connected program staff for $1.23T worth of defense programs to intelligence authors, ensuring that US capabilities would not become obsolete before fielding. </w:t>
-      </w:r>
-    </w:p>
-    <w:p>
-      <w:r>
-        <w:t xml:space="preserve">As the military advisor for a 150-person office, I also guided development of eleven assigned officers, matching individual skills to organizational needs to ensure effective use of each military officer during their three-year DIA </w:t>
-      </w:r>
-      <w:proofErr w:type="gramStart"/>
-      <w:r>
-        <w:t>assignment .</w:t>
-      </w:r>
-      <w:proofErr w:type="gramEnd"/>
+        <w:t xml:space="preserve"> Chief, </w:t>
+      </w:r>
+      <w:r>
+        <w:t>Warfare Domains</w:t>
+      </w:r>
+      <w:r>
+        <w:t xml:space="preserve"> Branch</w:t>
+      </w:r>
+      <w:r>
+        <w:t xml:space="preserve">, </w:t>
+      </w:r>
+      <w:r>
+        <w:t>DIA Def Tech</w:t>
+      </w:r>
+      <w:r>
+        <w:t xml:space="preserve"> &amp; L</w:t>
+      </w:r>
+      <w:r>
+        <w:t>ong-Range Analysis Office, Charlottesville, VA</w:t>
+      </w:r>
+    </w:p>
+    <w:p>
+      <w:r>
+        <w:t xml:space="preserve">Branch chief for 29 acquisition intelligence analysts at seven </w:t>
+      </w:r>
+      <w:r>
+        <w:t>locations</w:t>
+      </w:r>
+      <w:r>
+        <w:t xml:space="preserve">. </w:t>
+      </w:r>
+      <w:r>
+        <w:t>A</w:t>
+      </w:r>
+      <w:r>
+        <w:t xml:space="preserve">ssessed near-term threats to US systems. </w:t>
+      </w:r>
+      <w:r>
+        <w:t>M</w:t>
+      </w:r>
+      <w:r>
+        <w:t xml:space="preserve">aintained the authoritative </w:t>
+      </w:r>
+      <w:r>
+        <w:t>D</w:t>
+      </w:r>
+      <w:r>
+        <w:t xml:space="preserve">efense </w:t>
+      </w:r>
+      <w:r>
+        <w:t>I</w:t>
+      </w:r>
+      <w:r>
+        <w:t>ntelligence</w:t>
+      </w:r>
+      <w:r>
+        <w:t xml:space="preserve"> T</w:t>
+      </w:r>
+      <w:r>
+        <w:t xml:space="preserve">hreat </w:t>
+      </w:r>
+      <w:r>
+        <w:t>L</w:t>
+      </w:r>
+      <w:r>
+        <w:t xml:space="preserve">ibrary, which connected program staff </w:t>
+      </w:r>
+      <w:r>
+        <w:t>to intelligence authors</w:t>
+      </w:r>
+      <w:r>
+        <w:t xml:space="preserve"> </w:t>
+      </w:r>
+      <w:r>
+        <w:t>for $1.23T worth of defense programs</w:t>
+      </w:r>
+      <w:r>
+        <w:t xml:space="preserve">. </w:t>
+      </w:r>
+      <w:r>
+        <w:t xml:space="preserve">As military advisor for a 150-person office, I also guided development of eleven assigned </w:t>
+      </w:r>
+      <w:r>
+        <w:t xml:space="preserve">joint </w:t>
+      </w:r>
+      <w:r>
+        <w:t>officers</w:t>
+      </w:r>
     </w:p>
     <w:p>
       <w:pPr>
         <w:pStyle w:val="Heading2"/>
       </w:pPr>
+      <w:r>
+        <w:t>2018 Jan–2018 May</w:t>
+      </w:r>
+      <w:r>
+        <w:tab/>
+      </w:r>
+      <w:r>
+        <w:t xml:space="preserve">AS 222 </w:t>
+      </w:r>
+      <w:r>
+        <w:t>Course Director</w:t>
+      </w:r>
+      <w:r>
+        <w:t>,</w:t>
+      </w:r>
+      <w:r>
+        <w:t xml:space="preserve"> AFROTC Detachment 595</w:t>
+      </w:r>
+      <w:r>
+        <w:t xml:space="preserve">, </w:t>
+      </w:r>
+      <w:r>
+        <w:t>NC State University, Raleigh, NC</w:t>
+      </w:r>
+    </w:p>
+    <w:p>
+      <w:r>
+        <w:t>Taught spring semester sophomore ROTC leadership</w:t>
+      </w:r>
+      <w:r>
+        <w:t xml:space="preserve"> </w:t>
+      </w:r>
+      <w:r>
+        <w:t>Team &amp; Leadership Fundamentals</w:t>
+      </w:r>
+      <w:r>
+        <w:t xml:space="preserve"> </w:t>
+      </w:r>
+      <w:r>
+        <w:t xml:space="preserve">class </w:t>
+      </w:r>
+      <w:r>
+        <w:t xml:space="preserve">to 27 cadets at the request of the Det commander. </w:t>
+      </w:r>
+      <w:r>
+        <w:t>P</w:t>
+      </w:r>
+      <w:r>
+        <w:t>repare</w:t>
+      </w:r>
+      <w:r>
+        <w:t>d</w:t>
+      </w:r>
+      <w:r>
+        <w:t xml:space="preserve"> cadets to put leadership concepts into practice at field training.  </w:t>
+      </w:r>
+    </w:p>
+    <w:p>
+      <w:pPr>
+        <w:pStyle w:val="Heading1"/>
+      </w:pPr>
+      <w:r>
+        <w:lastRenderedPageBreak/>
+        <w:t>Engineering education experience</w:t>
+      </w:r>
     </w:p>
     <w:p>
       <w:pPr>
         <w:pStyle w:val="Heading2"/>
       </w:pPr>
       <w:r>
-        <w:t>2018 Jan–2018 May</w:t>
+        <w:t>2022–present</w:t>
       </w:r>
       <w:r>
         <w:tab/>
-        <w:t>Course Director, AS 222: Team and Leadership Fundamentals II</w:t>
-      </w:r>
-      <w:r>
-        <w:br/>
-        <w:t>AFROTC Detachment 595</w:t>
+      </w:r>
+      <w:r>
+        <w:t>Assistant Professor</w:t>
+      </w:r>
+      <w:r>
+        <w:t xml:space="preserve">, </w:t>
+      </w:r>
+      <w:r>
+        <w:t>Department of Astronautics</w:t>
+      </w:r>
+      <w:r>
+        <w:t xml:space="preserve">, </w:t>
+      </w:r>
+      <w:r>
+        <w:t>USAF Academy</w:t>
+      </w:r>
+      <w:r>
+        <w:t xml:space="preserve"> </w:t>
+      </w:r>
+      <w:r>
+        <w:t>CO</w:t>
+      </w:r>
+    </w:p>
+    <w:p>
+      <w:pPr>
+        <w:pStyle w:val="Heading3"/>
+      </w:pPr>
+      <w:r>
+        <w:t>Course Director, Astro 331 Space Systems Engineering</w:t>
+      </w:r>
+    </w:p>
+    <w:p>
+      <w:r>
+        <w:t>Directed intermediate lab-based space systems engineering course</w:t>
+      </w:r>
+      <w:r>
+        <w:t xml:space="preserve"> </w:t>
+      </w:r>
+      <w:r>
+        <w:t>teaching</w:t>
+      </w:r>
+      <w:r>
+        <w:t xml:space="preserve"> </w:t>
+      </w:r>
+      <w:r>
+        <w:t>fluency in</w:t>
+      </w:r>
+      <w:r>
+        <w:t xml:space="preserve"> system-level design issues and</w:t>
+      </w:r>
+      <w:r>
+        <w:t xml:space="preserve"> all major spacecraft </w:t>
+      </w:r>
+      <w:r>
+        <w:t>subsystems</w:t>
+      </w:r>
+      <w:r>
+        <w:t xml:space="preserve"> through assembly and operation of a </w:t>
+      </w:r>
+      <w:r>
+        <w:t>breadboard-based spacecraft analog</w:t>
+      </w:r>
+      <w:r>
+        <w:t xml:space="preserve">. Transitioned lab curriculum to </w:t>
+      </w:r>
+      <w:r>
+        <w:t xml:space="preserve">use sustainable </w:t>
+      </w:r>
+      <w:r>
+        <w:t>commodity hardware</w:t>
+      </w:r>
+      <w:r>
+        <w:t xml:space="preserve">. </w:t>
+      </w:r>
+    </w:p>
+    <w:p>
+      <w:pPr>
+        <w:pStyle w:val="Heading3"/>
+      </w:pPr>
+      <w:r>
+        <w:t xml:space="preserve">Course Director, Astro 201 Tech. Skills for Astro/Engr </w:t>
+      </w:r>
+      <w:r>
+        <w:t>495</w:t>
+      </w:r>
+      <w:r>
+        <w:t xml:space="preserve"> </w:t>
+      </w:r>
+      <w:r>
+        <w:t>Tech</w:t>
+      </w:r>
+      <w:r>
+        <w:t>.</w:t>
+      </w:r>
+      <w:r>
+        <w:t xml:space="preserve"> Skills</w:t>
+      </w:r>
+      <w:r>
+        <w:t xml:space="preserve"> &amp;</w:t>
+      </w:r>
+      <w:r>
+        <w:t xml:space="preserve"> Tech.</w:t>
+      </w:r>
+      <w:r>
+        <w:t xml:space="preserve"> Comm</w:t>
+      </w:r>
+      <w:r>
+        <w:t>.</w:t>
+      </w:r>
+      <w:r>
+        <w:t xml:space="preserve"> for Engineers</w:t>
+      </w:r>
+    </w:p>
+    <w:p>
+      <w:r>
+        <w:t xml:space="preserve">Developed course introducing key skills and tools for Astro majors, and incorporated instruction in technical communication to address an externally-identified educational shortfall in the major. </w:t>
+      </w:r>
+      <w:r>
+        <w:t xml:space="preserve">Course is on track for Fall 2026 inclusion in USAFA COI as a requirement for two engineering majors. </w:t>
+      </w:r>
+    </w:p>
+    <w:p>
+      <w:pPr>
+        <w:pStyle w:val="Heading3"/>
+      </w:pPr>
+      <w:r>
+        <w:t>Instructor, Astro 310 Engineering Principles of Space Warfighting</w:t>
+      </w:r>
+    </w:p>
+    <w:p>
+      <w:r>
+        <w:t xml:space="preserve">Assisted Department-wide update of curriculum to include space warfighting topics in course required for all USAFA graduates. </w:t>
+      </w:r>
+    </w:p>
+    <w:p>
+      <w:pPr>
+        <w:pStyle w:val="Heading3"/>
+      </w:pPr>
+      <w:r>
+        <w:t>Director of Assessments</w:t>
+      </w:r>
+    </w:p>
+    <w:p>
+      <w:r>
+        <w:t>Maintained</w:t>
+      </w:r>
+      <w:r>
+        <w:t xml:space="preserve"> department assessment program supporting continuous improvement and periodic ABET accreditation. Supported 2022 Engineering Program Advisory Council. Performed mid-cycle ABET self-assessment</w:t>
+      </w:r>
+      <w:r>
+        <w:t>. I</w:t>
+      </w:r>
+      <w:r>
+        <w:t xml:space="preserve">dentified and filled gaps in department assessment program. </w:t>
+      </w:r>
+    </w:p>
+    <w:p>
+      <w:pPr>
+        <w:pStyle w:val="Heading2"/>
+      </w:pPr>
+      <w:r>
+        <w:t>2014–2016 Assistant Professor</w:t>
+      </w:r>
+      <w:r>
+        <w:t xml:space="preserve">, </w:t>
+      </w:r>
+      <w:r>
+        <w:t>Department of Astronautics</w:t>
+      </w:r>
+      <w:r>
+        <w:t xml:space="preserve">, </w:t>
+      </w:r>
+      <w:r>
+        <w:t>USAF Academy</w:t>
+      </w:r>
+      <w:r>
+        <w:t xml:space="preserve"> </w:t>
+      </w:r>
+      <w:r>
+        <w:t>CO</w:t>
+      </w:r>
+    </w:p>
+    <w:p>
+      <w:pPr>
+        <w:pStyle w:val="Heading3"/>
+      </w:pPr>
+      <w:r>
+        <w:t xml:space="preserve">Course Director, </w:t>
+      </w:r>
+      <w:r>
+        <w:t>Astro 321: Intermed</w:t>
+      </w:r>
+      <w:r>
+        <w:t>.</w:t>
+      </w:r>
+      <w:r>
+        <w:t xml:space="preserve"> Astro</w:t>
+      </w:r>
+      <w:r>
+        <w:t>dynami</w:t>
+      </w:r>
+      <w:r>
+        <w:t>cs</w:t>
+      </w:r>
+    </w:p>
+    <w:p>
+      <w:r>
+        <w:t>Instructed intermediate course in orbit mechanics</w:t>
+      </w:r>
+      <w:r>
+        <w:t xml:space="preserve"> including </w:t>
+      </w:r>
+      <w:r>
+        <w:t xml:space="preserve">orbit determination, maneuvers, perturbations, and rendezvous and proximity operations, as well as programming skills to perform these operations at scale. </w:t>
+      </w:r>
+    </w:p>
+    <w:p>
+      <w:pPr>
+        <w:pStyle w:val="Heading3"/>
+      </w:pPr>
+      <w:r>
+        <w:t>Course Director, Astro 310: Intr</w:t>
+      </w:r>
+      <w:r>
+        <w:t>o</w:t>
+      </w:r>
+      <w:r>
+        <w:t xml:space="preserve"> to Astro</w:t>
+      </w:r>
+      <w:r>
+        <w:t>nautical Engineering</w:t>
+      </w:r>
+    </w:p>
+    <w:p>
+      <w:r>
+        <w:t>Directed introductory astrodynamics</w:t>
+      </w:r>
+      <w:r>
+        <w:t xml:space="preserve"> course</w:t>
+      </w:r>
+      <w:r>
+        <w:t xml:space="preserve">, including orbital mechanics, spacecraft systems, and rocket propulsion. Required for all Air Force Academy cadets. </w:t>
+      </w:r>
+      <w:r>
+        <w:rPr>
+          <w:rFonts w:eastAsiaTheme="minorHAnsi"/>
+        </w:rPr>
+        <w:t>T</w:t>
+      </w:r>
+      <w:r>
+        <w:rPr>
+          <w:rFonts w:eastAsiaTheme="minorHAnsi"/>
+        </w:rPr>
+        <w:t>rained</w:t>
+      </w:r>
+      <w:r>
+        <w:rPr>
+          <w:rFonts w:eastAsiaTheme="minorHAnsi"/>
+        </w:rPr>
+        <w:t xml:space="preserve"> incoming</w:t>
+      </w:r>
+      <w:r>
+        <w:rPr>
+          <w:rFonts w:eastAsiaTheme="minorHAnsi"/>
+        </w:rPr>
+        <w:t xml:space="preserve"> faculty</w:t>
+      </w:r>
+      <w:r>
+        <w:rPr>
+          <w:rFonts w:eastAsiaTheme="minorHAnsi"/>
+        </w:rPr>
+        <w:t xml:space="preserve"> before their first teaching semester. </w:t>
+      </w:r>
+    </w:p>
+    <w:p>
+      <w:pPr>
+        <w:pStyle w:val="Heading3"/>
+      </w:pPr>
+      <w:r>
+        <w:t>Instructor, EM 320: Dynamics</w:t>
+      </w:r>
+    </w:p>
+    <w:p>
+      <w:r>
+        <w:t>Instructed introductory dynamics, covering k</w:t>
+      </w:r>
+      <w:r>
+        <w:t xml:space="preserve">inematic and kinetic analysis of particles and rigid bodies, as </w:t>
+      </w:r>
+      <w:r>
+        <w:t xml:space="preserve">well as an introduction to mechanical vibrations of simple systems. Required for all Aeronautical, Astronautical, and Mechanical Engineering Majors. </w:t>
+      </w:r>
+    </w:p>
+    <w:p>
+      <w:pPr>
+        <w:pStyle w:val="Heading3"/>
+      </w:pPr>
+      <w:r>
+        <w:t>Engineering Division Executive Officer</w:t>
+      </w:r>
+    </w:p>
+    <w:p>
+      <w:pPr>
+        <w:pStyle w:val="Heading1"/>
+      </w:pPr>
+      <w:r>
+        <w:t>Other Professional experience</w:t>
+      </w:r>
+    </w:p>
+    <w:p>
+      <w:pPr>
+        <w:pStyle w:val="Heading2"/>
+      </w:pPr>
+      <w:r>
+        <w:t>201</w:t>
+      </w:r>
+      <w:r>
+        <w:t>2</w:t>
+      </w:r>
+      <w:r>
+        <w:t xml:space="preserve">–2014 </w:t>
       </w:r>
       <w:r>
         <w:tab/>
-        <w:t>NC State University, Raleigh, NC</w:t>
-      </w:r>
-    </w:p>
-    <w:p>
-      <w:r>
-        <w:t xml:space="preserve">Taught spring semester sophomore-level ROTC leadership class to 27 students/cadets at the request of the Det commander while completing a PhD at NCSU. Topics include AF history and personal and team leadership skills. Course prepares students/cadets to put leadership concepts into practice at field training.  </w:t>
+      </w:r>
+      <w:r>
+        <w:t>SBIRS System Test Engineer, I</w:t>
+      </w:r>
+      <w:r>
+        <w:t>nfrared Space Systems Directorate</w:t>
+      </w:r>
+      <w:r>
+        <w:t xml:space="preserve">, </w:t>
+      </w:r>
+      <w:r>
+        <w:t>Los Angeles CA</w:t>
+      </w:r>
+    </w:p>
+    <w:p>
+      <w:r>
+        <w:t>O</w:t>
+      </w:r>
+      <w:r>
+        <w:t xml:space="preserve">versaw system test for SBIRS missile warning system, including pre- and post-launch checkouts for three </w:t>
+      </w:r>
+      <w:r>
+        <w:t>spacecraft</w:t>
+      </w:r>
+      <w:r>
+        <w:t xml:space="preserve">. </w:t>
+      </w:r>
+      <w:r>
+        <w:t>T</w:t>
+      </w:r>
+      <w:r>
+        <w:t xml:space="preserve">esting led to successful completion of a major in-place </w:t>
+      </w:r>
+      <w:r>
+        <w:t xml:space="preserve">ground system </w:t>
+      </w:r>
+      <w:r>
+        <w:t>upgrade with no downtime.</w:t>
+      </w:r>
+      <w:r>
+        <w:t xml:space="preserve"> </w:t>
+      </w:r>
+      <w:r>
+        <w:t>C</w:t>
+      </w:r>
+      <w:r>
+        <w:t xml:space="preserve">ompiled and edited biennial update to the Congressionally-mandated </w:t>
+      </w:r>
+      <w:r>
+        <w:t>Test and Evaluation Master Plan</w:t>
+      </w:r>
+      <w:r>
+        <w:t>, including coordination</w:t>
+      </w:r>
+      <w:r>
+        <w:t xml:space="preserve"> with external agencies for </w:t>
+      </w:r>
+      <w:r>
+        <w:t xml:space="preserve">OSD </w:t>
+      </w:r>
+      <w:r>
+        <w:t>approval</w:t>
+      </w:r>
+      <w:r>
+        <w:t>.</w:t>
+      </w:r>
+    </w:p>
+    <w:p>
+      <w:pPr>
+        <w:pStyle w:val="Heading2"/>
+      </w:pPr>
+      <w:r>
+        <w:t>201</w:t>
+      </w:r>
+      <w:r>
+        <w:t>1</w:t>
+      </w:r>
+      <w:r>
+        <w:t>–201</w:t>
+      </w:r>
+      <w:r>
+        <w:t>2</w:t>
+      </w:r>
+      <w:r>
+        <w:t xml:space="preserve"> </w:t>
+      </w:r>
+      <w:r>
+        <w:tab/>
+      </w:r>
+      <w:r>
+        <w:t>DSP Orbital Operations Officer</w:t>
+      </w:r>
+      <w:r>
+        <w:t>, Infrared Space Systems Directorate, Los Angeles CA</w:t>
+      </w:r>
+    </w:p>
+    <w:p>
+      <w:pPr>
+        <w:rPr>
+          <w:rFonts w:eastAsiaTheme="minorHAnsi"/>
+        </w:rPr>
+      </w:pPr>
+      <w:r>
+        <w:rPr>
+          <w:rFonts w:eastAsiaTheme="minorHAnsi"/>
+        </w:rPr>
+        <w:t>O</w:t>
+      </w:r>
+      <w:r>
+        <w:rPr>
+          <w:rFonts w:eastAsiaTheme="minorHAnsi"/>
+        </w:rPr>
+        <w:t xml:space="preserve">versaw execution </w:t>
+      </w:r>
+      <w:r>
+        <w:rPr>
+          <w:rFonts w:eastAsiaTheme="minorHAnsi"/>
+        </w:rPr>
+        <w:t xml:space="preserve">&amp; renegotiation of </w:t>
+      </w:r>
+      <w:r>
+        <w:rPr>
+          <w:rFonts w:eastAsiaTheme="minorHAnsi"/>
+        </w:rPr>
+        <w:t>ongoing factory support</w:t>
+      </w:r>
+      <w:r>
+        <w:rPr>
+          <w:rFonts w:eastAsiaTheme="minorHAnsi"/>
+        </w:rPr>
+        <w:t xml:space="preserve"> contract</w:t>
+      </w:r>
+      <w:r>
+        <w:rPr>
+          <w:rFonts w:eastAsiaTheme="minorHAnsi"/>
+        </w:rPr>
+        <w:t xml:space="preserve"> provid</w:t>
+      </w:r>
+      <w:r>
+        <w:rPr>
+          <w:rFonts w:eastAsiaTheme="minorHAnsi"/>
+        </w:rPr>
+        <w:t xml:space="preserve">ing </w:t>
+      </w:r>
+      <w:r>
+        <w:rPr>
+          <w:rFonts w:eastAsiaTheme="minorHAnsi"/>
+        </w:rPr>
+        <w:t xml:space="preserve">manufacturer expertise for DSP missile warning </w:t>
+      </w:r>
+      <w:r>
+        <w:rPr>
+          <w:rFonts w:eastAsiaTheme="minorHAnsi"/>
+        </w:rPr>
+        <w:t>operators, enabling</w:t>
+      </w:r>
+      <w:r>
+        <w:rPr>
+          <w:rFonts w:eastAsiaTheme="minorHAnsi"/>
+        </w:rPr>
+        <w:t xml:space="preserve"> continuous global missile warning. Contractor activities included training all incoming personnel, anomaly resolution, and spacecraft health monitoring.</w:t>
+      </w:r>
+    </w:p>
+    <w:p>
+      <w:pPr>
+        <w:pStyle w:val="Heading2"/>
+        <w:tabs>
+          <w:tab w:val="left" w:pos="5748"/>
+        </w:tabs>
+      </w:pPr>
+      <w:r>
+        <w:lastRenderedPageBreak/>
+        <w:t>2008–2009</w:t>
+      </w:r>
+      <w:r>
+        <w:tab/>
+        <w:t xml:space="preserve">Rocket Sled Test Engineer, </w:t>
+      </w:r>
+      <w:r>
+        <w:t>846 Test Squadron</w:t>
+      </w:r>
+      <w:r>
+        <w:t xml:space="preserve">, </w:t>
+      </w:r>
+      <w:r>
+        <w:t>Holloman AFB NM</w:t>
+      </w:r>
+    </w:p>
+    <w:p>
+      <w:pPr>
+        <w:rPr>
+          <w:rFonts w:eastAsiaTheme="minorHAnsi"/>
+        </w:rPr>
+      </w:pPr>
+      <w:r>
+        <w:rPr>
+          <w:rFonts w:eastAsiaTheme="minorHAnsi"/>
+        </w:rPr>
+        <w:t>Analyzed</w:t>
+      </w:r>
+      <w:r>
+        <w:rPr>
+          <w:rFonts w:eastAsiaTheme="minorHAnsi"/>
+        </w:rPr>
+        <w:t xml:space="preserve"> rocket sled test profiles at </w:t>
+      </w:r>
+      <w:r>
+        <w:rPr>
+          <w:rFonts w:eastAsiaTheme="minorHAnsi"/>
+        </w:rPr>
+        <w:t xml:space="preserve">Holloman High Speed Test Track. </w:t>
+      </w:r>
+      <w:r>
+        <w:rPr>
+          <w:rFonts w:eastAsiaTheme="minorHAnsi"/>
+        </w:rPr>
+        <w:t>R</w:t>
+      </w:r>
+      <w:r>
+        <w:rPr>
+          <w:rFonts w:eastAsiaTheme="minorHAnsi"/>
+        </w:rPr>
+        <w:t xml:space="preserve">esponsible for </w:t>
+      </w:r>
+      <w:r>
+        <w:rPr>
+          <w:rFonts w:eastAsiaTheme="minorHAnsi"/>
+        </w:rPr>
+        <w:t>sled structural margins, a</w:t>
+      </w:r>
+      <w:r>
+        <w:rPr>
+          <w:rFonts w:eastAsiaTheme="minorHAnsi"/>
+        </w:rPr>
+        <w:t>cceleration profiles</w:t>
+      </w:r>
+      <w:r>
+        <w:rPr>
+          <w:rFonts w:eastAsiaTheme="minorHAnsi"/>
+        </w:rPr>
+        <w:t>,</w:t>
+      </w:r>
+      <w:r>
+        <w:rPr>
+          <w:rFonts w:eastAsiaTheme="minorHAnsi"/>
+        </w:rPr>
+        <w:t xml:space="preserve"> and rocket staging. </w:t>
+      </w:r>
+      <w:r>
+        <w:rPr>
+          <w:rFonts w:eastAsiaTheme="minorHAnsi"/>
+        </w:rPr>
+        <w:t>C</w:t>
+      </w:r>
+      <w:r>
+        <w:rPr>
+          <w:rFonts w:eastAsiaTheme="minorHAnsi"/>
+        </w:rPr>
+        <w:t>oordinat</w:t>
+      </w:r>
+      <w:r>
+        <w:rPr>
+          <w:rFonts w:eastAsiaTheme="minorHAnsi"/>
+        </w:rPr>
+        <w:t>ed</w:t>
+      </w:r>
+      <w:r>
+        <w:rPr>
+          <w:rFonts w:eastAsiaTheme="minorHAnsi"/>
+        </w:rPr>
+        <w:t xml:space="preserve"> with program managers, in-house shops, track operators</w:t>
+      </w:r>
+      <w:r>
+        <w:rPr>
+          <w:rFonts w:eastAsiaTheme="minorHAnsi"/>
+        </w:rPr>
+        <w:t>. R</w:t>
+      </w:r>
+      <w:r>
+        <w:rPr>
+          <w:rFonts w:eastAsiaTheme="minorHAnsi"/>
+        </w:rPr>
+        <w:t xml:space="preserve">evived dormant squadron capability to </w:t>
+      </w:r>
+      <w:r>
+        <w:rPr>
+          <w:rFonts w:eastAsiaTheme="minorHAnsi"/>
+        </w:rPr>
+        <w:t>fire</w:t>
+      </w:r>
+      <w:r>
+        <w:rPr>
+          <w:rFonts w:eastAsiaTheme="minorHAnsi"/>
+        </w:rPr>
+        <w:t xml:space="preserve"> captive Stinger missiles</w:t>
+      </w:r>
+      <w:r>
+        <w:rPr>
+          <w:rFonts w:eastAsiaTheme="minorHAnsi"/>
+        </w:rPr>
+        <w:t xml:space="preserve">, </w:t>
+      </w:r>
+      <w:r>
+        <w:rPr>
+          <w:rFonts w:eastAsiaTheme="minorHAnsi"/>
+        </w:rPr>
+        <w:t>provid</w:t>
+      </w:r>
+      <w:r>
+        <w:rPr>
+          <w:rFonts w:eastAsiaTheme="minorHAnsi"/>
+        </w:rPr>
+        <w:t>ing</w:t>
+      </w:r>
+      <w:r>
+        <w:rPr>
+          <w:rFonts w:eastAsiaTheme="minorHAnsi"/>
+        </w:rPr>
+        <w:t xml:space="preserve"> accurate threat profiles for </w:t>
+      </w:r>
+      <w:r>
+        <w:rPr>
+          <w:rFonts w:eastAsiaTheme="minorHAnsi"/>
+        </w:rPr>
+        <w:t xml:space="preserve">final operational checkout of </w:t>
+      </w:r>
+      <w:r>
+        <w:rPr>
+          <w:rFonts w:eastAsiaTheme="minorHAnsi"/>
+        </w:rPr>
+        <w:t xml:space="preserve">CH-47 countermeasure system before fleet-wide deployment. </w:t>
+      </w:r>
+      <w:r>
+        <w:rPr>
+          <w:rFonts w:eastAsiaTheme="minorHAnsi"/>
+        </w:rPr>
+        <w:t xml:space="preserve"> </w:t>
+      </w:r>
+    </w:p>
+    <w:p>
+      <w:pPr>
+        <w:pStyle w:val="Heading2"/>
+      </w:pPr>
+      <w:r>
+        <w:t>2006</w:t>
+      </w:r>
+      <w:r>
+        <w:t>–</w:t>
+      </w:r>
+      <w:r>
+        <w:t>2008</w:t>
+      </w:r>
+      <w:r>
+        <w:tab/>
+        <w:t xml:space="preserve">Flight Test Engineer, </w:t>
+      </w:r>
+      <w:r>
+        <w:t>586 Flight Test Squadron</w:t>
+      </w:r>
+      <w:r>
+        <w:t xml:space="preserve">, </w:t>
+      </w:r>
+      <w:r>
+        <w:t>Holloman AFB</w:t>
+      </w:r>
+      <w:r>
+        <w:t xml:space="preserve"> N</w:t>
+      </w:r>
+      <w:r>
+        <w:t>M</w:t>
+      </w:r>
+    </w:p>
+    <w:p>
+      <w:r>
+        <w:t xml:space="preserve">Performed advanced avionics flight test and test support using highly-modified T-38B and C-12J aircraft. </w:t>
+      </w:r>
+      <w:r>
+        <w:t>These aircraft were used to both carry test equipment and serve as targets for urgent DOD priority missions.</w:t>
+      </w:r>
+      <w:r>
+        <w:t xml:space="preserve"> P</w:t>
+      </w:r>
+      <w:r>
+        <w:t>lanned photo</w:t>
+      </w:r>
+      <w:r>
+        <w:t>/safety</w:t>
+      </w:r>
+      <w:r>
+        <w:t xml:space="preserve"> chase for the final pre-deployment test of JASSM</w:t>
+      </w:r>
+      <w:r>
+        <w:t>-ER</w:t>
+      </w:r>
+      <w:r>
+        <w:t xml:space="preserve">, which verified safe </w:t>
+      </w:r>
+      <w:r>
+        <w:t xml:space="preserve">missile </w:t>
+      </w:r>
+      <w:r>
+        <w:t xml:space="preserve">separation and </w:t>
+      </w:r>
+      <w:r>
+        <w:t xml:space="preserve">a </w:t>
+      </w:r>
+      <w:r>
+        <w:t xml:space="preserve">successful 500+ mile flight. </w:t>
+      </w:r>
+      <w:r>
+        <w:t>C</w:t>
+      </w:r>
+      <w:r>
+        <w:t>oordinated final pre-delivery test of Iraq’s first air-to-ground missile capability—Hellfire missiles launched from a Cessna Caravan.</w:t>
       </w:r>
     </w:p>
     <w:p>
@@ -401,7 +1447,7 @@
         <w:pStyle w:val="Heading1"/>
       </w:pPr>
       <w:r>
-        <w:t>Engineering education experience</w:t>
+        <w:t>Publications</w:t>
       </w:r>
     </w:p>
     <w:p>
@@ -409,775 +1455,7 @@
         <w:pStyle w:val="Heading2"/>
       </w:pPr>
       <w:r>
-        <w:t>2022–present</w:t>
-      </w:r>
-      <w:r>
-        <w:tab/>
-      </w:r>
-      <w:r>
-        <w:t>Assistant Professor</w:t>
-      </w:r>
-      <w:r>
-        <w:br/>
-      </w:r>
-      <w:r>
-        <w:t>Department of Astronautics</w:t>
-      </w:r>
-      <w:r>
-        <w:t xml:space="preserve">, </w:t>
-      </w:r>
-      <w:r>
-        <w:t>USAF Academy</w:t>
-      </w:r>
-      <w:r>
-        <w:t xml:space="preserve"> </w:t>
-      </w:r>
-      <w:r>
-        <w:t>CO</w:t>
-      </w:r>
-    </w:p>
-    <w:p>
-      <w:pPr>
-        <w:pStyle w:val="Heading3"/>
-      </w:pPr>
-      <w:r>
-        <w:t>Course Director, Astro 331 Space Systems Engineering</w:t>
-      </w:r>
-    </w:p>
-    <w:p>
-      <w:r>
-        <w:t>Directed intermediate lab-based space systems engineering course</w:t>
-      </w:r>
-      <w:r>
-        <w:t xml:space="preserve"> providing </w:t>
-      </w:r>
-      <w:r>
-        <w:t>gain fluency in</w:t>
-      </w:r>
-      <w:r>
-        <w:t xml:space="preserve"> </w:t>
-      </w:r>
-      <w:r>
-        <w:t>system-level design issues</w:t>
-      </w:r>
-      <w:r>
-        <w:t xml:space="preserve"> and</w:t>
-      </w:r>
-      <w:r>
-        <w:t xml:space="preserve"> all major spacecraft </w:t>
-      </w:r>
-      <w:r>
-        <w:t>subsystems. Transitioned lab curriculum to a sustainable</w:t>
-      </w:r>
-      <w:r>
-        <w:t xml:space="preserve"> </w:t>
-      </w:r>
-      <w:r>
-        <w:t>experienc</w:t>
-      </w:r>
-      <w:r>
-        <w:t>e based on commodity hardware</w:t>
-      </w:r>
-      <w:r>
-        <w:t xml:space="preserve">. </w:t>
-      </w:r>
-      <w:r>
-        <w:t>Students</w:t>
-      </w:r>
-      <w:r>
-        <w:t xml:space="preserve"> build a breadboard-based spacecraft analog and perform lab experiments to reinforce learning. </w:t>
-      </w:r>
-    </w:p>
-    <w:p>
-      <w:pPr>
-        <w:pStyle w:val="Heading3"/>
-      </w:pPr>
-      <w:r>
-        <w:t xml:space="preserve">Course Director, Astro 201 Tech. Skills for Astro/Engr </w:t>
-      </w:r>
-      <w:r>
-        <w:t>495</w:t>
-      </w:r>
-      <w:r>
-        <w:t xml:space="preserve"> </w:t>
-      </w:r>
-      <w:r>
-        <w:t>Tech</w:t>
-      </w:r>
-      <w:r>
-        <w:t>.</w:t>
-      </w:r>
-      <w:r>
-        <w:t xml:space="preserve"> Skills</w:t>
-      </w:r>
-      <w:r>
-        <w:t xml:space="preserve"> &amp;</w:t>
-      </w:r>
-      <w:r>
-        <w:t xml:space="preserve"> Comm</w:t>
-      </w:r>
-      <w:r>
-        <w:t>.</w:t>
-      </w:r>
-      <w:r>
-        <w:t xml:space="preserve"> for Engineers</w:t>
-      </w:r>
-    </w:p>
-    <w:p>
-      <w:r>
-        <w:t xml:space="preserve">Developed course introducing key skills and tools for Astro majors, and incorporated instruction in technical communication to address an </w:t>
-      </w:r>
-      <w:proofErr w:type="gramStart"/>
-      <w:r>
-        <w:t>externally-identified</w:t>
-      </w:r>
-      <w:proofErr w:type="gramEnd"/>
-      <w:r>
-        <w:t xml:space="preserve"> educational shortfall in the major. </w:t>
-      </w:r>
-    </w:p>
-    <w:p>
-      <w:pPr>
-        <w:pStyle w:val="Heading3"/>
-      </w:pPr>
-      <w:r>
-        <w:t>Instructor, Astro 310 Engineering Principles of Space Warfighting</w:t>
-      </w:r>
-    </w:p>
-    <w:p>
-      <w:r>
-        <w:t xml:space="preserve">Assisted Department-wide update of curriculum to include space warfighting topics in course required for all USAFA graduates. </w:t>
-      </w:r>
-    </w:p>
-    <w:p>
-      <w:pPr>
-        <w:pStyle w:val="Heading3"/>
-      </w:pPr>
-      <w:r>
-        <w:t>Director of Assessments</w:t>
-      </w:r>
-      <w:r>
-        <w:tab/>
-        <w:t>2022 Aug–Present</w:t>
-      </w:r>
-    </w:p>
-    <w:p>
-      <w:r>
-        <w:t>Maintained</w:t>
-      </w:r>
-      <w:r>
-        <w:t xml:space="preserve"> department assessment program supporting continuous improvement and periodic ABET accreditation. Supported 2022 Engineering Program Advisory Council. Performed mid-cycle ABET self-assessment; identified and filled minor gaps in department assessment program. </w:t>
-      </w:r>
-    </w:p>
-    <w:p>
-      <w:pPr>
-        <w:pStyle w:val="Heading2"/>
-      </w:pPr>
-      <w:r>
-        <w:t>2014–2016 Assistant Professor</w:t>
-      </w:r>
-      <w:r>
-        <w:br/>
-      </w:r>
-      <w:r>
-        <w:t>Department of Astronautics</w:t>
-      </w:r>
-      <w:r>
-        <w:t xml:space="preserve">, </w:t>
-      </w:r>
-      <w:r>
-        <w:t>USAF Academy</w:t>
-      </w:r>
-      <w:r>
-        <w:t xml:space="preserve"> </w:t>
-      </w:r>
-      <w:r>
-        <w:t>CO</w:t>
-      </w:r>
-    </w:p>
-    <w:p>
-      <w:pPr>
-        <w:pStyle w:val="Heading3"/>
-      </w:pPr>
-      <w:r>
-        <w:t xml:space="preserve">Course Director, </w:t>
-      </w:r>
-      <w:r>
-        <w:t>Astro 321: Intermed</w:t>
-      </w:r>
-      <w:r>
-        <w:t>.</w:t>
-      </w:r>
-      <w:r>
-        <w:t xml:space="preserve"> Astro</w:t>
-      </w:r>
-      <w:r>
-        <w:t>dynami</w:t>
-      </w:r>
-      <w:r>
-        <w:t>cs</w:t>
-      </w:r>
-    </w:p>
-    <w:p>
-      <w:r>
-        <w:t xml:space="preserve">Instructed intermediate course in orbit mechanics. Students gain familiarity with orbital mechanics including orbit determination, maneuvers, perturbations, and rendezvous and proximity operations, as well as programming skills to perform these operations at scale. </w:t>
-      </w:r>
-    </w:p>
-    <w:p>
-      <w:pPr>
-        <w:pStyle w:val="Heading3"/>
-      </w:pPr>
-      <w:r>
-        <w:t>Course Director, Astro 310: Intr</w:t>
-      </w:r>
-      <w:r>
-        <w:t>o</w:t>
-      </w:r>
-      <w:r>
-        <w:t xml:space="preserve"> to Astro</w:t>
-      </w:r>
-      <w:r>
-        <w:t>nautical Engineering</w:t>
-      </w:r>
-    </w:p>
-    <w:p>
-      <w:r>
-        <w:t xml:space="preserve">Directed introductory astrodynamics, including orbital mechanics, spacecraft systems, and rocket propulsion. Required for all Air Force Academy cadets. </w:t>
-      </w:r>
-    </w:p>
-    <w:p>
-      <w:pPr>
-        <w:pStyle w:val="Heading3"/>
-      </w:pPr>
-      <w:r>
-        <w:t>Instructor, EM 320: Dynamics</w:t>
-      </w:r>
-    </w:p>
-    <w:p>
-      <w:r>
-        <w:t>Instructed introductory dynamics, covering k</w:t>
-      </w:r>
-      <w:r>
-        <w:t xml:space="preserve">inematic and kinetic analysis of particles and rigid bodies, as </w:t>
-      </w:r>
-      <w:r>
-        <w:t xml:space="preserve">well as an introduction to mechanical vibrations of simple systems. Required for all Aeronautical, Astronautical, and Mechanical Engineering Majors. </w:t>
-      </w:r>
-    </w:p>
-    <w:p>
-      <w:pPr>
-        <w:pStyle w:val="Heading3"/>
-      </w:pPr>
-      <w:r>
-        <w:lastRenderedPageBreak/>
-        <w:t>Engineering Division Executive Officer</w:t>
-      </w:r>
-    </w:p>
-    <w:p>
-      <w:r>
-        <w:rPr>
-          <w:rFonts w:eastAsiaTheme="minorHAnsi"/>
-        </w:rPr>
-        <w:t xml:space="preserve">I taught engineering classes in two academic departments </w:t>
-      </w:r>
-      <w:r>
-        <w:rPr>
-          <w:rFonts w:eastAsiaTheme="minorHAnsi"/>
-        </w:rPr>
-        <w:t xml:space="preserve">(Astronautics and Engineering Mechanics) </w:t>
-      </w:r>
-      <w:r>
-        <w:rPr>
-          <w:rFonts w:eastAsiaTheme="minorHAnsi"/>
-        </w:rPr>
-        <w:t xml:space="preserve">over five semesters, including an astronautics class required for all students. I developed curriculum for three classes as course director. I </w:t>
-      </w:r>
-      <w:r>
-        <w:rPr>
-          <w:rFonts w:eastAsiaTheme="minorHAnsi"/>
-        </w:rPr>
-        <w:t xml:space="preserve">also </w:t>
-      </w:r>
-      <w:r>
-        <w:rPr>
-          <w:rFonts w:eastAsiaTheme="minorHAnsi"/>
-        </w:rPr>
-        <w:t>trained</w:t>
-      </w:r>
-      <w:r>
-        <w:rPr>
-          <w:rFonts w:eastAsiaTheme="minorHAnsi"/>
-        </w:rPr>
-        <w:t xml:space="preserve"> </w:t>
-      </w:r>
-      <w:proofErr w:type="gramStart"/>
-      <w:r>
-        <w:rPr>
-          <w:rFonts w:eastAsiaTheme="minorHAnsi"/>
-        </w:rPr>
-        <w:t>incoming</w:t>
-      </w:r>
-      <w:proofErr w:type="gramEnd"/>
-      <w:r>
-        <w:rPr>
-          <w:rFonts w:eastAsiaTheme="minorHAnsi"/>
-        </w:rPr>
-        <w:t xml:space="preserve"> faculty during summer academics.</w:t>
-      </w:r>
-    </w:p>
-    <w:p>
-      <w:pPr>
-        <w:pStyle w:val="Heading1"/>
-      </w:pPr>
-      <w:r>
-        <w:t>Other Professional experience</w:t>
-      </w:r>
-    </w:p>
-    <w:p>
-      <w:pPr>
-        <w:pStyle w:val="Heading2"/>
-      </w:pPr>
-      <w:r>
-        <w:t xml:space="preserve">2011–2014 </w:t>
-      </w:r>
-      <w:r>
-        <w:tab/>
-        <w:t xml:space="preserve">SBIRS System Test </w:t>
-      </w:r>
-      <w:r>
-        <w:t>Engineer, D</w:t>
-      </w:r>
-      <w:r>
-        <w:t>SP Orbital Operations</w:t>
-      </w:r>
-      <w:r>
-        <w:br/>
-      </w:r>
-      <w:r>
-        <w:t>Infrared Space Systems Directorate</w:t>
-      </w:r>
-      <w:r>
-        <w:t xml:space="preserve">, </w:t>
-      </w:r>
-      <w:r>
-        <w:t>Los Angeles AFB CA</w:t>
-      </w:r>
-    </w:p>
-    <w:p>
-      <w:pPr>
-        <w:pStyle w:val="Heading3"/>
-      </w:pPr>
-      <w:r>
-        <w:t>SBIRS System Test Engineer</w:t>
-      </w:r>
-      <w:r>
-        <w:tab/>
-        <w:t xml:space="preserve">2012 </w:t>
-      </w:r>
-      <w:r>
-        <w:t>Mar</w:t>
-      </w:r>
-      <w:r>
-        <w:t xml:space="preserve"> </w:t>
-      </w:r>
-      <w:r>
-        <w:t xml:space="preserve">–2014 </w:t>
-      </w:r>
-      <w:r>
-        <w:t>May</w:t>
-      </w:r>
-    </w:p>
-    <w:p>
-      <w:r>
-        <w:t xml:space="preserve">I oversaw system test for the SBIRS missile warning system, including pre- and post-launch checkouts for three </w:t>
-      </w:r>
-      <w:r>
-        <w:t>spacecraft</w:t>
-      </w:r>
-      <w:r>
-        <w:t>. This testing led to successful completion of a major in-place upgrade to the SBIRS ground system with no downtime.</w:t>
-      </w:r>
-      <w:r>
-        <w:t xml:space="preserve"> </w:t>
-      </w:r>
-    </w:p>
-    <w:p>
-      <w:r>
-        <w:t xml:space="preserve">I also compiled and edited the biennial update to the Congressionally-mandated system </w:t>
-      </w:r>
-      <w:r>
-        <w:t>Test and Evaluation Master Plan</w:t>
-      </w:r>
-      <w:r>
-        <w:t xml:space="preserve"> and coordinated it with external agencies for approval by the Office of the Secretary of Defense.</w:t>
-      </w:r>
-    </w:p>
-    <w:p>
-      <w:pPr>
-        <w:pStyle w:val="Heading3"/>
-      </w:pPr>
-      <w:r>
-        <w:t>DSP Orbital Operations Officer</w:t>
-      </w:r>
-      <w:r>
-        <w:tab/>
-        <w:t xml:space="preserve">2011 </w:t>
-      </w:r>
-      <w:r>
-        <w:t>Apr</w:t>
-      </w:r>
-      <w:r>
-        <w:t xml:space="preserve">–2012 </w:t>
-      </w:r>
-      <w:r>
-        <w:t>Mar</w:t>
-      </w:r>
-    </w:p>
-    <w:p>
-      <w:pPr>
-        <w:rPr>
-          <w:rFonts w:eastAsiaTheme="minorHAnsi"/>
-        </w:rPr>
-      </w:pPr>
-      <w:r>
-        <w:rPr>
-          <w:rFonts w:eastAsiaTheme="minorHAnsi"/>
-        </w:rPr>
-        <w:t xml:space="preserve">I oversaw execution of </w:t>
-      </w:r>
-      <w:r>
-        <w:rPr>
-          <w:rFonts w:eastAsiaTheme="minorHAnsi"/>
-        </w:rPr>
-        <w:t xml:space="preserve">the </w:t>
-      </w:r>
-      <w:r>
-        <w:rPr>
-          <w:rFonts w:eastAsiaTheme="minorHAnsi"/>
-        </w:rPr>
-        <w:t>ongoing factory support</w:t>
-      </w:r>
-      <w:r>
-        <w:rPr>
-          <w:rFonts w:eastAsiaTheme="minorHAnsi"/>
-        </w:rPr>
-        <w:t xml:space="preserve"> contract</w:t>
-      </w:r>
-      <w:r>
-        <w:rPr>
-          <w:rFonts w:eastAsiaTheme="minorHAnsi"/>
-        </w:rPr>
-        <w:t xml:space="preserve"> which provided vital manufacturer expertise for operators of the DSP missile warning satellite constellation. This support was necessary to provide continuous global missile warning. Contractor activities included training all incoming personnel, anomaly resolution, and spacecraft health monitoring.</w:t>
-      </w:r>
-    </w:p>
-    <w:p>
-      <w:pPr>
-        <w:rPr>
-          <w:rFonts w:eastAsiaTheme="minorHAnsi"/>
-        </w:rPr>
-      </w:pPr>
-      <w:r>
-        <w:rPr>
-          <w:rFonts w:eastAsiaTheme="minorHAnsi"/>
-        </w:rPr>
-        <w:t xml:space="preserve">During this assignment we negotiated </w:t>
-      </w:r>
-      <w:r>
-        <w:rPr>
-          <w:rFonts w:eastAsiaTheme="minorHAnsi"/>
-        </w:rPr>
-        <w:t>a new</w:t>
-      </w:r>
-      <w:r>
-        <w:rPr>
-          <w:rFonts w:eastAsiaTheme="minorHAnsi"/>
-        </w:rPr>
-        <w:t xml:space="preserve"> support contract, ensuring continued coverage while planning for a graceful transition as DSP was replaced with the next generation of missile warning </w:t>
-      </w:r>
-      <w:r>
-        <w:rPr>
-          <w:rFonts w:eastAsiaTheme="minorHAnsi"/>
-        </w:rPr>
-        <w:t>spacecraft</w:t>
-      </w:r>
-      <w:r>
-        <w:rPr>
-          <w:rFonts w:eastAsiaTheme="minorHAnsi"/>
-        </w:rPr>
-        <w:t>. I also provided senior directorate leaders with regular updates on the health of the constellation.</w:t>
-      </w:r>
-    </w:p>
-    <w:p>
-      <w:pPr>
-        <w:pStyle w:val="Heading2"/>
-      </w:pPr>
-      <w:r>
-        <w:t>846 Test Squadron</w:t>
-      </w:r>
-      <w:r>
-        <w:t xml:space="preserve"> </w:t>
-      </w:r>
-      <w:r>
-        <w:tab/>
-        <w:t>Holloman AFB, NM</w:t>
-      </w:r>
-    </w:p>
-    <w:p>
-      <w:pPr>
-        <w:pStyle w:val="Heading3"/>
-      </w:pPr>
-      <w:r>
-        <w:t>Rocket Sled Test Engineer</w:t>
-      </w:r>
-      <w:r>
-        <w:tab/>
-        <w:t xml:space="preserve">2008 </w:t>
-      </w:r>
-      <w:r>
-        <w:t>Sep</w:t>
-      </w:r>
-      <w:r>
-        <w:t xml:space="preserve">–2009 </w:t>
-      </w:r>
-      <w:r>
-        <w:t>Aug</w:t>
-      </w:r>
-    </w:p>
-    <w:p>
-      <w:pPr>
-        <w:rPr>
-          <w:rFonts w:eastAsiaTheme="minorHAnsi"/>
-        </w:rPr>
-      </w:pPr>
-      <w:r>
-        <w:rPr>
-          <w:rFonts w:eastAsiaTheme="minorHAnsi"/>
-        </w:rPr>
-        <w:t xml:space="preserve">Performed Engineering analysis of rocket sled test profiles at </w:t>
-      </w:r>
-      <w:r>
-        <w:rPr>
-          <w:rFonts w:eastAsiaTheme="minorHAnsi"/>
-        </w:rPr>
-        <w:t xml:space="preserve">Holloman High Speed Test Track, the nation’s premier rocket sled track. </w:t>
-      </w:r>
-      <w:r>
-        <w:rPr>
-          <w:rFonts w:eastAsiaTheme="minorHAnsi"/>
-        </w:rPr>
-        <w:t>R</w:t>
-      </w:r>
-      <w:r>
-        <w:rPr>
-          <w:rFonts w:eastAsiaTheme="minorHAnsi"/>
-        </w:rPr>
-        <w:t xml:space="preserve">esponsible for </w:t>
-      </w:r>
-      <w:r>
-        <w:rPr>
-          <w:rFonts w:eastAsiaTheme="minorHAnsi"/>
-        </w:rPr>
-        <w:t>technical</w:t>
-      </w:r>
-      <w:r>
-        <w:rPr>
-          <w:rFonts w:eastAsiaTheme="minorHAnsi"/>
-        </w:rPr>
-        <w:t xml:space="preserve"> </w:t>
-      </w:r>
-      <w:r>
-        <w:rPr>
-          <w:rFonts w:eastAsiaTheme="minorHAnsi"/>
-        </w:rPr>
-        <w:t xml:space="preserve">test </w:t>
-      </w:r>
-      <w:r>
-        <w:rPr>
-          <w:rFonts w:eastAsiaTheme="minorHAnsi"/>
-        </w:rPr>
-        <w:t>details</w:t>
-      </w:r>
-      <w:r>
-        <w:rPr>
-          <w:rFonts w:eastAsiaTheme="minorHAnsi"/>
-        </w:rPr>
-        <w:t xml:space="preserve"> including sled structural margins, a</w:t>
-      </w:r>
-      <w:r>
-        <w:rPr>
-          <w:rFonts w:eastAsiaTheme="minorHAnsi"/>
-        </w:rPr>
-        <w:t>cceleration profiles</w:t>
-      </w:r>
-      <w:r>
-        <w:rPr>
-          <w:rFonts w:eastAsiaTheme="minorHAnsi"/>
-        </w:rPr>
-        <w:t>,</w:t>
-      </w:r>
-      <w:r>
-        <w:rPr>
-          <w:rFonts w:eastAsiaTheme="minorHAnsi"/>
-        </w:rPr>
-        <w:t xml:space="preserve"> and rocket staging. </w:t>
-      </w:r>
-      <w:r>
-        <w:rPr>
-          <w:rFonts w:eastAsiaTheme="minorHAnsi"/>
-        </w:rPr>
-        <w:t>This work</w:t>
-      </w:r>
-      <w:r>
-        <w:rPr>
-          <w:rFonts w:eastAsiaTheme="minorHAnsi"/>
-        </w:rPr>
-        <w:t xml:space="preserve"> required coordination with program managers, in-house fabrication shops, track operators, and support</w:t>
-      </w:r>
-      <w:r>
-        <w:rPr>
-          <w:rFonts w:eastAsiaTheme="minorHAnsi"/>
-        </w:rPr>
-        <w:t xml:space="preserve"> </w:t>
-      </w:r>
-      <w:r>
-        <w:rPr>
-          <w:rFonts w:eastAsiaTheme="minorHAnsi"/>
-        </w:rPr>
-        <w:t>personnel.</w:t>
-      </w:r>
-    </w:p>
-    <w:p>
-      <w:pPr>
-        <w:rPr>
-          <w:rFonts w:eastAsiaTheme="minorHAnsi"/>
-        </w:rPr>
-      </w:pPr>
-      <w:r>
-        <w:rPr>
-          <w:rFonts w:eastAsiaTheme="minorHAnsi"/>
-        </w:rPr>
-        <w:t>During this assignment I revived a dormant squadron capability to launch captive Stinger missiles down the</w:t>
-      </w:r>
-      <w:r>
-        <w:rPr>
-          <w:rFonts w:eastAsiaTheme="minorHAnsi"/>
-        </w:rPr>
-        <w:t xml:space="preserve"> </w:t>
-      </w:r>
-      <w:r>
-        <w:rPr>
-          <w:rFonts w:eastAsiaTheme="minorHAnsi"/>
-        </w:rPr>
-        <w:t>track</w:t>
-      </w:r>
-      <w:r>
-        <w:rPr>
-          <w:rFonts w:eastAsiaTheme="minorHAnsi"/>
-        </w:rPr>
-        <w:t xml:space="preserve">, </w:t>
-      </w:r>
-      <w:r>
-        <w:rPr>
-          <w:rFonts w:eastAsiaTheme="minorHAnsi"/>
-        </w:rPr>
-        <w:t>provid</w:t>
-      </w:r>
-      <w:r>
-        <w:rPr>
-          <w:rFonts w:eastAsiaTheme="minorHAnsi"/>
-        </w:rPr>
-        <w:t>ing</w:t>
-      </w:r>
-      <w:r>
-        <w:rPr>
-          <w:rFonts w:eastAsiaTheme="minorHAnsi"/>
-        </w:rPr>
-        <w:t xml:space="preserve"> accurate threat profiles for in-flight testing of infrared </w:t>
-      </w:r>
-      <w:r>
-        <w:rPr>
-          <w:rFonts w:eastAsiaTheme="minorHAnsi"/>
-        </w:rPr>
-        <w:t>detectors for inbound missiles</w:t>
-      </w:r>
-      <w:r>
-        <w:rPr>
-          <w:rFonts w:eastAsiaTheme="minorHAnsi"/>
-        </w:rPr>
-        <w:t>.</w:t>
-      </w:r>
-      <w:r>
-        <w:rPr>
-          <w:rFonts w:eastAsiaTheme="minorHAnsi"/>
-        </w:rPr>
-        <w:t xml:space="preserve"> We used this capability to provide the final operational checkout of a new CH-47 countermeasure system before its fleet-wide deployment. </w:t>
-      </w:r>
-      <w:r>
-        <w:rPr>
-          <w:rFonts w:eastAsiaTheme="minorHAnsi"/>
-        </w:rPr>
-        <w:t xml:space="preserve"> </w:t>
-      </w:r>
-    </w:p>
-    <w:p>
-      <w:pPr>
-        <w:pStyle w:val="Heading2"/>
-      </w:pPr>
-      <w:r>
-        <w:t>586 Flight Test Squadron</w:t>
-      </w:r>
-      <w:r>
-        <w:tab/>
-        <w:t>Holloman AFB, NM</w:t>
-      </w:r>
-    </w:p>
-    <w:p>
-      <w:pPr>
-        <w:pStyle w:val="Heading3"/>
-      </w:pPr>
-      <w:r>
-        <w:t>Flight Test Engineer</w:t>
-      </w:r>
-      <w:r>
-        <w:tab/>
-        <w:t xml:space="preserve">2006 Aug–2008 </w:t>
-      </w:r>
-      <w:r>
-        <w:t>Sep</w:t>
-      </w:r>
-    </w:p>
-    <w:p>
-      <w:r>
-        <w:t xml:space="preserve">Performed advanced avionics flight test and test support using highly-modified T-38B and C-12J aircraft. </w:t>
-      </w:r>
-      <w:r>
-        <w:t>These aircraft were used to both carry test equipment and serve as targets for urgent DOD priority missions.</w:t>
-      </w:r>
-    </w:p>
-    <w:p>
-      <w:r>
-        <w:t>I planned photo</w:t>
-      </w:r>
-      <w:r>
-        <w:t>/safety</w:t>
-      </w:r>
-      <w:r>
-        <w:t xml:space="preserve"> chase for the final pre-deployment test of JASSM</w:t>
-      </w:r>
-      <w:r>
-        <w:t>-ER</w:t>
-      </w:r>
-      <w:r>
-        <w:t>, which verified the weapon’s safe separation from the launching aircraft and a successful 500+ mile flight. In addition, I coordinated the final pre-delivery test of Iraq’s first air-to-ground missile capability—Hellfire missiles launched from a Cessna Caravan.</w:t>
-      </w:r>
-    </w:p>
-    <w:p>
-      <w:pPr>
-        <w:pStyle w:val="Heading1"/>
-      </w:pPr>
-      <w:r>
-        <w:lastRenderedPageBreak/>
-        <w:t>Publications</w:t>
+        <w:t>Peer-Reviewed Journals</w:t>
       </w:r>
     </w:p>
     <w:p>
@@ -1185,36 +1463,62 @@
         <w:ind w:left="360" w:hanging="360"/>
       </w:pPr>
       <w:r>
-        <w:t xml:space="preserve">Firth, Jordan “Drag Coefficient of a Model Rocket Recovery Parachute.” </w:t>
+        <w:t xml:space="preserve">Firth, Jordan A., and Mark R. Pankow. "Minimal unpowered strain-energy deployment mechanism for rollable spacecraft booms: ground test." </w:t>
       </w:r>
       <w:r>
         <w:rPr>
           <w:i/>
           <w:iCs/>
         </w:rPr>
-        <w:t>Peak of Flight Newsletter</w:t>
-      </w:r>
-      <w:r>
-        <w:t>. Apogee Components Inc. 2025</w:t>
+        <w:t>Journal of Spacecraft and Rockets</w:t>
+      </w:r>
+      <w:r>
+        <w:t xml:space="preserve">. </w:t>
+      </w:r>
+      <w:r>
+        <w:t>2020</w:t>
       </w:r>
     </w:p>
     <w:p>
       <w:pPr>
         <w:ind w:left="360" w:hanging="360"/>
+      </w:pPr>
+      <w:r>
+        <w:t xml:space="preserve">Firth, Jordan A., and Mark R. Pankow. "Advanced dual-pull mechanism for deployable spacecraft booms." </w:t>
+      </w:r>
+      <w:r>
         <w:rPr>
           <w:i/>
           <w:iCs/>
         </w:rPr>
-      </w:pPr>
-      <w:r>
-        <w:t xml:space="preserve">Kison, Sydney, Jeremy Chen, Sonja Nelson, and Austin Smith. “Small Satellite Reaction Wheel Manufacturing.” </w:t>
+        <w:t>Journal of Spacecraft and Rockets</w:t>
+      </w:r>
+      <w:r>
+        <w:t xml:space="preserve">. </w:t>
+      </w:r>
+      <w:r>
+        <w:t>2019</w:t>
+      </w:r>
+    </w:p>
+    <w:p>
+      <w:pPr>
+        <w:ind w:left="360" w:hanging="360"/>
+      </w:pPr>
+      <w:r>
+        <w:t xml:space="preserve">Brown, Robert B., and Jordan A. Firth. "Analysis of trans-Neptunian objects and a proposed theory to explain their origin." </w:t>
       </w:r>
       <w:r>
         <w:rPr>
           <w:i/>
           <w:iCs/>
         </w:rPr>
-        <w:t>Unpublished, presented at 2024 AIAA Region V student conference. (2024)</w:t>
+        <w:t>Monthly Notices of the Royal Astronomical Society</w:t>
+      </w:r>
+      <w:r>
+        <w:t xml:space="preserve">. </w:t>
+      </w:r>
+      <w:r>
+        <w:t>2016</w:t>
       </w:r>
     </w:p>
     <w:p>
@@ -1222,24 +1526,20 @@
         <w:ind w:left="360" w:hanging="360"/>
       </w:pPr>
       <w:r>
-        <w:t xml:space="preserve">Burkhart, Devin M., John R. Snider, and Jordan A. Firth. “Flight Qualification for </w:t>
-      </w:r>
-      <w:proofErr w:type="gramStart"/>
-      <w:r>
-        <w:t>Low Cost</w:t>
-      </w:r>
-      <w:proofErr w:type="gramEnd"/>
-      <w:r>
-        <w:t xml:space="preserve"> Student Manufactured and Balanced Reaction Wheel.” </w:t>
+        <w:t xml:space="preserve">Firth, Jordan, and Jonathan Black. "Vibration interaction in a multiple flywheel system." </w:t>
       </w:r>
       <w:r>
         <w:rPr>
           <w:i/>
-        </w:rPr>
-        <w:t>Unpublished, presented at 2023 AIAA Region V student conference</w:t>
-      </w:r>
-      <w:r>
-        <w:t xml:space="preserve">. (2023) </w:t>
+          <w:iCs/>
+        </w:rPr>
+        <w:t>Journal of Sound and Vibration</w:t>
+      </w:r>
+      <w:r>
+        <w:t xml:space="preserve">. </w:t>
+      </w:r>
+      <w:r>
+        <w:t>2012</w:t>
       </w:r>
     </w:p>
     <w:p>
@@ -1266,8 +1566,30 @@
       <w:r>
         <w:rPr>
           <w:rFonts w:eastAsia="Times New Roman"/>
-        </w:rPr>
-        <w:t xml:space="preserve"> (2023): 1-12.</w:t>
+          <w:i/>
+          <w:iCs/>
+        </w:rPr>
+        <w:t>.</w:t>
+      </w:r>
+      <w:r>
+        <w:rPr>
+          <w:rFonts w:eastAsia="Times New Roman"/>
+        </w:rPr>
+        <w:t xml:space="preserve"> 2023</w:t>
+      </w:r>
+    </w:p>
+    <w:p>
+      <w:pPr>
+        <w:pStyle w:val="Heading2"/>
+        <w:rPr>
+          <w:rFonts w:eastAsia="Times New Roman"/>
+        </w:rPr>
+      </w:pPr>
+      <w:r>
+        <w:rPr>
+          <w:rFonts w:eastAsia="Times New Roman"/>
+        </w:rPr>
+        <w:t>Conference Papers</w:t>
       </w:r>
     </w:p>
     <w:p>
@@ -1289,49 +1611,68 @@
           <w:i/>
           <w:iCs/>
         </w:rPr>
-        <w:t xml:space="preserve">AIAA </w:t>
-      </w:r>
-      <w:proofErr w:type="spellStart"/>
+        <w:t>AIAA Scitech 2020 Forum</w:t>
+      </w:r>
+      <w:r>
+        <w:rPr>
+          <w:rFonts w:eastAsia="Times New Roman"/>
+        </w:rPr>
+        <w:t>. 2020</w:t>
+      </w:r>
+    </w:p>
+    <w:p>
+      <w:pPr>
+        <w:ind w:left="360" w:hanging="360"/>
+        <w:rPr>
+          <w:rFonts w:eastAsia="Times New Roman"/>
+        </w:rPr>
+      </w:pPr>
+      <w:r>
+        <w:rPr>
+          <w:rFonts w:eastAsia="Times New Roman"/>
+        </w:rPr>
+        <w:t xml:space="preserve">Firth, Jordan, et al. "Minimal Unpowered Strain-Energy Deployment Mechanism for Rollable Spacecraft Booms." </w:t>
+      </w:r>
       <w:r>
         <w:rPr>
           <w:rFonts w:eastAsia="Times New Roman"/>
           <w:i/>
           <w:iCs/>
         </w:rPr>
-        <w:t>Scitech</w:t>
-      </w:r>
-      <w:proofErr w:type="spellEnd"/>
+        <w:t>AIAA Scitech 2019 Forum</w:t>
+      </w:r>
       <w:r>
         <w:rPr>
           <w:rFonts w:eastAsia="Times New Roman"/>
+        </w:rPr>
+        <w:t>. 2019</w:t>
+      </w:r>
+    </w:p>
+    <w:p>
+      <w:pPr>
+        <w:pStyle w:val="Heading2"/>
+      </w:pPr>
+      <w:r>
+        <w:t>Supported Cadet Research</w:t>
+      </w:r>
+    </w:p>
+    <w:p>
+      <w:pPr>
+        <w:ind w:left="360" w:hanging="360"/>
+        <w:rPr>
           <w:i/>
           <w:iCs/>
         </w:rPr>
-        <w:t xml:space="preserve"> 2020 Forum</w:t>
-      </w:r>
-      <w:r>
-        <w:rPr>
-          <w:rFonts w:eastAsia="Times New Roman"/>
-        </w:rPr>
-        <w:t>. 2020.</w:t>
-      </w:r>
-    </w:p>
-    <w:p>
-      <w:pPr>
-        <w:ind w:left="360" w:hanging="360"/>
-      </w:pPr>
-      <w:r>
-        <w:t xml:space="preserve">Firth, Jordan A., and Mark R. Pankow. "Minimal unpowered strain-energy deployment mechanism for rollable spacecraft booms: ground test." </w:t>
+      </w:pPr>
+      <w:r>
+        <w:t xml:space="preserve">Kison, Sydney, Jeremy Chen, Sonja Nelson, and Austin Smith. “Small Satellite Reaction Wheel Manufacturing.” </w:t>
       </w:r>
       <w:r>
         <w:rPr>
           <w:i/>
           <w:iCs/>
         </w:rPr>
-        <w:t>Journal of Spacecraft and Rockets</w:t>
-      </w:r>
-      <w:r>
-        <w:t xml:space="preserve"> 57.2 (2020): 346-353.</w:t>
+        <w:t>Unpublished, presented at 2024 AIAA Region V student conference. 2024</w:t>
       </w:r>
     </w:p>
     <w:p>
@@ -1339,114 +1680,42 @@
         <w:ind w:left="360" w:hanging="360"/>
       </w:pPr>
       <w:r>
-        <w:t xml:space="preserve">Firth, Jordan A., and Mark R. Pankow. "Advanced dual-pull mechanism for deployable spacecraft booms." </w:t>
+        <w:t xml:space="preserve">Burkhart, Devin M., John R. Snider, and Jordan A. Firth. “Flight Qualification for Low Cost Student Manufactured and Balanced Reaction Wheel.” </w:t>
+      </w:r>
+      <w:r>
+        <w:rPr>
+          <w:i/>
+        </w:rPr>
+        <w:t>Unpublished, presented at 2023 AIAA Region V student conference</w:t>
+      </w:r>
+      <w:r>
+        <w:t>. 2023</w:t>
+      </w:r>
+    </w:p>
+    <w:p>
+      <w:pPr>
+        <w:pStyle w:val="Heading2"/>
+      </w:pPr>
+      <w:r>
+        <w:t>Other Publications</w:t>
+      </w:r>
+    </w:p>
+    <w:p>
+      <w:pPr>
+        <w:ind w:left="360" w:hanging="360"/>
+      </w:pPr>
+      <w:r>
+        <w:t xml:space="preserve">Firth, Jordan “Drag Coefficient of a Model Rocket Recovery Parachute.” </w:t>
       </w:r>
       <w:r>
         <w:rPr>
           <w:i/>
           <w:iCs/>
         </w:rPr>
-        <w:t>Journal of Spacecraft and Rockets</w:t>
-      </w:r>
-      <w:r>
-        <w:t xml:space="preserve"> 56.2 (2019): 569-576.</w:t>
-      </w:r>
-    </w:p>
-    <w:p>
-      <w:pPr>
-        <w:ind w:left="360" w:hanging="360"/>
-        <w:rPr>
-          <w:rFonts w:eastAsia="Times New Roman"/>
-        </w:rPr>
-      </w:pPr>
-      <w:r>
-        <w:rPr>
-          <w:rFonts w:eastAsia="Times New Roman"/>
-        </w:rPr>
-        <w:t xml:space="preserve">Firth, Jordan, et al. "Minimal Unpowered Strain-Energy Deployment Mechanism for Rollable Spacecraft Booms." </w:t>
-      </w:r>
-      <w:r>
-        <w:rPr>
-          <w:rFonts w:eastAsia="Times New Roman"/>
-          <w:i/>
-          <w:iCs/>
-        </w:rPr>
-        <w:t xml:space="preserve">AIAA </w:t>
-      </w:r>
-      <w:proofErr w:type="spellStart"/>
-      <w:r>
-        <w:rPr>
-          <w:rFonts w:eastAsia="Times New Roman"/>
-          <w:i/>
-          <w:iCs/>
-        </w:rPr>
-        <w:t>Scitech</w:t>
-      </w:r>
-      <w:proofErr w:type="spellEnd"/>
-      <w:r>
-        <w:rPr>
-          <w:rFonts w:eastAsia="Times New Roman"/>
-          <w:i/>
-          <w:iCs/>
-        </w:rPr>
-        <w:t xml:space="preserve"> 2019 Forum</w:t>
-      </w:r>
-      <w:r>
-        <w:rPr>
-          <w:rFonts w:eastAsia="Times New Roman"/>
-        </w:rPr>
-        <w:t>. 2019.</w:t>
-      </w:r>
-    </w:p>
-    <w:p>
-      <w:pPr>
-        <w:ind w:left="360" w:hanging="360"/>
-      </w:pPr>
-      <w:r>
-        <w:t xml:space="preserve">Brown, Robert B., and Jordan A. Firth. "Analysis of trans-Neptunian objects and a proposed theory to explain their origin." </w:t>
-      </w:r>
-      <w:r>
-        <w:rPr>
-          <w:i/>
-          <w:iCs/>
-        </w:rPr>
-        <w:t>Monthly Notices of the Royal Astronomical Society</w:t>
-      </w:r>
-      <w:r>
-        <w:t xml:space="preserve"> 456.2 (2016): 1587-1594</w:t>
-      </w:r>
-    </w:p>
-    <w:p>
-      <w:pPr>
-        <w:ind w:left="360" w:hanging="360"/>
-        <w:rPr>
-          <w:rFonts w:eastAsia="Times New Roman"/>
-        </w:rPr>
-      </w:pPr>
-      <w:r>
-        <w:t xml:space="preserve">Firth, Jordan, and Jonathan Black. "Vibration interaction in a multiple flywheel system." </w:t>
-      </w:r>
-      <w:r>
-        <w:rPr>
-          <w:i/>
-          <w:iCs/>
-        </w:rPr>
-        <w:t>Journal of Sound and Vibration</w:t>
-      </w:r>
-      <w:r>
-        <w:t xml:space="preserve"> 331.7 (</w:t>
-      </w:r>
-      <w:r>
-        <w:t>2012): 1701-1714.</w:t>
-      </w:r>
-    </w:p>
-    <w:p/>
-    <w:p>
-      <w:pPr>
-        <w:jc w:val="both"/>
-      </w:pPr>
-      <w:r>
-        <w:br w:type="page"/>
+        <w:t>Peak of Flight Newsletter</w:t>
+      </w:r>
+      <w:r>
+        <w:t>. Apogee Components Inc. 2025</w:t>
       </w:r>
     </w:p>
     <w:p>
@@ -1454,115 +1723,39 @@
         <w:pStyle w:val="Heading1"/>
       </w:pPr>
       <w:r>
-        <w:lastRenderedPageBreak/>
-        <w:t>Research</w:t>
-      </w:r>
-    </w:p>
-    <w:p>
-      <w:pPr>
-        <w:pStyle w:val="Heading2"/>
-      </w:pPr>
-      <w:proofErr w:type="spellStart"/>
-      <w:r>
-        <w:t>FalconSAT</w:t>
-      </w:r>
-      <w:proofErr w:type="spellEnd"/>
-      <w:r>
-        <w:t xml:space="preserve"> reaction wheel</w:t>
+        <w:t>Awards</w:t>
+      </w:r>
+    </w:p>
+    <w:p>
+      <w:r>
+        <w:t>20</w:t>
+      </w:r>
+      <w:r>
+        <w:t>24</w:t>
       </w:r>
       <w:r>
         <w:tab/>
-        <w:t xml:space="preserve">2022 Aug–Present </w:t>
-      </w:r>
-    </w:p>
-    <w:p>
-      <w:r>
-        <w:t xml:space="preserve">Led cadet teams testing a cadet-built spacecraft reaction wheel. Balanced wheel on a custom-designed balancing </w:t>
-      </w:r>
-      <w:proofErr w:type="gramStart"/>
-      <w:r>
-        <w:t>fixture, and</w:t>
-      </w:r>
-      <w:proofErr w:type="gramEnd"/>
-      <w:r>
-        <w:t xml:space="preserve"> upgraded fixture to increase measurement accuracy. Performed qualification-level vibration test to determine launch survivability. Redesigned reaction wheel housing to eliminate design flaws revealed during vibration testing. </w:t>
-      </w:r>
-    </w:p>
-    <w:p>
-      <w:pPr>
-        <w:pStyle w:val="Heading2"/>
-      </w:pPr>
-      <w:proofErr w:type="spellStart"/>
-      <w:r>
-        <w:t>FlatSAT</w:t>
-      </w:r>
-      <w:proofErr w:type="spellEnd"/>
-      <w:r>
-        <w:t xml:space="preserve"> educational spacecraft</w:t>
+        <w:t>USAFA/DFAS Wittry Award for Engineering Design</w:t>
+      </w:r>
+    </w:p>
+    <w:p>
+      <w:r>
+        <w:t>2022</w:t>
       </w:r>
       <w:r>
         <w:tab/>
-        <w:t>2022 Aug–Present</w:t>
-      </w:r>
-    </w:p>
-    <w:p>
-      <w:r>
-        <w:t xml:space="preserve">Developed a low-cost educational spacecraft analog for teaching systems engineering. This Arduino-based platform currently includes </w:t>
-      </w:r>
-      <w:proofErr w:type="spellStart"/>
-      <w:r>
-        <w:t>XBee</w:t>
-      </w:r>
-      <w:proofErr w:type="spellEnd"/>
-      <w:r>
-        <w:t xml:space="preserve"> radio communication, magnetometers and reaction wheel attitude control, solar panels and electrical characterization, and a visible light camera. Cadet collaborators have added sun sensors for attitude determination and on-board data storage. </w:t>
-      </w:r>
-      <w:proofErr w:type="spellStart"/>
-      <w:r>
-        <w:t>FlatSAT</w:t>
-      </w:r>
-      <w:proofErr w:type="spellEnd"/>
-      <w:r>
-        <w:t xml:space="preserve"> was developed for a semester-long undergraduate space systems engineering </w:t>
-      </w:r>
-      <w:proofErr w:type="gramStart"/>
-      <w:r>
-        <w:t>course, but</w:t>
-      </w:r>
-      <w:proofErr w:type="gramEnd"/>
-      <w:r>
-        <w:t xml:space="preserve"> has also been used for a week-long course tailored for STEM-interested undergraduates and educators. </w:t>
-      </w:r>
-    </w:p>
-    <w:p>
-      <w:pPr>
-        <w:pStyle w:val="Heading2"/>
-      </w:pPr>
-      <w:r>
-        <w:t>Zero-G parabolic flight test</w:t>
-      </w:r>
-      <w:r>
-        <w:tab/>
-        <w:t>2017 Aug–2019 Aug</w:t>
-      </w:r>
-    </w:p>
-    <w:p>
-      <w:r>
-        <w:t xml:space="preserve">Developed 2 deployment mechanisms for Rollable spacecraft booms. </w:t>
-      </w:r>
-      <w:proofErr w:type="gramStart"/>
-      <w:r>
-        <w:t>Led</w:t>
-      </w:r>
-      <w:proofErr w:type="gramEnd"/>
-      <w:r>
-        <w:t xml:space="preserve"> a 14-member team to successful completion of two Zero-G parabolic test flights. Coordinated all aspects of flight testing, including structural, electrical, and chemical safety; instrumentation and analysis; researcher training; and fabrication and assembly of commercial, machined, and composite components.  </w:t>
-      </w:r>
-    </w:p>
-    <w:p/>
+        <w:t>White House Fellow</w:t>
+      </w:r>
+      <w:r>
+        <w:t>s Program</w:t>
+      </w:r>
+      <w:r>
+        <w:t xml:space="preserve"> Regional Finalist</w:t>
+      </w:r>
+    </w:p>
     <w:sectPr>
       <w:pgSz w:w="12240" w:h="15840" w:code="1"/>
-      <w:pgMar w:top="720" w:right="1080" w:bottom="720" w:left="1080" w:header="0" w:footer="0" w:gutter="0"/>
+      <w:pgMar w:top="1152" w:right="1152" w:bottom="720" w:left="1152" w:header="0" w:footer="0" w:gutter="0"/>
       <w:cols w:space="720"/>
       <w:docGrid w:linePitch="360"/>
     </w:sectPr>
@@ -2152,11 +2345,11 @@
     <w:link w:val="Heading1Char"/>
     <w:uiPriority w:val="9"/>
     <w:qFormat/>
-    <w:rsid w:val="00D62473"/>
+    <w:rsid w:val="00D0474C"/>
     <w:pPr>
       <w:keepNext/>
       <w:keepLines/>
-      <w:spacing w:before="360" w:after="0"/>
+      <w:spacing w:before="240" w:after="120"/>
       <w:outlineLvl w:val="0"/>
     </w:pPr>
     <w:rPr>
@@ -2165,7 +2358,7 @@
       <w:bCs/>
       <w:caps/>
       <w:spacing w:val="4"/>
-      <w:sz w:val="36"/>
+      <w:sz w:val="28"/>
       <w:szCs w:val="28"/>
     </w:rPr>
   </w:style>
@@ -2177,21 +2370,20 @@
     <w:uiPriority w:val="9"/>
     <w:unhideWhenUsed/>
     <w:qFormat/>
-    <w:rsid w:val="00D62473"/>
+    <w:rsid w:val="00D0474C"/>
     <w:pPr>
       <w:keepNext/>
       <w:keepLines/>
       <w:tabs>
-        <w:tab w:val="left" w:pos="1800"/>
+        <w:tab w:val="left" w:pos="1440"/>
       </w:tabs>
-      <w:spacing w:before="120" w:after="120"/>
+      <w:spacing w:before="120" w:after="0"/>
       <w:outlineLvl w:val="1"/>
     </w:pPr>
     <w:rPr>
       <w:rFonts w:asciiTheme="majorHAnsi" w:eastAsiaTheme="majorEastAsia" w:hAnsiTheme="majorHAnsi" w:cstheme="majorBidi"/>
       <w:b/>
       <w:bCs/>
-      <w:sz w:val="28"/>
       <w:szCs w:val="28"/>
     </w:rPr>
   </w:style>
@@ -2203,21 +2395,21 @@
     <w:uiPriority w:val="9"/>
     <w:unhideWhenUsed/>
     <w:qFormat/>
-    <w:rsid w:val="005F6BE2"/>
+    <w:rsid w:val="00D0474C"/>
     <w:pPr>
       <w:keepNext/>
       <w:keepLines/>
       <w:tabs>
         <w:tab w:val="right" w:pos="9360"/>
       </w:tabs>
-      <w:spacing w:before="120" w:after="120"/>
+      <w:spacing w:before="120" w:after="0"/>
       <w:outlineLvl w:val="2"/>
     </w:pPr>
     <w:rPr>
       <w:rFonts w:asciiTheme="majorHAnsi" w:eastAsiaTheme="majorEastAsia" w:hAnsiTheme="majorHAnsi" w:cstheme="majorBidi"/>
+      <w:i/>
+      <w:iCs/>
       <w:spacing w:val="4"/>
-      <w:sz w:val="26"/>
-      <w:szCs w:val="26"/>
     </w:rPr>
   </w:style>
   <w:style w:type="paragraph" w:styleId="Heading4">
@@ -2385,14 +2577,14 @@
     <w:basedOn w:val="DefaultParagraphFont"/>
     <w:link w:val="Heading1"/>
     <w:uiPriority w:val="9"/>
-    <w:rsid w:val="00D62473"/>
+    <w:rsid w:val="00D0474C"/>
     <w:rPr>
       <w:rFonts w:eastAsiaTheme="majorEastAsia" w:cstheme="minorHAnsi"/>
       <w:b/>
       <w:bCs/>
       <w:caps/>
       <w:spacing w:val="4"/>
-      <w:sz w:val="36"/>
+      <w:sz w:val="28"/>
       <w:szCs w:val="28"/>
     </w:rPr>
   </w:style>
@@ -2401,12 +2593,11 @@
     <w:basedOn w:val="DefaultParagraphFont"/>
     <w:link w:val="Heading2"/>
     <w:uiPriority w:val="9"/>
-    <w:rsid w:val="00D62473"/>
+    <w:rsid w:val="00D0474C"/>
     <w:rPr>
       <w:rFonts w:asciiTheme="majorHAnsi" w:eastAsiaTheme="majorEastAsia" w:hAnsiTheme="majorHAnsi" w:cstheme="majorBidi"/>
       <w:b/>
       <w:bCs/>
-      <w:sz w:val="28"/>
       <w:szCs w:val="28"/>
     </w:rPr>
   </w:style>
@@ -2415,12 +2606,12 @@
     <w:basedOn w:val="DefaultParagraphFont"/>
     <w:link w:val="Heading3"/>
     <w:uiPriority w:val="9"/>
-    <w:rsid w:val="005F6BE2"/>
+    <w:rsid w:val="00D0474C"/>
     <w:rPr>
       <w:rFonts w:asciiTheme="majorHAnsi" w:eastAsiaTheme="majorEastAsia" w:hAnsiTheme="majorHAnsi" w:cstheme="majorBidi"/>
+      <w:i/>
+      <w:iCs/>
       <w:spacing w:val="4"/>
-      <w:sz w:val="26"/>
-      <w:szCs w:val="26"/>
     </w:rPr>
   </w:style>
   <w:style w:type="character" w:styleId="Hyperlink">
@@ -3131,6 +3322,23 @@
 </file>
 
 <file path=customXml/item1.xml><?xml version="1.0" encoding="utf-8"?>
+<p:properties xmlns:p="http://schemas.microsoft.com/office/2006/metadata/properties" xmlns:xsi="http://www.w3.org/2001/XMLSchema-instance" xmlns:pc="http://schemas.microsoft.com/office/infopath/2007/PartnerControls">
+  <documentManagement>
+    <_activity xmlns="eb22ea8b-83d8-4226-9182-8fa805d77e81" xsi:nil="true"/>
+  </documentManagement>
+</p:properties>
+</file>
+
+<file path=customXml/item2.xml><?xml version="1.0" encoding="utf-8"?>
+<?mso-contentType ?>
+<FormTemplates xmlns="http://schemas.microsoft.com/sharepoint/v3/contenttype/forms">
+  <Display>DocumentLibraryForm</Display>
+  <Edit>DocumentLibraryForm</Edit>
+  <New>DocumentLibraryForm</New>
+</FormTemplates>
+</file>
+
+<file path=customXml/item3.xml><?xml version="1.0" encoding="utf-8"?>
 <ct:contentTypeSchema xmlns:ct="http://schemas.microsoft.com/office/2006/metadata/contentType" xmlns:ma="http://schemas.microsoft.com/office/2006/metadata/properties/metaAttributes" ct:_="" ma:_="" ma:contentTypeName="Document" ma:contentTypeID="0x010100AF7A6BEBB77DCF4BB8B71D315A7691CB" ma:contentTypeVersion="15" ma:contentTypeDescription="Create a new document." ma:contentTypeScope="" ma:versionID="2df62e8b93004291d376fa6ea6326077">
   <xsd:schema xmlns:xsd="http://www.w3.org/2001/XMLSchema" xmlns:xs="http://www.w3.org/2001/XMLSchema" xmlns:p="http://schemas.microsoft.com/office/2006/metadata/properties" xmlns:ns3="eb22ea8b-83d8-4226-9182-8fa805d77e81" xmlns:ns4="bcd8512d-fbb8-41a1-bc8a-c7ee7257ceae" targetNamespace="http://schemas.microsoft.com/office/2006/metadata/properties" ma:root="true" ma:fieldsID="7f959103873dab13d0681bd1f8d568fd" ns3:_="" ns4:_="">
     <xsd:import namespace="eb22ea8b-83d8-4226-9182-8fa805d77e81"/>
@@ -3363,24 +3571,25 @@
 </ct:contentTypeSchema>
 </file>
 
-<file path=customXml/item2.xml><?xml version="1.0" encoding="utf-8"?>
-<?mso-contentType ?>
-<FormTemplates xmlns="http://schemas.microsoft.com/sharepoint/v3/contenttype/forms">
-  <Display>DocumentLibraryForm</Display>
-  <Edit>DocumentLibraryForm</Edit>
-  <New>DocumentLibraryForm</New>
-</FormTemplates>
+<file path=customXml/itemProps1.xml><?xml version="1.0" encoding="utf-8"?>
+<ds:datastoreItem xmlns:ds="http://schemas.openxmlformats.org/officeDocument/2006/customXml" ds:itemID="{2C623FF2-841E-44B2-A891-D4B8A1970E34}">
+  <ds:schemaRefs>
+    <ds:schemaRef ds:uri="http://schemas.microsoft.com/office/2006/metadata/properties"/>
+    <ds:schemaRef ds:uri="http://schemas.microsoft.com/office/infopath/2007/PartnerControls"/>
+    <ds:schemaRef ds:uri="eb22ea8b-83d8-4226-9182-8fa805d77e81"/>
+  </ds:schemaRefs>
+</ds:datastoreItem>
 </file>
 
-<file path=customXml/item3.xml><?xml version="1.0" encoding="utf-8"?>
-<p:properties xmlns:p="http://schemas.microsoft.com/office/2006/metadata/properties" xmlns:xsi="http://www.w3.org/2001/XMLSchema-instance" xmlns:pc="http://schemas.microsoft.com/office/infopath/2007/PartnerControls">
-  <documentManagement>
-    <_activity xmlns="eb22ea8b-83d8-4226-9182-8fa805d77e81" xsi:nil="true"/>
-  </documentManagement>
-</p:properties>
+<file path=customXml/itemProps2.xml><?xml version="1.0" encoding="utf-8"?>
+<ds:datastoreItem xmlns:ds="http://schemas.openxmlformats.org/officeDocument/2006/customXml" ds:itemID="{048C7316-CDA8-49D1-91A4-EFFE91C62C18}">
+  <ds:schemaRefs>
+    <ds:schemaRef ds:uri="http://schemas.microsoft.com/sharepoint/v3/contenttype/forms"/>
+  </ds:schemaRefs>
+</ds:datastoreItem>
 </file>
 
-<file path=customXml/itemProps1.xml><?xml version="1.0" encoding="utf-8"?>
+<file path=customXml/itemProps3.xml><?xml version="1.0" encoding="utf-8"?>
 <ds:datastoreItem xmlns:ds="http://schemas.openxmlformats.org/officeDocument/2006/customXml" ds:itemID="{243728EB-129E-4C4C-9349-C2737B4E1FDF}">
   <ds:schemaRefs>
     <ds:schemaRef ds:uri="http://schemas.microsoft.com/office/2006/metadata/contentType"/>
@@ -3397,22 +3606,4 @@
     <ds:schemaRef ds:uri="http://schemas.microsoft.com/internal/obd"/>
   </ds:schemaRefs>
 </ds:datastoreItem>
-</file>
-
-<file path=customXml/itemProps2.xml><?xml version="1.0" encoding="utf-8"?>
-<ds:datastoreItem xmlns:ds="http://schemas.openxmlformats.org/officeDocument/2006/customXml" ds:itemID="{048C7316-CDA8-49D1-91A4-EFFE91C62C18}">
-  <ds:schemaRefs>
-    <ds:schemaRef ds:uri="http://schemas.microsoft.com/sharepoint/v3/contenttype/forms"/>
-  </ds:schemaRefs>
-</ds:datastoreItem>
-</file>
-
-<file path=customXml/itemProps3.xml><?xml version="1.0" encoding="utf-8"?>
-<ds:datastoreItem xmlns:ds="http://schemas.openxmlformats.org/officeDocument/2006/customXml" ds:itemID="{2C623FF2-841E-44B2-A891-D4B8A1970E34}">
-  <ds:schemaRefs>
-    <ds:schemaRef ds:uri="http://schemas.microsoft.com/office/2006/metadata/properties"/>
-    <ds:schemaRef ds:uri="http://schemas.microsoft.com/office/infopath/2007/PartnerControls"/>
-    <ds:schemaRef ds:uri="eb22ea8b-83d8-4226-9182-8fa805d77e81"/>
-  </ds:schemaRefs>
-</ds:datastoreItem>
 </file>
--- a/CV.docx
+++ b/CV.docx
@@ -73,11 +73,16 @@
       <w:r>
         <w:t xml:space="preserve">, </w:t>
       </w:r>
+      <w:proofErr w:type="gramStart"/>
       <w:r>
         <w:t>develop</w:t>
       </w:r>
       <w:r>
-        <w:t>, and manufacture</w:t>
+        <w:t>, and</w:t>
+      </w:r>
+      <w:proofErr w:type="gramEnd"/>
+      <w:r>
+        <w:t xml:space="preserve"> manufacture</w:t>
       </w:r>
       <w:r>
         <w:t xml:space="preserve"> </w:t>
@@ -220,7 +225,21 @@
         <w:rPr>
           <w:rFonts w:eastAsiaTheme="minorHAnsi"/>
         </w:rPr>
-        <w:t xml:space="preserve">a cubesat-sized </w:t>
+        <w:t xml:space="preserve">a </w:t>
+      </w:r>
+      <w:proofErr w:type="spellStart"/>
+      <w:r>
+        <w:rPr>
+          <w:rFonts w:eastAsiaTheme="minorHAnsi"/>
+        </w:rPr>
+        <w:t>cubesat</w:t>
+      </w:r>
+      <w:proofErr w:type="spellEnd"/>
+      <w:r>
+        <w:rPr>
+          <w:rFonts w:eastAsiaTheme="minorHAnsi"/>
+        </w:rPr>
+        <w:t xml:space="preserve">-sized </w:t>
       </w:r>
       <w:r>
         <w:rPr>
@@ -513,7 +532,27 @@
         <w:t xml:space="preserve"> commanders were on extended leave.</w:t>
       </w:r>
       <w:r>
-        <w:t xml:space="preserve"> Responsible for order and discipline. Mentored cadet squadron leadership teams. Taught CW time lessons. Advised group leadership on CW/DF interaction. Led squadron to #1/40 finish in 1</w:t>
+        <w:t xml:space="preserve"> Responsible for order and discipline. Mentored cadet squadron leadership teams. </w:t>
+      </w:r>
+      <w:proofErr w:type="gramStart"/>
+      <w:r>
+        <w:t>Taught</w:t>
+      </w:r>
+      <w:proofErr w:type="gramEnd"/>
+      <w:r>
+        <w:t xml:space="preserve"> </w:t>
+      </w:r>
+      <w:r>
+        <w:t>commissioning education</w:t>
+      </w:r>
+      <w:r>
+        <w:t xml:space="preserve"> lessons. Advised group leadership </w:t>
+      </w:r>
+      <w:r>
+        <w:t>and served as a bridge between CW and DF. Directly contributed to Wing policies, including AFCWI development</w:t>
+      </w:r>
+      <w:r>
+        <w:t>. Led squadron to #1/40 finish in 1</w:t>
       </w:r>
       <w:r>
         <w:rPr>
@@ -817,7 +856,15 @@
     </w:p>
     <w:p>
       <w:r>
-        <w:t xml:space="preserve">Developed course introducing key skills and tools for Astro majors, and incorporated instruction in technical communication to address an externally-identified educational shortfall in the major. </w:t>
+        <w:t xml:space="preserve">Developed course introducing key skills and tools for Astro majors, and incorporated instruction in technical communication to address an </w:t>
+      </w:r>
+      <w:proofErr w:type="gramStart"/>
+      <w:r>
+        <w:t>externally-identified</w:t>
+      </w:r>
+      <w:proofErr w:type="gramEnd"/>
+      <w:r>
+        <w:t xml:space="preserve"> educational shortfall in the major. </w:t>
       </w:r>
       <w:r>
         <w:t xml:space="preserve">Course is on track for Fall 2026 inclusion in USAFA COI as a requirement for two engineering majors. </w:t>
@@ -1072,7 +1119,15 @@
         <w:t>C</w:t>
       </w:r>
       <w:r>
-        <w:t xml:space="preserve">ompiled and edited biennial update to the Congressionally-mandated </w:t>
+        <w:t xml:space="preserve">ompiled and edited biennial update to the </w:t>
+      </w:r>
+      <w:proofErr w:type="gramStart"/>
+      <w:r>
+        <w:t>Congressionally-mandated</w:t>
+      </w:r>
+      <w:proofErr w:type="gramEnd"/>
+      <w:r>
+        <w:t xml:space="preserve"> </w:t>
       </w:r>
       <w:r>
         <w:t>Test and Evaluation Master Plan</w:t>
@@ -1400,7 +1455,15 @@
     </w:p>
     <w:p>
       <w:r>
-        <w:t xml:space="preserve">Performed advanced avionics flight test and test support using highly-modified T-38B and C-12J aircraft. </w:t>
+        <w:t xml:space="preserve">Performed advanced avionics flight test and test support using </w:t>
+      </w:r>
+      <w:proofErr w:type="gramStart"/>
+      <w:r>
+        <w:t>highly-modified</w:t>
+      </w:r>
+      <w:proofErr w:type="gramEnd"/>
+      <w:r>
+        <w:t xml:space="preserve"> T-38B and C-12J aircraft. </w:t>
       </w:r>
       <w:r>
         <w:t>These aircraft were used to both carry test equipment and serve as targets for urgent DOD priority missions.</w:t>
@@ -1611,67 +1674,103 @@
           <w:i/>
           <w:iCs/>
         </w:rPr>
-        <w:t>AIAA Scitech 2020 Forum</w:t>
-      </w:r>
-      <w:r>
-        <w:rPr>
-          <w:rFonts w:eastAsia="Times New Roman"/>
-        </w:rPr>
-        <w:t>. 2020</w:t>
-      </w:r>
-    </w:p>
-    <w:p>
-      <w:pPr>
-        <w:ind w:left="360" w:hanging="360"/>
-        <w:rPr>
-          <w:rFonts w:eastAsia="Times New Roman"/>
-        </w:rPr>
-      </w:pPr>
-      <w:r>
-        <w:rPr>
-          <w:rFonts w:eastAsia="Times New Roman"/>
-        </w:rPr>
-        <w:t xml:space="preserve">Firth, Jordan, et al. "Minimal Unpowered Strain-Energy Deployment Mechanism for Rollable Spacecraft Booms." </w:t>
-      </w:r>
+        <w:t xml:space="preserve">AIAA </w:t>
+      </w:r>
+      <w:proofErr w:type="spellStart"/>
       <w:r>
         <w:rPr>
           <w:rFonts w:eastAsia="Times New Roman"/>
           <w:i/>
           <w:iCs/>
         </w:rPr>
-        <w:t>AIAA Scitech 2019 Forum</w:t>
-      </w:r>
+        <w:t>Scitech</w:t>
+      </w:r>
+      <w:proofErr w:type="spellEnd"/>
       <w:r>
         <w:rPr>
           <w:rFonts w:eastAsia="Times New Roman"/>
-        </w:rPr>
-        <w:t>. 2019</w:t>
-      </w:r>
-    </w:p>
-    <w:p>
-      <w:pPr>
-        <w:pStyle w:val="Heading2"/>
-      </w:pPr>
-      <w:r>
-        <w:t>Supported Cadet Research</w:t>
-      </w:r>
-    </w:p>
-    <w:p>
-      <w:pPr>
-        <w:ind w:left="360" w:hanging="360"/>
-        <w:rPr>
           <w:i/>
           <w:iCs/>
         </w:rPr>
-      </w:pPr>
-      <w:r>
-        <w:t xml:space="preserve">Kison, Sydney, Jeremy Chen, Sonja Nelson, and Austin Smith. “Small Satellite Reaction Wheel Manufacturing.” </w:t>
-      </w:r>
-      <w:r>
-        <w:rPr>
+        <w:t xml:space="preserve"> 2020 Forum</w:t>
+      </w:r>
+      <w:r>
+        <w:rPr>
+          <w:rFonts w:eastAsia="Times New Roman"/>
+        </w:rPr>
+        <w:t>. 2020</w:t>
+      </w:r>
+    </w:p>
+    <w:p>
+      <w:pPr>
+        <w:ind w:left="360" w:hanging="360"/>
+        <w:rPr>
+          <w:rFonts w:eastAsia="Times New Roman"/>
+        </w:rPr>
+      </w:pPr>
+      <w:r>
+        <w:rPr>
+          <w:rFonts w:eastAsia="Times New Roman"/>
+        </w:rPr>
+        <w:t xml:space="preserve">Firth, Jordan, et al. "Minimal Unpowered Strain-Energy Deployment Mechanism for Rollable Spacecraft Booms." </w:t>
+      </w:r>
+      <w:r>
+        <w:rPr>
+          <w:rFonts w:eastAsia="Times New Roman"/>
           <w:i/>
           <w:iCs/>
         </w:rPr>
+        <w:t xml:space="preserve">AIAA </w:t>
+      </w:r>
+      <w:proofErr w:type="spellStart"/>
+      <w:r>
+        <w:rPr>
+          <w:rFonts w:eastAsia="Times New Roman"/>
+          <w:i/>
+          <w:iCs/>
+        </w:rPr>
+        <w:t>Scitech</w:t>
+      </w:r>
+      <w:proofErr w:type="spellEnd"/>
+      <w:r>
+        <w:rPr>
+          <w:rFonts w:eastAsia="Times New Roman"/>
+          <w:i/>
+          <w:iCs/>
+        </w:rPr>
+        <w:t xml:space="preserve"> 2019 Forum</w:t>
+      </w:r>
+      <w:r>
+        <w:rPr>
+          <w:rFonts w:eastAsia="Times New Roman"/>
+        </w:rPr>
+        <w:t>. 2019</w:t>
+      </w:r>
+    </w:p>
+    <w:p>
+      <w:pPr>
+        <w:pStyle w:val="Heading2"/>
+      </w:pPr>
+      <w:r>
+        <w:t>Supported Cadet Research</w:t>
+      </w:r>
+    </w:p>
+    <w:p>
+      <w:pPr>
+        <w:ind w:left="360" w:hanging="360"/>
+        <w:rPr>
+          <w:i/>
+          <w:iCs/>
+        </w:rPr>
+      </w:pPr>
+      <w:r>
+        <w:t xml:space="preserve">Kison, Sydney, Jeremy Chen, Sonja Nelson, and Austin Smith. “Small Satellite Reaction Wheel Manufacturing.” </w:t>
+      </w:r>
+      <w:r>
+        <w:rPr>
+          <w:i/>
+          <w:iCs/>
+        </w:rPr>
         <w:t>Unpublished, presented at 2024 AIAA Region V student conference. 2024</w:t>
       </w:r>
     </w:p>
@@ -1680,7 +1779,15 @@
         <w:ind w:left="360" w:hanging="360"/>
       </w:pPr>
       <w:r>
-        <w:t xml:space="preserve">Burkhart, Devin M., John R. Snider, and Jordan A. Firth. “Flight Qualification for Low Cost Student Manufactured and Balanced Reaction Wheel.” </w:t>
+        <w:t xml:space="preserve">Burkhart, Devin M., John R. Snider, and Jordan A. Firth. “Flight Qualification for </w:t>
+      </w:r>
+      <w:proofErr w:type="gramStart"/>
+      <w:r>
+        <w:t>Low Cost</w:t>
+      </w:r>
+      <w:proofErr w:type="gramEnd"/>
+      <w:r>
+        <w:t xml:space="preserve"> Student Manufactured and Balanced Reaction Wheel.” </w:t>
       </w:r>
       <w:r>
         <w:rPr>

--- a/CV.docx
+++ b/CV.docx
@@ -272,16 +272,7 @@
         <w:t xml:space="preserve"> T</w:t>
       </w:r>
       <w:r>
-        <w:t>hesis</w:t>
-      </w:r>
-      <w:r>
-        <w:t xml:space="preserve"> research focused on spacecraft flywheel v</w:t>
-      </w:r>
-      <w:r>
-        <w:t>ibration</w:t>
-      </w:r>
-      <w:r>
-        <w:t xml:space="preserve">. </w:t>
+        <w:t xml:space="preserve">hesis research focused on spacecraft flywheel vibration. </w:t>
       </w:r>
     </w:p>
     <w:p>
@@ -319,6 +310,65 @@
         <w:pStyle w:val="Heading1"/>
       </w:pPr>
       <w:r>
+        <w:t>Military Education</w:t>
+      </w:r>
+    </w:p>
+    <w:p>
+      <w:pPr>
+        <w:tabs>
+          <w:tab w:val="left" w:pos="900"/>
+        </w:tabs>
+        <w:spacing w:after="0"/>
+      </w:pPr>
+      <w:r>
+        <w:t>Present</w:t>
+      </w:r>
+      <w:r>
+        <w:tab/>
+        <w:t>Air War College</w:t>
+      </w:r>
+      <w:r>
+        <w:t>, currently enrolled in</w:t>
+      </w:r>
+      <w:r>
+        <w:t xml:space="preserve"> distance learning</w:t>
+      </w:r>
+    </w:p>
+    <w:p>
+      <w:pPr>
+        <w:tabs>
+          <w:tab w:val="left" w:pos="900"/>
+        </w:tabs>
+        <w:spacing w:after="0"/>
+      </w:pPr>
+      <w:r>
+        <w:t>2017</w:t>
+      </w:r>
+      <w:r>
+        <w:tab/>
+        <w:t>Air Command and Staff College, completed via distance learning</w:t>
+      </w:r>
+    </w:p>
+    <w:p>
+      <w:pPr>
+        <w:tabs>
+          <w:tab w:val="left" w:pos="900"/>
+        </w:tabs>
+        <w:spacing w:after="0"/>
+      </w:pPr>
+      <w:r>
+        <w:t>2012</w:t>
+      </w:r>
+      <w:r>
+        <w:tab/>
+        <w:t>Squadron Officer School, completed in residence</w:t>
+      </w:r>
+    </w:p>
+    <w:p>
+      <w:pPr>
+        <w:pStyle w:val="Heading1"/>
+      </w:pPr>
+      <w:r>
         <w:t>Assignments</w:t>
       </w:r>
     </w:p>
@@ -339,32 +389,11 @@
         <w:spacing w:after="0"/>
       </w:pPr>
       <w:r>
-        <w:t>Jan</w:t>
-      </w:r>
-      <w:r>
-        <w:t>–Ma</w:t>
-      </w:r>
-      <w:r>
-        <w:t>y</w:t>
-      </w:r>
-      <w:r>
-        <w:t xml:space="preserve"> 2025</w:t>
+        <w:t>Jan–May 2025</w:t>
       </w:r>
       <w:r>
         <w:tab/>
-        <w:t xml:space="preserve">Acting </w:t>
-      </w:r>
-      <w:r>
-        <w:t xml:space="preserve">Cadet Squadron </w:t>
-      </w:r>
-      <w:r>
-        <w:t xml:space="preserve">Commander, </w:t>
-      </w:r>
-      <w:r>
-        <w:t>Cadet Group 4</w:t>
-      </w:r>
-      <w:r>
-        <w:t>, USAF Academy CO</w:t>
+        <w:t>Acting Cadet Squadron Commander, Cadet Group 4, USAF Academy CO</w:t>
       </w:r>
     </w:p>
     <w:p>
@@ -402,13 +431,7 @@
         <w:spacing w:after="0"/>
       </w:pPr>
       <w:r>
-        <w:t>2014</w:t>
-      </w:r>
-      <w:r>
-        <w:t>–</w:t>
-      </w:r>
-      <w:r>
-        <w:t>2016</w:t>
+        <w:t>2014–2016</w:t>
       </w:r>
       <w:r>
         <w:tab/>
@@ -420,28 +443,17 @@
         <w:spacing w:after="0"/>
       </w:pPr>
       <w:r>
-        <w:t>201</w:t>
-      </w:r>
-      <w:r>
-        <w:t>1</w:t>
-      </w:r>
-      <w:r>
-        <w:t>–2014</w:t>
+        <w:t>2011–2014</w:t>
       </w:r>
       <w:r>
         <w:tab/>
-      </w:r>
-      <w:r>
         <w:t xml:space="preserve">DSP Ops </w:t>
       </w:r>
       <w:r>
         <w:t>Officer,</w:t>
       </w:r>
       <w:r>
-        <w:t xml:space="preserve"> </w:t>
-      </w:r>
-      <w:r>
-        <w:t>SBIRS Sys Test Engineer, Infrared Space Systems Directorate, Los Angeles CA</w:t>
+        <w:t xml:space="preserve"> SBIRS Sys Test Engineer, Infrared Space Systems Directorate, Los Angeles CA</w:t>
       </w:r>
     </w:p>
     <w:p>
@@ -449,13 +461,7 @@
         <w:spacing w:after="0"/>
       </w:pPr>
       <w:r>
-        <w:t>2009</w:t>
-      </w:r>
-      <w:r>
-        <w:t>–</w:t>
-      </w:r>
-      <w:r>
-        <w:t>2011</w:t>
+        <w:t>2009–2011</w:t>
       </w:r>
       <w:r>
         <w:tab/>
@@ -467,13 +473,7 @@
         <w:spacing w:after="0"/>
       </w:pPr>
       <w:r>
-        <w:t>2008</w:t>
-      </w:r>
-      <w:r>
-        <w:t>–</w:t>
-      </w:r>
-      <w:r>
-        <w:t>2009</w:t>
+        <w:t>2008–2009</w:t>
       </w:r>
       <w:r>
         <w:tab/>
@@ -641,10 +641,7 @@
         <w:t xml:space="preserve">ibrary, which connected program staff </w:t>
       </w:r>
       <w:r>
-        <w:t>to intelligence authors</w:t>
-      </w:r>
-      <w:r>
-        <w:t xml:space="preserve"> </w:t>
+        <w:t xml:space="preserve">to intelligence authors </w:t>
       </w:r>
       <w:r>
         <w:t>for $1.23T worth of defense programs</w:t>
@@ -696,10 +693,7 @@
         <w:t>Taught spring semester sophomore ROTC leadership</w:t>
       </w:r>
       <w:r>
-        <w:t xml:space="preserve"> </w:t>
-      </w:r>
-      <w:r>
-        <w:t>Team &amp; Leadership Fundamentals</w:t>
+        <w:t xml:space="preserve"> Team &amp; Leadership Fundamentals</w:t>
       </w:r>
       <w:r>
         <w:t xml:space="preserve"> </w:t>
@@ -798,10 +792,7 @@
         <w:t>subsystems</w:t>
       </w:r>
       <w:r>
-        <w:t xml:space="preserve"> through assembly and operation of a </w:t>
-      </w:r>
-      <w:r>
-        <w:t>breadboard-based spacecraft analog</w:t>
+        <w:t xml:space="preserve"> through assembly and operation of a breadboard-based spacecraft analog</w:t>
       </w:r>
       <w:r>
         <w:t xml:space="preserve">. Transitioned lab curriculum to </w:t>
@@ -842,10 +833,13 @@
         <w:t xml:space="preserve"> &amp;</w:t>
       </w:r>
       <w:r>
-        <w:t xml:space="preserve"> Tech.</w:t>
-      </w:r>
-      <w:r>
-        <w:t xml:space="preserve"> Comm</w:t>
+        <w:t xml:space="preserve"> </w:t>
+      </w:r>
+      <w:r>
+        <w:t xml:space="preserve">Domain </w:t>
+      </w:r>
+      <w:r>
+        <w:t>Comm</w:t>
       </w:r>
       <w:r>
         <w:t>.</w:t>
@@ -942,239 +936,222 @@
         <w:t>Astro 321: Intermed</w:t>
       </w:r>
       <w:r>
+        <w:t>iate</w:t>
+      </w:r>
+      <w:r>
+        <w:t xml:space="preserve"> Astro</w:t>
+      </w:r>
+      <w:r>
+        <w:t>dynami</w:t>
+      </w:r>
+      <w:r>
+        <w:t>cs</w:t>
+      </w:r>
+    </w:p>
+    <w:p>
+      <w:r>
+        <w:t>Instructed intermediate course in orbit mechanics</w:t>
+      </w:r>
+      <w:r>
+        <w:t xml:space="preserve"> including </w:t>
+      </w:r>
+      <w:r>
+        <w:t xml:space="preserve">orbit determination, maneuvers, perturbations, and rendezvous and proximity operations, as well as programming skills to perform these operations at scale. </w:t>
+      </w:r>
+    </w:p>
+    <w:p>
+      <w:pPr>
+        <w:pStyle w:val="Heading3"/>
+      </w:pPr>
+      <w:r>
+        <w:t>Course Director, Astro 310: Intr</w:t>
+      </w:r>
+      <w:r>
+        <w:t>o</w:t>
+      </w:r>
+      <w:r>
+        <w:t xml:space="preserve"> to Astro</w:t>
+      </w:r>
+      <w:r>
+        <w:t>nautical Engineering</w:t>
+      </w:r>
+    </w:p>
+    <w:p>
+      <w:r>
+        <w:t>Directed introductory astrodynamics</w:t>
+      </w:r>
+      <w:r>
+        <w:t xml:space="preserve"> course</w:t>
+      </w:r>
+      <w:r>
+        <w:t xml:space="preserve">, including orbital mechanics, spacecraft systems, and rocket propulsion. Required for all Air Force Academy cadets. </w:t>
+      </w:r>
+      <w:r>
+        <w:rPr>
+          <w:rFonts w:eastAsiaTheme="minorHAnsi"/>
+        </w:rPr>
+        <w:t>T</w:t>
+      </w:r>
+      <w:r>
+        <w:rPr>
+          <w:rFonts w:eastAsiaTheme="minorHAnsi"/>
+        </w:rPr>
+        <w:t>rained</w:t>
+      </w:r>
+      <w:r>
+        <w:rPr>
+          <w:rFonts w:eastAsiaTheme="minorHAnsi"/>
+        </w:rPr>
+        <w:t xml:space="preserve"> incoming</w:t>
+      </w:r>
+      <w:r>
+        <w:rPr>
+          <w:rFonts w:eastAsiaTheme="minorHAnsi"/>
+        </w:rPr>
+        <w:t xml:space="preserve"> faculty</w:t>
+      </w:r>
+      <w:r>
+        <w:rPr>
+          <w:rFonts w:eastAsiaTheme="minorHAnsi"/>
+        </w:rPr>
+        <w:t xml:space="preserve"> before their first teaching semester. </w:t>
+      </w:r>
+    </w:p>
+    <w:p>
+      <w:pPr>
+        <w:pStyle w:val="Heading3"/>
+      </w:pPr>
+      <w:r>
+        <w:t>Instructor, EM 320: Dynamics</w:t>
+      </w:r>
+    </w:p>
+    <w:p>
+      <w:r>
+        <w:t>Instructed introductory dynamics, covering k</w:t>
+      </w:r>
+      <w:r>
+        <w:t xml:space="preserve">inematic and kinetic analysis of particles and rigid bodies, as </w:t>
+      </w:r>
+      <w:r>
+        <w:t xml:space="preserve">well as an introduction to mechanical vibrations of simple systems. Required for all Aeronautical, Astronautical, and Mechanical Engineering Majors. </w:t>
+      </w:r>
+    </w:p>
+    <w:p>
+      <w:pPr>
+        <w:pStyle w:val="Heading3"/>
+      </w:pPr>
+      <w:r>
+        <w:t>Engineering Division Executive Officer</w:t>
+      </w:r>
+      <w:r>
+        <w:t>, 2013–2014</w:t>
+      </w:r>
+    </w:p>
+    <w:p>
+      <w:pPr>
+        <w:pStyle w:val="Heading1"/>
+      </w:pPr>
+      <w:r>
+        <w:t>Other Professional experience</w:t>
+      </w:r>
+    </w:p>
+    <w:p>
+      <w:pPr>
+        <w:pStyle w:val="Heading2"/>
+      </w:pPr>
+      <w:r>
+        <w:t>201</w:t>
+      </w:r>
+      <w:r>
+        <w:t>2</w:t>
+      </w:r>
+      <w:r>
+        <w:t xml:space="preserve">–2014 </w:t>
+      </w:r>
+      <w:r>
+        <w:tab/>
+      </w:r>
+      <w:r>
+        <w:t>SBIRS System Test Engineer, I</w:t>
+      </w:r>
+      <w:r>
+        <w:t>nfrared Space Systems Directorate</w:t>
+      </w:r>
+      <w:r>
+        <w:t xml:space="preserve">, </w:t>
+      </w:r>
+      <w:r>
+        <w:t>Los Angeles CA</w:t>
+      </w:r>
+    </w:p>
+    <w:p>
+      <w:r>
+        <w:t>O</w:t>
+      </w:r>
+      <w:r>
+        <w:t xml:space="preserve">versaw system test for SBIRS missile warning system, including pre- and post-launch checkouts for three </w:t>
+      </w:r>
+      <w:r>
+        <w:t>spacecraft</w:t>
+      </w:r>
+      <w:r>
+        <w:t xml:space="preserve">. </w:t>
+      </w:r>
+      <w:r>
+        <w:t>T</w:t>
+      </w:r>
+      <w:r>
+        <w:t xml:space="preserve">esting led to successful completion of a major in-place </w:t>
+      </w:r>
+      <w:r>
+        <w:t xml:space="preserve">ground system </w:t>
+      </w:r>
+      <w:r>
+        <w:t>upgrade with no downtime.</w:t>
+      </w:r>
+      <w:r>
+        <w:t xml:space="preserve"> </w:t>
+      </w:r>
+      <w:r>
+        <w:t>C</w:t>
+      </w:r>
+      <w:r>
+        <w:t xml:space="preserve">ompiled and edited biennial update to the </w:t>
+      </w:r>
+      <w:proofErr w:type="gramStart"/>
+      <w:r>
+        <w:t>Congressionally-mandated</w:t>
+      </w:r>
+      <w:proofErr w:type="gramEnd"/>
+      <w:r>
+        <w:t xml:space="preserve"> </w:t>
+      </w:r>
+      <w:r>
+        <w:t>Test and Evaluation Master Plan</w:t>
+      </w:r>
+      <w:r>
+        <w:t>, including coordination</w:t>
+      </w:r>
+      <w:r>
+        <w:t xml:space="preserve"> with external agencies for </w:t>
+      </w:r>
+      <w:r>
+        <w:t>OSD approval</w:t>
+      </w:r>
+      <w:r>
         <w:t>.</w:t>
       </w:r>
-      <w:r>
-        <w:t xml:space="preserve"> Astro</w:t>
-      </w:r>
-      <w:r>
-        <w:t>dynami</w:t>
-      </w:r>
-      <w:r>
-        <w:t>cs</w:t>
-      </w:r>
-    </w:p>
-    <w:p>
-      <w:r>
-        <w:t>Instructed intermediate course in orbit mechanics</w:t>
-      </w:r>
-      <w:r>
-        <w:t xml:space="preserve"> including </w:t>
-      </w:r>
-      <w:r>
-        <w:t xml:space="preserve">orbit determination, maneuvers, perturbations, and rendezvous and proximity operations, as well as programming skills to perform these operations at scale. </w:t>
-      </w:r>
-    </w:p>
-    <w:p>
-      <w:pPr>
-        <w:pStyle w:val="Heading3"/>
-      </w:pPr>
-      <w:r>
-        <w:t>Course Director, Astro 310: Intr</w:t>
-      </w:r>
-      <w:r>
-        <w:t>o</w:t>
-      </w:r>
-      <w:r>
-        <w:t xml:space="preserve"> to Astro</w:t>
-      </w:r>
-      <w:r>
-        <w:t>nautical Engineering</w:t>
-      </w:r>
-    </w:p>
-    <w:p>
-      <w:r>
-        <w:t>Directed introductory astrodynamics</w:t>
-      </w:r>
-      <w:r>
-        <w:t xml:space="preserve"> course</w:t>
-      </w:r>
-      <w:r>
-        <w:t xml:space="preserve">, including orbital mechanics, spacecraft systems, and rocket propulsion. Required for all Air Force Academy cadets. </w:t>
-      </w:r>
-      <w:r>
-        <w:rPr>
-          <w:rFonts w:eastAsiaTheme="minorHAnsi"/>
-        </w:rPr>
-        <w:t>T</w:t>
-      </w:r>
-      <w:r>
-        <w:rPr>
-          <w:rFonts w:eastAsiaTheme="minorHAnsi"/>
-        </w:rPr>
-        <w:t>rained</w:t>
-      </w:r>
-      <w:r>
-        <w:rPr>
-          <w:rFonts w:eastAsiaTheme="minorHAnsi"/>
-        </w:rPr>
-        <w:t xml:space="preserve"> incoming</w:t>
-      </w:r>
-      <w:r>
-        <w:rPr>
-          <w:rFonts w:eastAsiaTheme="minorHAnsi"/>
-        </w:rPr>
-        <w:t xml:space="preserve"> faculty</w:t>
-      </w:r>
-      <w:r>
-        <w:rPr>
-          <w:rFonts w:eastAsiaTheme="minorHAnsi"/>
-        </w:rPr>
-        <w:t xml:space="preserve"> before their first teaching semester. </w:t>
-      </w:r>
-    </w:p>
-    <w:p>
-      <w:pPr>
-        <w:pStyle w:val="Heading3"/>
-      </w:pPr>
-      <w:r>
-        <w:t>Instructor, EM 320: Dynamics</w:t>
-      </w:r>
-    </w:p>
-    <w:p>
-      <w:r>
-        <w:t>Instructed introductory dynamics, covering k</w:t>
-      </w:r>
-      <w:r>
-        <w:t xml:space="preserve">inematic and kinetic analysis of particles and rigid bodies, as </w:t>
-      </w:r>
-      <w:r>
-        <w:t xml:space="preserve">well as an introduction to mechanical vibrations of simple systems. Required for all Aeronautical, Astronautical, and Mechanical Engineering Majors. </w:t>
-      </w:r>
-    </w:p>
-    <w:p>
-      <w:pPr>
-        <w:pStyle w:val="Heading3"/>
-      </w:pPr>
-      <w:r>
-        <w:t>Engineering Division Executive Officer</w:t>
-      </w:r>
-    </w:p>
-    <w:p>
-      <w:pPr>
-        <w:pStyle w:val="Heading1"/>
-      </w:pPr>
-      <w:r>
-        <w:t>Other Professional experience</w:t>
-      </w:r>
     </w:p>
     <w:p>
       <w:pPr>
         <w:pStyle w:val="Heading2"/>
       </w:pPr>
       <w:r>
-        <w:t>201</w:t>
-      </w:r>
-      <w:r>
-        <w:t>2</w:t>
-      </w:r>
-      <w:r>
-        <w:t xml:space="preserve">–2014 </w:t>
+        <w:t xml:space="preserve">2011–2012 </w:t>
       </w:r>
       <w:r>
         <w:tab/>
-      </w:r>
-      <w:r>
-        <w:t>SBIRS System Test Engineer, I</w:t>
-      </w:r>
-      <w:r>
-        <w:t>nfrared Space Systems Directorate</w:t>
-      </w:r>
-      <w:r>
-        <w:t xml:space="preserve">, </w:t>
-      </w:r>
-      <w:r>
-        <w:t>Los Angeles CA</w:t>
-      </w:r>
-    </w:p>
-    <w:p>
-      <w:r>
-        <w:t>O</w:t>
-      </w:r>
-      <w:r>
-        <w:t xml:space="preserve">versaw system test for SBIRS missile warning system, including pre- and post-launch checkouts for three </w:t>
-      </w:r>
-      <w:r>
-        <w:t>spacecraft</w:t>
-      </w:r>
-      <w:r>
-        <w:t xml:space="preserve">. </w:t>
-      </w:r>
-      <w:r>
-        <w:t>T</w:t>
-      </w:r>
-      <w:r>
-        <w:t xml:space="preserve">esting led to successful completion of a major in-place </w:t>
-      </w:r>
-      <w:r>
-        <w:t xml:space="preserve">ground system </w:t>
-      </w:r>
-      <w:r>
-        <w:t>upgrade with no downtime.</w:t>
-      </w:r>
-      <w:r>
-        <w:t xml:space="preserve"> </w:t>
-      </w:r>
-      <w:r>
-        <w:t>C</w:t>
-      </w:r>
-      <w:r>
-        <w:t xml:space="preserve">ompiled and edited biennial update to the </w:t>
-      </w:r>
-      <w:proofErr w:type="gramStart"/>
-      <w:r>
-        <w:t>Congressionally-mandated</w:t>
-      </w:r>
-      <w:proofErr w:type="gramEnd"/>
-      <w:r>
-        <w:t xml:space="preserve"> </w:t>
-      </w:r>
-      <w:r>
-        <w:t>Test and Evaluation Master Plan</w:t>
-      </w:r>
-      <w:r>
-        <w:t>, including coordination</w:t>
-      </w:r>
-      <w:r>
-        <w:t xml:space="preserve"> with external agencies for </w:t>
-      </w:r>
-      <w:r>
-        <w:t xml:space="preserve">OSD </w:t>
-      </w:r>
-      <w:r>
-        <w:t>approval</w:t>
-      </w:r>
-      <w:r>
-        <w:t>.</w:t>
-      </w:r>
-    </w:p>
-    <w:p>
-      <w:pPr>
-        <w:pStyle w:val="Heading2"/>
-      </w:pPr>
-      <w:r>
-        <w:t>201</w:t>
-      </w:r>
-      <w:r>
-        <w:t>1</w:t>
-      </w:r>
-      <w:r>
-        <w:t>–201</w:t>
-      </w:r>
-      <w:r>
-        <w:t>2</w:t>
-      </w:r>
-      <w:r>
-        <w:t xml:space="preserve"> </w:t>
-      </w:r>
-      <w:r>
-        <w:tab/>
-      </w:r>
-      <w:r>
-        <w:t>DSP Orbital Operations Officer</w:t>
-      </w:r>
-      <w:r>
-        <w:t>, Infrared Space Systems Directorate, Los Angeles CA</w:t>
+        <w:t>DSP Orbital Operations Officer, Infrared Space Systems Directorate, Los Angeles CA</w:t>
       </w:r>
     </w:p>
     <w:p>
@@ -1666,7 +1643,19 @@
         <w:rPr>
           <w:rFonts w:eastAsia="Times New Roman"/>
         </w:rPr>
-        <w:t xml:space="preserve">Adamcik, Benjamin, et al. "Impact of storage time and operational temperature on deployable composite booms." </w:t>
+        <w:t xml:space="preserve">Adamcik, Benjamin, </w:t>
+      </w:r>
+      <w:r>
+        <w:rPr>
+          <w:rFonts w:eastAsia="Times New Roman"/>
+        </w:rPr>
+        <w:t xml:space="preserve">Jordan Firth, </w:t>
+      </w:r>
+      <w:r>
+        <w:rPr>
+          <w:rFonts w:eastAsia="Times New Roman"/>
+        </w:rPr>
+        <w:t xml:space="preserve">et al. "Impact of storage time and operational temperature on deployable composite booms." </w:t>
       </w:r>
       <w:r>
         <w:rPr>
@@ -1834,6 +1823,9 @@
       </w:r>
     </w:p>
     <w:p>
+      <w:pPr>
+        <w:spacing w:after="0"/>
+      </w:pPr>
       <w:r>
         <w:t>20</w:t>
       </w:r>
@@ -3429,23 +3421,6 @@
 </file>
 
 <file path=customXml/item1.xml><?xml version="1.0" encoding="utf-8"?>
-<p:properties xmlns:p="http://schemas.microsoft.com/office/2006/metadata/properties" xmlns:xsi="http://www.w3.org/2001/XMLSchema-instance" xmlns:pc="http://schemas.microsoft.com/office/infopath/2007/PartnerControls">
-  <documentManagement>
-    <_activity xmlns="eb22ea8b-83d8-4226-9182-8fa805d77e81" xsi:nil="true"/>
-  </documentManagement>
-</p:properties>
-</file>
-
-<file path=customXml/item2.xml><?xml version="1.0" encoding="utf-8"?>
-<?mso-contentType ?>
-<FormTemplates xmlns="http://schemas.microsoft.com/sharepoint/v3/contenttype/forms">
-  <Display>DocumentLibraryForm</Display>
-  <Edit>DocumentLibraryForm</Edit>
-  <New>DocumentLibraryForm</New>
-</FormTemplates>
-</file>
-
-<file path=customXml/item3.xml><?xml version="1.0" encoding="utf-8"?>
 <ct:contentTypeSchema xmlns:ct="http://schemas.microsoft.com/office/2006/metadata/contentType" xmlns:ma="http://schemas.microsoft.com/office/2006/metadata/properties/metaAttributes" ct:_="" ma:_="" ma:contentTypeName="Document" ma:contentTypeID="0x010100AF7A6BEBB77DCF4BB8B71D315A7691CB" ma:contentTypeVersion="15" ma:contentTypeDescription="Create a new document." ma:contentTypeScope="" ma:versionID="2df62e8b93004291d376fa6ea6326077">
   <xsd:schema xmlns:xsd="http://www.w3.org/2001/XMLSchema" xmlns:xs="http://www.w3.org/2001/XMLSchema" xmlns:p="http://schemas.microsoft.com/office/2006/metadata/properties" xmlns:ns3="eb22ea8b-83d8-4226-9182-8fa805d77e81" xmlns:ns4="bcd8512d-fbb8-41a1-bc8a-c7ee7257ceae" targetNamespace="http://schemas.microsoft.com/office/2006/metadata/properties" ma:root="true" ma:fieldsID="7f959103873dab13d0681bd1f8d568fd" ns3:_="" ns4:_="">
     <xsd:import namespace="eb22ea8b-83d8-4226-9182-8fa805d77e81"/>
@@ -3678,25 +3653,24 @@
 </ct:contentTypeSchema>
 </file>
 
-<file path=customXml/itemProps1.xml><?xml version="1.0" encoding="utf-8"?>
-<ds:datastoreItem xmlns:ds="http://schemas.openxmlformats.org/officeDocument/2006/customXml" ds:itemID="{2C623FF2-841E-44B2-A891-D4B8A1970E34}">
-  <ds:schemaRefs>
-    <ds:schemaRef ds:uri="http://schemas.microsoft.com/office/2006/metadata/properties"/>
-    <ds:schemaRef ds:uri="http://schemas.microsoft.com/office/infopath/2007/PartnerControls"/>
-    <ds:schemaRef ds:uri="eb22ea8b-83d8-4226-9182-8fa805d77e81"/>
-  </ds:schemaRefs>
-</ds:datastoreItem>
+<file path=customXml/item2.xml><?xml version="1.0" encoding="utf-8"?>
+<?mso-contentType ?>
+<FormTemplates xmlns="http://schemas.microsoft.com/sharepoint/v3/contenttype/forms">
+  <Display>DocumentLibraryForm</Display>
+  <Edit>DocumentLibraryForm</Edit>
+  <New>DocumentLibraryForm</New>
+</FormTemplates>
 </file>
 
-<file path=customXml/itemProps2.xml><?xml version="1.0" encoding="utf-8"?>
-<ds:datastoreItem xmlns:ds="http://schemas.openxmlformats.org/officeDocument/2006/customXml" ds:itemID="{048C7316-CDA8-49D1-91A4-EFFE91C62C18}">
-  <ds:schemaRefs>
-    <ds:schemaRef ds:uri="http://schemas.microsoft.com/sharepoint/v3/contenttype/forms"/>
-  </ds:schemaRefs>
-</ds:datastoreItem>
+<file path=customXml/item3.xml><?xml version="1.0" encoding="utf-8"?>
+<p:properties xmlns:p="http://schemas.microsoft.com/office/2006/metadata/properties" xmlns:xsi="http://www.w3.org/2001/XMLSchema-instance" xmlns:pc="http://schemas.microsoft.com/office/infopath/2007/PartnerControls">
+  <documentManagement>
+    <_activity xmlns="eb22ea8b-83d8-4226-9182-8fa805d77e81" xsi:nil="true"/>
+  </documentManagement>
+</p:properties>
 </file>
 
-<file path=customXml/itemProps3.xml><?xml version="1.0" encoding="utf-8"?>
+<file path=customXml/itemProps1.xml><?xml version="1.0" encoding="utf-8"?>
 <ds:datastoreItem xmlns:ds="http://schemas.openxmlformats.org/officeDocument/2006/customXml" ds:itemID="{243728EB-129E-4C4C-9349-C2737B4E1FDF}">
   <ds:schemaRefs>
     <ds:schemaRef ds:uri="http://schemas.microsoft.com/office/2006/metadata/contentType"/>
@@ -3713,4 +3687,22 @@
     <ds:schemaRef ds:uri="http://schemas.microsoft.com/internal/obd"/>
   </ds:schemaRefs>
 </ds:datastoreItem>
+</file>
+
+<file path=customXml/itemProps2.xml><?xml version="1.0" encoding="utf-8"?>
+<ds:datastoreItem xmlns:ds="http://schemas.openxmlformats.org/officeDocument/2006/customXml" ds:itemID="{048C7316-CDA8-49D1-91A4-EFFE91C62C18}">
+  <ds:schemaRefs>
+    <ds:schemaRef ds:uri="http://schemas.microsoft.com/sharepoint/v3/contenttype/forms"/>
+  </ds:schemaRefs>
+</ds:datastoreItem>
+</file>
+
+<file path=customXml/itemProps3.xml><?xml version="1.0" encoding="utf-8"?>
+<ds:datastoreItem xmlns:ds="http://schemas.openxmlformats.org/officeDocument/2006/customXml" ds:itemID="{2C623FF2-841E-44B2-A891-D4B8A1970E34}">
+  <ds:schemaRefs>
+    <ds:schemaRef ds:uri="http://schemas.microsoft.com/office/2006/metadata/properties"/>
+    <ds:schemaRef ds:uri="http://schemas.microsoft.com/office/infopath/2007/PartnerControls"/>
+    <ds:schemaRef ds:uri="eb22ea8b-83d8-4226-9182-8fa805d77e81"/>
+  </ds:schemaRefs>
+</ds:datastoreItem>
 </file>
--- a/CV.docx
+++ b/CV.docx
@@ -64,8 +64,16 @@
       <w:r>
         <w:t xml:space="preserve">Performed Zero-G parabolic test flights of novel deployment mechanisms for rollable spacecraft booms with funding from a NASA grant. </w:t>
       </w:r>
-      <w:r>
-        <w:t xml:space="preserve">Led 14-member team to </w:t>
+      <w:proofErr w:type="gramStart"/>
+      <w:r>
+        <w:t>Led</w:t>
+      </w:r>
+      <w:proofErr w:type="gramEnd"/>
+      <w:r>
+        <w:t xml:space="preserve"> a</w:t>
+      </w:r>
+      <w:r>
+        <w:t xml:space="preserve"> 14-member team to </w:t>
       </w:r>
       <w:r>
         <w:t>design</w:t>
@@ -73,16 +81,11 @@
       <w:r>
         <w:t xml:space="preserve">, </w:t>
       </w:r>
-      <w:proofErr w:type="gramStart"/>
       <w:r>
         <w:t>develop</w:t>
       </w:r>
       <w:r>
-        <w:t>, and</w:t>
-      </w:r>
-      <w:proofErr w:type="gramEnd"/>
-      <w:r>
-        <w:t xml:space="preserve"> manufacture</w:t>
+        <w:t>, and manufacture</w:t>
       </w:r>
       <w:r>
         <w:t xml:space="preserve"> </w:t>
@@ -299,7 +302,7 @@
         <w:t xml:space="preserve"> Academy</w:t>
       </w:r>
       <w:r>
-        <w:t xml:space="preserve">, </w:t>
+        <w:t xml:space="preserve"> </w:t>
       </w:r>
       <w:r>
         <w:t>CO</w:t>
@@ -591,7 +594,7 @@
         <w:t xml:space="preserve"> &amp; L</w:t>
       </w:r>
       <w:r>
-        <w:t>ong-Range Analysis Office, Charlottesville, VA</w:t>
+        <w:t>ong-Range Analysis Office, Charlottesville VA</w:t>
       </w:r>
     </w:p>
     <w:p>
@@ -685,24 +688,42 @@
         <w:t xml:space="preserve">, </w:t>
       </w:r>
       <w:r>
-        <w:t>NC State University, Raleigh, NC</w:t>
-      </w:r>
-    </w:p>
-    <w:p>
-      <w:r>
-        <w:t>Taught spring semester sophomore ROTC leadership</w:t>
-      </w:r>
-      <w:r>
-        <w:t xml:space="preserve"> Team &amp; Leadership Fundamentals</w:t>
+        <w:t>NC State University, Raleigh</w:t>
       </w:r>
       <w:r>
         <w:t xml:space="preserve"> </w:t>
       </w:r>
       <w:r>
+        <w:t>NC</w:t>
+      </w:r>
+    </w:p>
+    <w:p>
+      <w:r>
+        <w:t>Taught spring semester sophomore</w:t>
+      </w:r>
+      <w:r>
+        <w:t>-level</w:t>
+      </w:r>
+      <w:r>
+        <w:t xml:space="preserve"> ROTC </w:t>
+      </w:r>
+      <w:r>
+        <w:t>Team &amp; Leadership Fundamentals</w:t>
+      </w:r>
+      <w:r>
+        <w:t xml:space="preserve"> </w:t>
+      </w:r>
+      <w:r>
         <w:t xml:space="preserve">class </w:t>
       </w:r>
       <w:r>
-        <w:t xml:space="preserve">to 27 cadets at the request of the Det commander. </w:t>
+        <w:t>to 27 cadets at the Det commander</w:t>
+      </w:r>
+      <w:r>
+        <w:t>’s request</w:t>
+      </w:r>
+      <w:r>
+        <w:t xml:space="preserve">. </w:t>
       </w:r>
       <w:r>
         <w:t>P</w:t>
@@ -850,10 +871,24 @@
     </w:p>
     <w:p>
       <w:r>
-        <w:t xml:space="preserve">Developed course introducing key skills and tools for Astro majors, and incorporated instruction in technical communication to address an </w:t>
+        <w:t xml:space="preserve">Developed </w:t>
       </w:r>
       <w:proofErr w:type="gramStart"/>
       <w:r>
+        <w:t>course</w:t>
+      </w:r>
+      <w:proofErr w:type="gramEnd"/>
+      <w:r>
+        <w:t xml:space="preserve"> introducing key skills and tools for Astro majors, and incorporated instruction in </w:t>
+      </w:r>
+      <w:r>
+        <w:t>engineering</w:t>
+      </w:r>
+      <w:r>
+        <w:t xml:space="preserve"> communication to address an </w:t>
+      </w:r>
+      <w:proofErr w:type="gramStart"/>
+      <w:r>
         <w:t>externally-identified</w:t>
       </w:r>
       <w:proofErr w:type="gramEnd"/>
@@ -884,13 +919,28 @@
       <w:r>
         <w:t>Director of Assessments</w:t>
       </w:r>
+      <w:r>
+        <w:t>, 2022–2024</w:t>
+      </w:r>
     </w:p>
     <w:p>
       <w:r>
         <w:t>Maintained</w:t>
       </w:r>
       <w:r>
-        <w:t xml:space="preserve"> department assessment program supporting continuous improvement and periodic ABET accreditation. Supported 2022 Engineering Program Advisory Council. Performed mid-cycle ABET self-assessment</w:t>
+        <w:t xml:space="preserve"> department assessment program supporting continuous improvement and periodic ABET accreditation. </w:t>
+      </w:r>
+      <w:r>
+        <w:t>Led</w:t>
+      </w:r>
+      <w:r>
+        <w:t xml:space="preserve"> 202</w:t>
+      </w:r>
+      <w:r>
+        <w:t>4</w:t>
+      </w:r>
+      <w:r>
+        <w:t xml:space="preserve"> Engineering Program Advisory Council. Performed mid-cycle ABET self-assessment</w:t>
       </w:r>
       <w:r>
         <w:t>. I</w:t>
@@ -950,7 +1000,21 @@
     </w:p>
     <w:p>
       <w:r>
-        <w:t>Instructed intermediate course in orbit mechanics</w:t>
+        <w:t xml:space="preserve">Instructed intermediate </w:t>
+      </w:r>
+      <w:proofErr w:type="gramStart"/>
+      <w:r>
+        <w:t>course</w:t>
+      </w:r>
+      <w:proofErr w:type="gramEnd"/>
+      <w:r>
+        <w:t xml:space="preserve"> in orbit</w:t>
+      </w:r>
+      <w:r>
+        <w:t>al</w:t>
+      </w:r>
+      <w:r>
+        <w:t xml:space="preserve"> mechanics</w:t>
       </w:r>
       <w:r>
         <w:t xml:space="preserve"> including </w:t>
@@ -968,6 +1032,9 @@
       </w:r>
       <w:r>
         <w:t>o</w:t>
+      </w:r>
+      <w:r>
+        <w:t>duction</w:t>
       </w:r>
       <w:r>
         <w:t xml:space="preserve"> to Astro</w:t>
@@ -1443,7 +1510,7 @@
         <w:t xml:space="preserve"> T-38B and C-12J aircraft. </w:t>
       </w:r>
       <w:r>
-        <w:t>These aircraft were used to both carry test equipment and serve as targets for urgent DOD priority missions.</w:t>
+        <w:t>These aircraft were used to carry test equipment and serve as targets for urgent DOD priority missions.</w:t>
       </w:r>
       <w:r>
         <w:t xml:space="preserve"> P</w:t>
@@ -3421,6 +3488,23 @@
 </file>
 
 <file path=customXml/item1.xml><?xml version="1.0" encoding="utf-8"?>
+<p:properties xmlns:p="http://schemas.microsoft.com/office/2006/metadata/properties" xmlns:xsi="http://www.w3.org/2001/XMLSchema-instance" xmlns:pc="http://schemas.microsoft.com/office/infopath/2007/PartnerControls">
+  <documentManagement>
+    <_activity xmlns="eb22ea8b-83d8-4226-9182-8fa805d77e81" xsi:nil="true"/>
+  </documentManagement>
+</p:properties>
+</file>
+
+<file path=customXml/item2.xml><?xml version="1.0" encoding="utf-8"?>
+<?mso-contentType ?>
+<FormTemplates xmlns="http://schemas.microsoft.com/sharepoint/v3/contenttype/forms">
+  <Display>DocumentLibraryForm</Display>
+  <Edit>DocumentLibraryForm</Edit>
+  <New>DocumentLibraryForm</New>
+</FormTemplates>
+</file>
+
+<file path=customXml/item3.xml><?xml version="1.0" encoding="utf-8"?>
 <ct:contentTypeSchema xmlns:ct="http://schemas.microsoft.com/office/2006/metadata/contentType" xmlns:ma="http://schemas.microsoft.com/office/2006/metadata/properties/metaAttributes" ct:_="" ma:_="" ma:contentTypeName="Document" ma:contentTypeID="0x010100AF7A6BEBB77DCF4BB8B71D315A7691CB" ma:contentTypeVersion="15" ma:contentTypeDescription="Create a new document." ma:contentTypeScope="" ma:versionID="2df62e8b93004291d376fa6ea6326077">
   <xsd:schema xmlns:xsd="http://www.w3.org/2001/XMLSchema" xmlns:xs="http://www.w3.org/2001/XMLSchema" xmlns:p="http://schemas.microsoft.com/office/2006/metadata/properties" xmlns:ns3="eb22ea8b-83d8-4226-9182-8fa805d77e81" xmlns:ns4="bcd8512d-fbb8-41a1-bc8a-c7ee7257ceae" targetNamespace="http://schemas.microsoft.com/office/2006/metadata/properties" ma:root="true" ma:fieldsID="7f959103873dab13d0681bd1f8d568fd" ns3:_="" ns4:_="">
     <xsd:import namespace="eb22ea8b-83d8-4226-9182-8fa805d77e81"/>
@@ -3653,24 +3737,25 @@
 </ct:contentTypeSchema>
 </file>
 
-<file path=customXml/item2.xml><?xml version="1.0" encoding="utf-8"?>
-<?mso-contentType ?>
-<FormTemplates xmlns="http://schemas.microsoft.com/sharepoint/v3/contenttype/forms">
-  <Display>DocumentLibraryForm</Display>
-  <Edit>DocumentLibraryForm</Edit>
-  <New>DocumentLibraryForm</New>
-</FormTemplates>
+<file path=customXml/itemProps1.xml><?xml version="1.0" encoding="utf-8"?>
+<ds:datastoreItem xmlns:ds="http://schemas.openxmlformats.org/officeDocument/2006/customXml" ds:itemID="{2C623FF2-841E-44B2-A891-D4B8A1970E34}">
+  <ds:schemaRefs>
+    <ds:schemaRef ds:uri="http://schemas.microsoft.com/office/2006/metadata/properties"/>
+    <ds:schemaRef ds:uri="http://schemas.microsoft.com/office/infopath/2007/PartnerControls"/>
+    <ds:schemaRef ds:uri="eb22ea8b-83d8-4226-9182-8fa805d77e81"/>
+  </ds:schemaRefs>
+</ds:datastoreItem>
 </file>
 
-<file path=customXml/item3.xml><?xml version="1.0" encoding="utf-8"?>
-<p:properties xmlns:p="http://schemas.microsoft.com/office/2006/metadata/properties" xmlns:xsi="http://www.w3.org/2001/XMLSchema-instance" xmlns:pc="http://schemas.microsoft.com/office/infopath/2007/PartnerControls">
-  <documentManagement>
-    <_activity xmlns="eb22ea8b-83d8-4226-9182-8fa805d77e81" xsi:nil="true"/>
-  </documentManagement>
-</p:properties>
+<file path=customXml/itemProps2.xml><?xml version="1.0" encoding="utf-8"?>
+<ds:datastoreItem xmlns:ds="http://schemas.openxmlformats.org/officeDocument/2006/customXml" ds:itemID="{048C7316-CDA8-49D1-91A4-EFFE91C62C18}">
+  <ds:schemaRefs>
+    <ds:schemaRef ds:uri="http://schemas.microsoft.com/sharepoint/v3/contenttype/forms"/>
+  </ds:schemaRefs>
+</ds:datastoreItem>
 </file>
 
-<file path=customXml/itemProps1.xml><?xml version="1.0" encoding="utf-8"?>
+<file path=customXml/itemProps3.xml><?xml version="1.0" encoding="utf-8"?>
 <ds:datastoreItem xmlns:ds="http://schemas.openxmlformats.org/officeDocument/2006/customXml" ds:itemID="{243728EB-129E-4C4C-9349-C2737B4E1FDF}">
   <ds:schemaRefs>
     <ds:schemaRef ds:uri="http://schemas.microsoft.com/office/2006/metadata/contentType"/>
@@ -3687,22 +3772,4 @@
     <ds:schemaRef ds:uri="http://schemas.microsoft.com/internal/obd"/>
   </ds:schemaRefs>
 </ds:datastoreItem>
-</file>
-
-<file path=customXml/itemProps2.xml><?xml version="1.0" encoding="utf-8"?>
-<ds:datastoreItem xmlns:ds="http://schemas.openxmlformats.org/officeDocument/2006/customXml" ds:itemID="{048C7316-CDA8-49D1-91A4-EFFE91C62C18}">
-  <ds:schemaRefs>
-    <ds:schemaRef ds:uri="http://schemas.microsoft.com/sharepoint/v3/contenttype/forms"/>
-  </ds:schemaRefs>
-</ds:datastoreItem>
-</file>
-
-<file path=customXml/itemProps3.xml><?xml version="1.0" encoding="utf-8"?>
-<ds:datastoreItem xmlns:ds="http://schemas.openxmlformats.org/officeDocument/2006/customXml" ds:itemID="{2C623FF2-841E-44B2-A891-D4B8A1970E34}">
-  <ds:schemaRefs>
-    <ds:schemaRef ds:uri="http://schemas.microsoft.com/office/2006/metadata/properties"/>
-    <ds:schemaRef ds:uri="http://schemas.microsoft.com/office/infopath/2007/PartnerControls"/>
-    <ds:schemaRef ds:uri="eb22ea8b-83d8-4226-9182-8fa805d77e81"/>
-  </ds:schemaRefs>
-</ds:datastoreItem>
 </file>
--- a/CV.docx
+++ b/CV.docx
@@ -1919,6 +1919,184 @@
         <w:t xml:space="preserve"> Regional Finalist</w:t>
       </w:r>
     </w:p>
+    <w:p>
+      <w:pPr>
+        <w:pStyle w:val="Heading1"/>
+      </w:pPr>
+      <w:r>
+        <w:lastRenderedPageBreak/>
+        <w:t>R</w:t>
+      </w:r>
+      <w:r>
+        <w:t>efere</w:t>
+      </w:r>
+      <w:r>
+        <w:t>nc</w:t>
+      </w:r>
+      <w:r>
+        <w:t>es</w:t>
+      </w:r>
+    </w:p>
+    <w:p>
+      <w:r>
+        <w:rPr>
+          <w:b/>
+        </w:rPr>
+        <w:t>Col Luke Sauter</w:t>
+      </w:r>
+      <w:r>
+        <w:rPr>
+          <w:b/>
+        </w:rPr>
+        <w:t xml:space="preserve"> </w:t>
+      </w:r>
+      <w:r>
+        <w:rPr>
+          <w:b/>
+        </w:rPr>
+        <w:tab/>
+      </w:r>
+      <w:r>
+        <w:br/>
+      </w:r>
+      <w:r>
+        <w:t>Supervisor, 2022–2025</w:t>
+      </w:r>
+      <w:r>
+        <w:br/>
+        <w:t xml:space="preserve">former </w:t>
+      </w:r>
+      <w:r>
+        <w:t>Permanent Professor, USAFA Department of Astronautics</w:t>
+      </w:r>
+      <w:r>
+        <w:br/>
+      </w:r>
+      <w:r>
+        <w:t>luke.sauter@spaceforce.mil</w:t>
+      </w:r>
+      <w:r>
+        <w:br/>
+      </w:r>
+      <w:r>
+        <w:t>719-671-978</w:t>
+      </w:r>
+      <w:r>
+        <w:t>1</w:t>
+      </w:r>
+    </w:p>
+    <w:p>
+      <w:pPr>
+        <w:rPr>
+          <w:b/>
+        </w:rPr>
+      </w:pPr>
+      <w:r>
+        <w:rPr>
+          <w:b/>
+        </w:rPr>
+        <w:t>Tim Smith</w:t>
+      </w:r>
+      <w:r>
+        <w:rPr>
+          <w:b/>
+        </w:rPr>
+        <w:tab/>
+      </w:r>
+      <w:r>
+        <w:br/>
+        <w:t xml:space="preserve">Analytic </w:t>
+      </w:r>
+      <w:r>
+        <w:t>Supervisor</w:t>
+      </w:r>
+      <w:r>
+        <w:t>, 2019–2022</w:t>
+      </w:r>
+      <w:r>
+        <w:br/>
+      </w:r>
+      <w:r>
+        <w:t xml:space="preserve">Senior Intel Officer, DIA Acquisition Intelligence Division </w:t>
+      </w:r>
+      <w:r>
+        <w:br/>
+      </w:r>
+      <w:r>
+        <w:t>timothy.smith2@dodiis.mil</w:t>
+      </w:r>
+      <w:r>
+        <w:br/>
+      </w:r>
+      <w:r>
+        <w:t>434-956-2408</w:t>
+      </w:r>
+      <w:r>
+        <w:t xml:space="preserve"> </w:t>
+      </w:r>
+    </w:p>
+    <w:p>
+      <w:r>
+        <w:rPr>
+          <w:b/>
+          <w:bCs/>
+        </w:rPr>
+        <w:t>Holley McBroom</w:t>
+      </w:r>
+      <w:r>
+        <w:br/>
+      </w:r>
+      <w:r>
+        <w:t>Direct Report, 2020–2022</w:t>
+      </w:r>
+      <w:r>
+        <w:br/>
+        <w:t>Ground Team Lead Analyst, DIA Acquisition Intelligence Division</w:t>
+      </w:r>
+      <w:r>
+        <w:br/>
+        <w:t>holley.mcbroom@dodiis.mil</w:t>
+      </w:r>
+      <w:r>
+        <w:br/>
+        <w:t>434-956-2350</w:t>
+      </w:r>
+    </w:p>
+    <w:p/>
+    <w:p>
+      <w:r>
+        <w:rPr>
+          <w:b/>
+        </w:rPr>
+        <w:t>Mark Pankow</w:t>
+      </w:r>
+      <w:r>
+        <w:tab/>
+      </w:r>
+      <w:r>
+        <w:br/>
+        <w:t>Assoc. Professor, NCSU Mechanical &amp; Aerospace Engineering</w:t>
+      </w:r>
+      <w:r>
+        <w:t xml:space="preserve"> </w:t>
+      </w:r>
+      <w:r>
+        <w:t xml:space="preserve">Dept, </w:t>
+      </w:r>
+      <w:r>
+        <w:t>mrpankow@ncsu.edu</w:t>
+      </w:r>
+      <w:r>
+        <w:t>, 510-384-6064</w:t>
+      </w:r>
+      <w:r>
+        <w:t xml:space="preserve"> </w:t>
+      </w:r>
+      <w:r>
+        <w:t>PhD Advisor, 2016–2019</w:t>
+      </w:r>
+    </w:p>
+    <w:p/>
     <w:sectPr>
       <w:pgSz w:w="12240" w:h="15840" w:code="1"/>
       <w:pgMar w:top="1152" w:right="1152" w:bottom="720" w:left="1152" w:header="0" w:footer="0" w:gutter="0"/>
@@ -3488,23 +3666,6 @@
 </file>
 
 <file path=customXml/item1.xml><?xml version="1.0" encoding="utf-8"?>
-<p:properties xmlns:p="http://schemas.microsoft.com/office/2006/metadata/properties" xmlns:xsi="http://www.w3.org/2001/XMLSchema-instance" xmlns:pc="http://schemas.microsoft.com/office/infopath/2007/PartnerControls">
-  <documentManagement>
-    <_activity xmlns="eb22ea8b-83d8-4226-9182-8fa805d77e81" xsi:nil="true"/>
-  </documentManagement>
-</p:properties>
-</file>
-
-<file path=customXml/item2.xml><?xml version="1.0" encoding="utf-8"?>
-<?mso-contentType ?>
-<FormTemplates xmlns="http://schemas.microsoft.com/sharepoint/v3/contenttype/forms">
-  <Display>DocumentLibraryForm</Display>
-  <Edit>DocumentLibraryForm</Edit>
-  <New>DocumentLibraryForm</New>
-</FormTemplates>
-</file>
-
-<file path=customXml/item3.xml><?xml version="1.0" encoding="utf-8"?>
 <ct:contentTypeSchema xmlns:ct="http://schemas.microsoft.com/office/2006/metadata/contentType" xmlns:ma="http://schemas.microsoft.com/office/2006/metadata/properties/metaAttributes" ct:_="" ma:_="" ma:contentTypeName="Document" ma:contentTypeID="0x010100AF7A6BEBB77DCF4BB8B71D315A7691CB" ma:contentTypeVersion="15" ma:contentTypeDescription="Create a new document." ma:contentTypeScope="" ma:versionID="2df62e8b93004291d376fa6ea6326077">
   <xsd:schema xmlns:xsd="http://www.w3.org/2001/XMLSchema" xmlns:xs="http://www.w3.org/2001/XMLSchema" xmlns:p="http://schemas.microsoft.com/office/2006/metadata/properties" xmlns:ns3="eb22ea8b-83d8-4226-9182-8fa805d77e81" xmlns:ns4="bcd8512d-fbb8-41a1-bc8a-c7ee7257ceae" targetNamespace="http://schemas.microsoft.com/office/2006/metadata/properties" ma:root="true" ma:fieldsID="7f959103873dab13d0681bd1f8d568fd" ns3:_="" ns4:_="">
     <xsd:import namespace="eb22ea8b-83d8-4226-9182-8fa805d77e81"/>
@@ -3737,25 +3898,24 @@
 </ct:contentTypeSchema>
 </file>
 
-<file path=customXml/itemProps1.xml><?xml version="1.0" encoding="utf-8"?>
-<ds:datastoreItem xmlns:ds="http://schemas.openxmlformats.org/officeDocument/2006/customXml" ds:itemID="{2C623FF2-841E-44B2-A891-D4B8A1970E34}">
-  <ds:schemaRefs>
-    <ds:schemaRef ds:uri="http://schemas.microsoft.com/office/2006/metadata/properties"/>
-    <ds:schemaRef ds:uri="http://schemas.microsoft.com/office/infopath/2007/PartnerControls"/>
-    <ds:schemaRef ds:uri="eb22ea8b-83d8-4226-9182-8fa805d77e81"/>
-  </ds:schemaRefs>
-</ds:datastoreItem>
+<file path=customXml/item2.xml><?xml version="1.0" encoding="utf-8"?>
+<?mso-contentType ?>
+<FormTemplates xmlns="http://schemas.microsoft.com/sharepoint/v3/contenttype/forms">
+  <Display>DocumentLibraryForm</Display>
+  <Edit>DocumentLibraryForm</Edit>
+  <New>DocumentLibraryForm</New>
+</FormTemplates>
 </file>
 
-<file path=customXml/itemProps2.xml><?xml version="1.0" encoding="utf-8"?>
-<ds:datastoreItem xmlns:ds="http://schemas.openxmlformats.org/officeDocument/2006/customXml" ds:itemID="{048C7316-CDA8-49D1-91A4-EFFE91C62C18}">
-  <ds:schemaRefs>
-    <ds:schemaRef ds:uri="http://schemas.microsoft.com/sharepoint/v3/contenttype/forms"/>
-  </ds:schemaRefs>
-</ds:datastoreItem>
+<file path=customXml/item3.xml><?xml version="1.0" encoding="utf-8"?>
+<p:properties xmlns:p="http://schemas.microsoft.com/office/2006/metadata/properties" xmlns:xsi="http://www.w3.org/2001/XMLSchema-instance" xmlns:pc="http://schemas.microsoft.com/office/infopath/2007/PartnerControls">
+  <documentManagement>
+    <_activity xmlns="eb22ea8b-83d8-4226-9182-8fa805d77e81" xsi:nil="true"/>
+  </documentManagement>
+</p:properties>
 </file>
 
-<file path=customXml/itemProps3.xml><?xml version="1.0" encoding="utf-8"?>
+<file path=customXml/itemProps1.xml><?xml version="1.0" encoding="utf-8"?>
 <ds:datastoreItem xmlns:ds="http://schemas.openxmlformats.org/officeDocument/2006/customXml" ds:itemID="{243728EB-129E-4C4C-9349-C2737B4E1FDF}">
   <ds:schemaRefs>
     <ds:schemaRef ds:uri="http://schemas.microsoft.com/office/2006/metadata/contentType"/>
@@ -3772,4 +3932,22 @@
     <ds:schemaRef ds:uri="http://schemas.microsoft.com/internal/obd"/>
   </ds:schemaRefs>
 </ds:datastoreItem>
+</file>
+
+<file path=customXml/itemProps2.xml><?xml version="1.0" encoding="utf-8"?>
+<ds:datastoreItem xmlns:ds="http://schemas.openxmlformats.org/officeDocument/2006/customXml" ds:itemID="{048C7316-CDA8-49D1-91A4-EFFE91C62C18}">
+  <ds:schemaRefs>
+    <ds:schemaRef ds:uri="http://schemas.microsoft.com/sharepoint/v3/contenttype/forms"/>
+  </ds:schemaRefs>
+</ds:datastoreItem>
+</file>
+
+<file path=customXml/itemProps3.xml><?xml version="1.0" encoding="utf-8"?>
+<ds:datastoreItem xmlns:ds="http://schemas.openxmlformats.org/officeDocument/2006/customXml" ds:itemID="{2C623FF2-841E-44B2-A891-D4B8A1970E34}">
+  <ds:schemaRefs>
+    <ds:schemaRef ds:uri="http://schemas.microsoft.com/office/2006/metadata/properties"/>
+    <ds:schemaRef ds:uri="http://schemas.microsoft.com/office/infopath/2007/PartnerControls"/>
+    <ds:schemaRef ds:uri="eb22ea8b-83d8-4226-9182-8fa805d77e81"/>
+  </ds:schemaRefs>
+</ds:datastoreItem>
 </file>
--- a/CV.docx
+++ b/CV.docx
@@ -64,11 +64,9 @@
       <w:r>
         <w:t xml:space="preserve">Performed Zero-G parabolic test flights of novel deployment mechanisms for rollable spacecraft booms with funding from a NASA grant. </w:t>
       </w:r>
-      <w:proofErr w:type="gramStart"/>
       <w:r>
         <w:t>Led</w:t>
       </w:r>
-      <w:proofErr w:type="gramEnd"/>
       <w:r>
         <w:t xml:space="preserve"> a</w:t>
       </w:r>
@@ -228,21 +226,7 @@
         <w:rPr>
           <w:rFonts w:eastAsiaTheme="minorHAnsi"/>
         </w:rPr>
-        <w:t xml:space="preserve">a </w:t>
-      </w:r>
-      <w:proofErr w:type="spellStart"/>
-      <w:r>
-        <w:rPr>
-          <w:rFonts w:eastAsiaTheme="minorHAnsi"/>
-        </w:rPr>
-        <w:t>cubesat</w:t>
-      </w:r>
-      <w:proofErr w:type="spellEnd"/>
-      <w:r>
-        <w:rPr>
-          <w:rFonts w:eastAsiaTheme="minorHAnsi"/>
-        </w:rPr>
-        <w:t xml:space="preserve">-sized </w:t>
+        <w:t xml:space="preserve">a cubesat-sized </w:t>
       </w:r>
       <w:r>
         <w:rPr>
@@ -535,15 +519,7 @@
         <w:t xml:space="preserve"> commanders were on extended leave.</w:t>
       </w:r>
       <w:r>
-        <w:t xml:space="preserve"> Responsible for order and discipline. Mentored cadet squadron leadership teams. </w:t>
-      </w:r>
-      <w:proofErr w:type="gramStart"/>
-      <w:r>
-        <w:t>Taught</w:t>
-      </w:r>
-      <w:proofErr w:type="gramEnd"/>
-      <w:r>
-        <w:t xml:space="preserve"> </w:t>
+        <w:t xml:space="preserve"> Responsible for order and discipline. Mentored cadet squadron leadership teams. Taught </w:t>
       </w:r>
       <w:r>
         <w:t>commissioning education</w:t>
@@ -871,29 +847,13 @@
     </w:p>
     <w:p>
       <w:r>
-        <w:t xml:space="preserve">Developed </w:t>
-      </w:r>
-      <w:proofErr w:type="gramStart"/>
-      <w:r>
-        <w:t>course</w:t>
-      </w:r>
-      <w:proofErr w:type="gramEnd"/>
-      <w:r>
-        <w:t xml:space="preserve"> introducing key skills and tools for Astro majors, and incorporated instruction in </w:t>
+        <w:t xml:space="preserve">Developed course introducing key skills and tools for Astro majors, and incorporated instruction in </w:t>
       </w:r>
       <w:r>
         <w:t>engineering</w:t>
       </w:r>
       <w:r>
-        <w:t xml:space="preserve"> communication to address an </w:t>
-      </w:r>
-      <w:proofErr w:type="gramStart"/>
-      <w:r>
-        <w:t>externally-identified</w:t>
-      </w:r>
-      <w:proofErr w:type="gramEnd"/>
-      <w:r>
-        <w:t xml:space="preserve"> educational shortfall in the major. </w:t>
+        <w:t xml:space="preserve"> communication to address an externally-identified educational shortfall in the major. </w:t>
       </w:r>
       <w:r>
         <w:t xml:space="preserve">Course is on track for Fall 2026 inclusion in USAFA COI as a requirement for two engineering majors. </w:t>
@@ -1000,15 +960,7 @@
     </w:p>
     <w:p>
       <w:r>
-        <w:t xml:space="preserve">Instructed intermediate </w:t>
-      </w:r>
-      <w:proofErr w:type="gramStart"/>
-      <w:r>
-        <w:t>course</w:t>
-      </w:r>
-      <w:proofErr w:type="gramEnd"/>
-      <w:r>
-        <w:t xml:space="preserve"> in orbit</w:t>
+        <w:t>Instructed intermediate course in orbit</w:t>
       </w:r>
       <w:r>
         <w:t>al</w:t>
@@ -1183,15 +1135,7 @@
         <w:t>C</w:t>
       </w:r>
       <w:r>
-        <w:t xml:space="preserve">ompiled and edited biennial update to the </w:t>
-      </w:r>
-      <w:proofErr w:type="gramStart"/>
-      <w:r>
-        <w:t>Congressionally-mandated</w:t>
-      </w:r>
-      <w:proofErr w:type="gramEnd"/>
-      <w:r>
-        <w:t xml:space="preserve"> </w:t>
+        <w:t xml:space="preserve">ompiled and edited biennial update to the Congressionally-mandated </w:t>
       </w:r>
       <w:r>
         <w:t>Test and Evaluation Master Plan</w:t>
@@ -1499,15 +1443,7 @@
     </w:p>
     <w:p>
       <w:r>
-        <w:t xml:space="preserve">Performed advanced avionics flight test and test support using </w:t>
-      </w:r>
-      <w:proofErr w:type="gramStart"/>
-      <w:r>
-        <w:t>highly-modified</w:t>
-      </w:r>
-      <w:proofErr w:type="gramEnd"/>
-      <w:r>
-        <w:t xml:space="preserve"> T-38B and C-12J aircraft. </w:t>
+        <w:t xml:space="preserve">Performed advanced avionics flight test and test support using highly-modified T-38B and C-12J aircraft. </w:t>
       </w:r>
       <w:r>
         <w:t>These aircraft were used to carry test equipment and serve as targets for urgent DOD priority missions.</w:t>
@@ -1730,151 +1666,107 @@
           <w:i/>
           <w:iCs/>
         </w:rPr>
-        <w:t xml:space="preserve">AIAA </w:t>
-      </w:r>
-      <w:proofErr w:type="spellStart"/>
+        <w:t>AIAA Scitech 2020 Forum</w:t>
+      </w:r>
+      <w:r>
+        <w:rPr>
+          <w:rFonts w:eastAsia="Times New Roman"/>
+        </w:rPr>
+        <w:t>. 2020</w:t>
+      </w:r>
+    </w:p>
+    <w:p>
+      <w:pPr>
+        <w:ind w:left="360" w:hanging="360"/>
+        <w:rPr>
+          <w:rFonts w:eastAsia="Times New Roman"/>
+        </w:rPr>
+      </w:pPr>
+      <w:r>
+        <w:rPr>
+          <w:rFonts w:eastAsia="Times New Roman"/>
+        </w:rPr>
+        <w:t xml:space="preserve">Firth, Jordan, et al. "Minimal Unpowered Strain-Energy Deployment Mechanism for Rollable Spacecraft Booms." </w:t>
+      </w:r>
       <w:r>
         <w:rPr>
           <w:rFonts w:eastAsia="Times New Roman"/>
           <w:i/>
           <w:iCs/>
         </w:rPr>
-        <w:t>Scitech</w:t>
-      </w:r>
-      <w:proofErr w:type="spellEnd"/>
+        <w:t>AIAA Scitech 2019 Forum</w:t>
+      </w:r>
       <w:r>
         <w:rPr>
           <w:rFonts w:eastAsia="Times New Roman"/>
+        </w:rPr>
+        <w:t>. 2019</w:t>
+      </w:r>
+    </w:p>
+    <w:p>
+      <w:pPr>
+        <w:pStyle w:val="Heading2"/>
+      </w:pPr>
+      <w:r>
+        <w:t>Supported Cadet Research</w:t>
+      </w:r>
+    </w:p>
+    <w:p>
+      <w:pPr>
+        <w:ind w:left="360" w:hanging="360"/>
+        <w:rPr>
           <w:i/>
           <w:iCs/>
         </w:rPr>
-        <w:t xml:space="preserve"> 2020 Forum</w:t>
-      </w:r>
-      <w:r>
-        <w:rPr>
-          <w:rFonts w:eastAsia="Times New Roman"/>
-        </w:rPr>
-        <w:t>. 2020</w:t>
-      </w:r>
-    </w:p>
-    <w:p>
-      <w:pPr>
-        <w:ind w:left="360" w:hanging="360"/>
-        <w:rPr>
-          <w:rFonts w:eastAsia="Times New Roman"/>
-        </w:rPr>
-      </w:pPr>
-      <w:r>
-        <w:rPr>
-          <w:rFonts w:eastAsia="Times New Roman"/>
-        </w:rPr>
-        <w:t xml:space="preserve">Firth, Jordan, et al. "Minimal Unpowered Strain-Energy Deployment Mechanism for Rollable Spacecraft Booms." </w:t>
-      </w:r>
-      <w:r>
-        <w:rPr>
-          <w:rFonts w:eastAsia="Times New Roman"/>
+      </w:pPr>
+      <w:r>
+        <w:t xml:space="preserve">Kison, Sydney, Jeremy Chen, Sonja Nelson, and Austin Smith. “Small Satellite Reaction Wheel Manufacturing.” </w:t>
+      </w:r>
+      <w:r>
+        <w:rPr>
           <w:i/>
           <w:iCs/>
         </w:rPr>
-        <w:t xml:space="preserve">AIAA </w:t>
-      </w:r>
-      <w:proofErr w:type="spellStart"/>
-      <w:r>
-        <w:rPr>
-          <w:rFonts w:eastAsia="Times New Roman"/>
+        <w:t>Unpublished, presented at 2024 AIAA Region V student conference. 2024</w:t>
+      </w:r>
+    </w:p>
+    <w:p>
+      <w:pPr>
+        <w:ind w:left="360" w:hanging="360"/>
+      </w:pPr>
+      <w:r>
+        <w:t xml:space="preserve">Burkhart, Devin M., John R. Snider, and Jordan A. Firth. “Flight Qualification for Low Cost Student Manufactured and Balanced Reaction Wheel.” </w:t>
+      </w:r>
+      <w:r>
+        <w:rPr>
+          <w:i/>
+        </w:rPr>
+        <w:t>Unpublished, presented at 2023 AIAA Region V student conference</w:t>
+      </w:r>
+      <w:r>
+        <w:t>. 2023</w:t>
+      </w:r>
+    </w:p>
+    <w:p>
+      <w:pPr>
+        <w:pStyle w:val="Heading2"/>
+      </w:pPr>
+      <w:r>
+        <w:t>Other Publications</w:t>
+      </w:r>
+    </w:p>
+    <w:p>
+      <w:pPr>
+        <w:ind w:left="360" w:hanging="360"/>
+      </w:pPr>
+      <w:r>
+        <w:t xml:space="preserve">Firth, Jordan “Drag Coefficient of a Model Rocket Recovery Parachute.” </w:t>
+      </w:r>
+      <w:r>
+        <w:rPr>
           <w:i/>
           <w:iCs/>
         </w:rPr>
-        <w:t>Scitech</w:t>
-      </w:r>
-      <w:proofErr w:type="spellEnd"/>
-      <w:r>
-        <w:rPr>
-          <w:rFonts w:eastAsia="Times New Roman"/>
-          <w:i/>
-          <w:iCs/>
-        </w:rPr>
-        <w:t xml:space="preserve"> 2019 Forum</w:t>
-      </w:r>
-      <w:r>
-        <w:rPr>
-          <w:rFonts w:eastAsia="Times New Roman"/>
-        </w:rPr>
-        <w:t>. 2019</w:t>
-      </w:r>
-    </w:p>
-    <w:p>
-      <w:pPr>
-        <w:pStyle w:val="Heading2"/>
-      </w:pPr>
-      <w:r>
-        <w:t>Supported Cadet Research</w:t>
-      </w:r>
-    </w:p>
-    <w:p>
-      <w:pPr>
-        <w:ind w:left="360" w:hanging="360"/>
-        <w:rPr>
-          <w:i/>
-          <w:iCs/>
-        </w:rPr>
-      </w:pPr>
-      <w:r>
-        <w:t xml:space="preserve">Kison, Sydney, Jeremy Chen, Sonja Nelson, and Austin Smith. “Small Satellite Reaction Wheel Manufacturing.” </w:t>
-      </w:r>
-      <w:r>
-        <w:rPr>
-          <w:i/>
-          <w:iCs/>
-        </w:rPr>
-        <w:t>Unpublished, presented at 2024 AIAA Region V student conference. 2024</w:t>
-      </w:r>
-    </w:p>
-    <w:p>
-      <w:pPr>
-        <w:ind w:left="360" w:hanging="360"/>
-      </w:pPr>
-      <w:r>
-        <w:t xml:space="preserve">Burkhart, Devin M., John R. Snider, and Jordan A. Firth. “Flight Qualification for </w:t>
-      </w:r>
-      <w:proofErr w:type="gramStart"/>
-      <w:r>
-        <w:t>Low Cost</w:t>
-      </w:r>
-      <w:proofErr w:type="gramEnd"/>
-      <w:r>
-        <w:t xml:space="preserve"> Student Manufactured and Balanced Reaction Wheel.” </w:t>
-      </w:r>
-      <w:r>
-        <w:rPr>
-          <w:i/>
-        </w:rPr>
-        <w:t>Unpublished, presented at 2023 AIAA Region V student conference</w:t>
-      </w:r>
-      <w:r>
-        <w:t>. 2023</w:t>
-      </w:r>
-    </w:p>
-    <w:p>
-      <w:pPr>
-        <w:pStyle w:val="Heading2"/>
-      </w:pPr>
-      <w:r>
-        <w:t>Other Publications</w:t>
-      </w:r>
-    </w:p>
-    <w:p>
-      <w:pPr>
-        <w:ind w:left="360" w:hanging="360"/>
-      </w:pPr>
-      <w:r>
-        <w:t xml:space="preserve">Firth, Jordan “Drag Coefficient of a Model Rocket Recovery Parachute.” </w:t>
-      </w:r>
-      <w:r>
-        <w:rPr>
-          <w:i/>
-          <w:iCs/>
-        </w:rPr>
         <w:t>Peak of Flight Newsletter</w:t>
       </w:r>
       <w:r>
@@ -1928,13 +1820,7 @@
         <w:t>R</w:t>
       </w:r>
       <w:r>
-        <w:t>efere</w:t>
-      </w:r>
-      <w:r>
-        <w:t>nc</w:t>
-      </w:r>
-      <w:r>
-        <w:t>es</w:t>
+        <w:t>eferences</w:t>
       </w:r>
     </w:p>
     <w:p>
@@ -1958,31 +1844,19 @@
       </w:r>
       <w:r>
         <w:br/>
-      </w:r>
-      <w:r>
         <w:t>Supervisor, 2022–2025</w:t>
       </w:r>
       <w:r>
         <w:br/>
-        <w:t xml:space="preserve">former </w:t>
-      </w:r>
-      <w:r>
         <w:t>Permanent Professor, USAFA Department of Astronautics</w:t>
       </w:r>
       <w:r>
         <w:br/>
-      </w:r>
-      <w:r>
         <w:t>luke.sauter@spaceforce.mil</w:t>
       </w:r>
       <w:r>
         <w:br/>
-      </w:r>
-      <w:r>
-        <w:t>719-671-978</w:t>
-      </w:r>
-      <w:r>
-        <w:t>1</w:t>
+        <w:t>719-671-9781</w:t>
       </w:r>
     </w:p>
     <w:p>
@@ -2005,18 +1879,10 @@
       </w:r>
       <w:r>
         <w:br/>
-        <w:t xml:space="preserve">Analytic </w:t>
-      </w:r>
-      <w:r>
-        <w:t>Supervisor</w:t>
-      </w:r>
-      <w:r>
-        <w:t>, 2019–2022</w:t>
+        <w:t>Analytic Supervisor, 2019–2022</w:t>
       </w:r>
       <w:r>
         <w:br/>
-      </w:r>
-      <w:r>
         <w:t xml:space="preserve">Senior Intel Officer, DIA Acquisition Intelligence Division </w:t>
       </w:r>
       <w:r>
@@ -2027,8 +1893,6 @@
       </w:r>
       <w:r>
         <w:br/>
-      </w:r>
-      <w:r>
         <w:t>434-956-2408</w:t>
       </w:r>
       <w:r>
@@ -2045,8 +1909,6 @@
       </w:r>
       <w:r>
         <w:br/>
-      </w:r>
-      <w:r>
         <w:t>Direct Report, 2020–2022</w:t>
       </w:r>
       <w:r>
@@ -2062,7 +1924,6 @@
         <w:t>434-956-2350</w:t>
       </w:r>
     </w:p>
-    <w:p/>
     <w:p>
       <w:r>
         <w:rPr>
@@ -2075,28 +1936,21 @@
       </w:r>
       <w:r>
         <w:br/>
-        <w:t>Assoc. Professor, NCSU Mechanical &amp; Aerospace Engineering</w:t>
-      </w:r>
-      <w:r>
-        <w:t xml:space="preserve"> </w:t>
-      </w:r>
-      <w:r>
-        <w:t xml:space="preserve">Dept, </w:t>
-      </w:r>
-      <w:r>
-        <w:t>mrpankow@ncsu.edu</w:t>
-      </w:r>
-      <w:r>
-        <w:t>, 510-384-6064</w:t>
-      </w:r>
-      <w:r>
-        <w:t xml:space="preserve"> </w:t>
-      </w:r>
-      <w:r>
-        <w:t>PhD Advisor, 2016–2019</w:t>
-      </w:r>
-    </w:p>
-    <w:p/>
+      </w:r>
+      <w:r>
+        <w:t>PhD Advisor, 2019–2022</w:t>
+      </w:r>
+      <w:r>
+        <w:br/>
+      </w:r>
+      <w:r>
+        <w:t>pankowma@nro.mil</w:t>
+      </w:r>
+      <w:r>
+        <w:br/>
+        <w:t>703-808-1136</w:t>
+      </w:r>
+    </w:p>
     <w:sectPr>
       <w:pgSz w:w="12240" w:h="15840" w:code="1"/>
       <w:pgMar w:top="1152" w:right="1152" w:bottom="720" w:left="1152" w:header="0" w:footer="0" w:gutter="0"/>
@@ -3666,6 +3520,23 @@
 </file>
 
 <file path=customXml/item1.xml><?xml version="1.0" encoding="utf-8"?>
+<p:properties xmlns:p="http://schemas.microsoft.com/office/2006/metadata/properties" xmlns:xsi="http://www.w3.org/2001/XMLSchema-instance" xmlns:pc="http://schemas.microsoft.com/office/infopath/2007/PartnerControls">
+  <documentManagement>
+    <_activity xmlns="eb22ea8b-83d8-4226-9182-8fa805d77e81" xsi:nil="true"/>
+  </documentManagement>
+</p:properties>
+</file>
+
+<file path=customXml/item2.xml><?xml version="1.0" encoding="utf-8"?>
+<?mso-contentType ?>
+<FormTemplates xmlns="http://schemas.microsoft.com/sharepoint/v3/contenttype/forms">
+  <Display>DocumentLibraryForm</Display>
+  <Edit>DocumentLibraryForm</Edit>
+  <New>DocumentLibraryForm</New>
+</FormTemplates>
+</file>
+
+<file path=customXml/item3.xml><?xml version="1.0" encoding="utf-8"?>
 <ct:contentTypeSchema xmlns:ct="http://schemas.microsoft.com/office/2006/metadata/contentType" xmlns:ma="http://schemas.microsoft.com/office/2006/metadata/properties/metaAttributes" ct:_="" ma:_="" ma:contentTypeName="Document" ma:contentTypeID="0x010100AF7A6BEBB77DCF4BB8B71D315A7691CB" ma:contentTypeVersion="15" ma:contentTypeDescription="Create a new document." ma:contentTypeScope="" ma:versionID="2df62e8b93004291d376fa6ea6326077">
   <xsd:schema xmlns:xsd="http://www.w3.org/2001/XMLSchema" xmlns:xs="http://www.w3.org/2001/XMLSchema" xmlns:p="http://schemas.microsoft.com/office/2006/metadata/properties" xmlns:ns3="eb22ea8b-83d8-4226-9182-8fa805d77e81" xmlns:ns4="bcd8512d-fbb8-41a1-bc8a-c7ee7257ceae" targetNamespace="http://schemas.microsoft.com/office/2006/metadata/properties" ma:root="true" ma:fieldsID="7f959103873dab13d0681bd1f8d568fd" ns3:_="" ns4:_="">
     <xsd:import namespace="eb22ea8b-83d8-4226-9182-8fa805d77e81"/>
@@ -3898,24 +3769,25 @@
 </ct:contentTypeSchema>
 </file>
 
-<file path=customXml/item2.xml><?xml version="1.0" encoding="utf-8"?>
-<?mso-contentType ?>
-<FormTemplates xmlns="http://schemas.microsoft.com/sharepoint/v3/contenttype/forms">
-  <Display>DocumentLibraryForm</Display>
-  <Edit>DocumentLibraryForm</Edit>
-  <New>DocumentLibraryForm</New>
-</FormTemplates>
+<file path=customXml/itemProps1.xml><?xml version="1.0" encoding="utf-8"?>
+<ds:datastoreItem xmlns:ds="http://schemas.openxmlformats.org/officeDocument/2006/customXml" ds:itemID="{2C623FF2-841E-44B2-A891-D4B8A1970E34}">
+  <ds:schemaRefs>
+    <ds:schemaRef ds:uri="http://schemas.microsoft.com/office/2006/metadata/properties"/>
+    <ds:schemaRef ds:uri="http://schemas.microsoft.com/office/infopath/2007/PartnerControls"/>
+    <ds:schemaRef ds:uri="eb22ea8b-83d8-4226-9182-8fa805d77e81"/>
+  </ds:schemaRefs>
+</ds:datastoreItem>
 </file>
 
-<file path=customXml/item3.xml><?xml version="1.0" encoding="utf-8"?>
-<p:properties xmlns:p="http://schemas.microsoft.com/office/2006/metadata/properties" xmlns:xsi="http://www.w3.org/2001/XMLSchema-instance" xmlns:pc="http://schemas.microsoft.com/office/infopath/2007/PartnerControls">
-  <documentManagement>
-    <_activity xmlns="eb22ea8b-83d8-4226-9182-8fa805d77e81" xsi:nil="true"/>
-  </documentManagement>
-</p:properties>
+<file path=customXml/itemProps2.xml><?xml version="1.0" encoding="utf-8"?>
+<ds:datastoreItem xmlns:ds="http://schemas.openxmlformats.org/officeDocument/2006/customXml" ds:itemID="{048C7316-CDA8-49D1-91A4-EFFE91C62C18}">
+  <ds:schemaRefs>
+    <ds:schemaRef ds:uri="http://schemas.microsoft.com/sharepoint/v3/contenttype/forms"/>
+  </ds:schemaRefs>
+</ds:datastoreItem>
 </file>
 
-<file path=customXml/itemProps1.xml><?xml version="1.0" encoding="utf-8"?>
+<file path=customXml/itemProps3.xml><?xml version="1.0" encoding="utf-8"?>
 <ds:datastoreItem xmlns:ds="http://schemas.openxmlformats.org/officeDocument/2006/customXml" ds:itemID="{243728EB-129E-4C4C-9349-C2737B4E1FDF}">
   <ds:schemaRefs>
     <ds:schemaRef ds:uri="http://schemas.microsoft.com/office/2006/metadata/contentType"/>
@@ -3932,22 +3804,4 @@
     <ds:schemaRef ds:uri="http://schemas.microsoft.com/internal/obd"/>
   </ds:schemaRefs>
 </ds:datastoreItem>
-</file>
-
-<file path=customXml/itemProps2.xml><?xml version="1.0" encoding="utf-8"?>
-<ds:datastoreItem xmlns:ds="http://schemas.openxmlformats.org/officeDocument/2006/customXml" ds:itemID="{048C7316-CDA8-49D1-91A4-EFFE91C62C18}">
-  <ds:schemaRefs>
-    <ds:schemaRef ds:uri="http://schemas.microsoft.com/sharepoint/v3/contenttype/forms"/>
-  </ds:schemaRefs>
-</ds:datastoreItem>
-</file>
-
-<file path=customXml/itemProps3.xml><?xml version="1.0" encoding="utf-8"?>
-<ds:datastoreItem xmlns:ds="http://schemas.openxmlformats.org/officeDocument/2006/customXml" ds:itemID="{2C623FF2-841E-44B2-A891-D4B8A1970E34}">
-  <ds:schemaRefs>
-    <ds:schemaRef ds:uri="http://schemas.microsoft.com/office/2006/metadata/properties"/>
-    <ds:schemaRef ds:uri="http://schemas.microsoft.com/office/infopath/2007/PartnerControls"/>
-    <ds:schemaRef ds:uri="eb22ea8b-83d8-4226-9182-8fa805d77e81"/>
-  </ds:schemaRefs>
-</ds:datastoreItem>
 </file>
--- a/CV.docx
+++ b/CV.docx
@@ -18,6 +18,10 @@
       <w:r>
         <w:t>Lieutenant Colonel, USSF</w:t>
       </w:r>
+      <w:r>
+        <w:br/>
+        <w:t>jordan.firth@afacademy.af.edu</w:t>
+      </w:r>
     </w:p>
     <w:p>
       <w:pPr>
@@ -64,9 +68,11 @@
       <w:r>
         <w:t xml:space="preserve">Performed Zero-G parabolic test flights of novel deployment mechanisms for rollable spacecraft booms with funding from a NASA grant. </w:t>
       </w:r>
+      <w:proofErr w:type="gramStart"/>
       <w:r>
         <w:t>Led</w:t>
       </w:r>
+      <w:proofErr w:type="gramEnd"/>
       <w:r>
         <w:t xml:space="preserve"> a</w:t>
       </w:r>
@@ -226,7 +232,21 @@
         <w:rPr>
           <w:rFonts w:eastAsiaTheme="minorHAnsi"/>
         </w:rPr>
-        <w:t xml:space="preserve">a cubesat-sized </w:t>
+        <w:t xml:space="preserve">a </w:t>
+      </w:r>
+      <w:proofErr w:type="spellStart"/>
+      <w:r>
+        <w:rPr>
+          <w:rFonts w:eastAsiaTheme="minorHAnsi"/>
+        </w:rPr>
+        <w:t>cubesat</w:t>
+      </w:r>
+      <w:proofErr w:type="spellEnd"/>
+      <w:r>
+        <w:rPr>
+          <w:rFonts w:eastAsiaTheme="minorHAnsi"/>
+        </w:rPr>
+        <w:t xml:space="preserve">-sized </w:t>
       </w:r>
       <w:r>
         <w:rPr>
@@ -361,6 +381,9 @@
     </w:p>
     <w:p>
       <w:pPr>
+        <w:tabs>
+          <w:tab w:val="left" w:pos="1350"/>
+        </w:tabs>
         <w:spacing w:after="0"/>
       </w:pPr>
       <w:r>
@@ -373,6 +396,9 @@
     </w:p>
     <w:p>
       <w:pPr>
+        <w:tabs>
+          <w:tab w:val="left" w:pos="1350"/>
+        </w:tabs>
         <w:spacing w:after="0"/>
       </w:pPr>
       <w:r>
@@ -385,14 +411,23 @@
     </w:p>
     <w:p>
       <w:pPr>
+        <w:tabs>
+          <w:tab w:val="left" w:pos="1350"/>
+        </w:tabs>
         <w:spacing w:after="0"/>
       </w:pPr>
       <w:r>
-        <w:t>2019–2022</w:t>
+        <w:t>20</w:t>
+      </w:r>
+      <w:r>
+        <w:t>20</w:t>
+      </w:r>
+      <w:r>
+        <w:t>–2022</w:t>
       </w:r>
       <w:r>
         <w:tab/>
-        <w:t>Warfare Domains Branch Chief, DIA Def Tech &amp; Long-Range Analysis</w:t>
+        <w:t>Warfare Domains Branch Chief, Def Tech &amp; Long-Range Analysis</w:t>
       </w:r>
       <w:r>
         <w:t xml:space="preserve"> Office</w:t>
@@ -403,6 +438,27 @@
     </w:p>
     <w:p>
       <w:pPr>
+        <w:tabs>
+          <w:tab w:val="left" w:pos="1350"/>
+        </w:tabs>
+        <w:spacing w:after="0"/>
+      </w:pPr>
+      <w:r>
+        <w:t>2019–2020</w:t>
+      </w:r>
+      <w:r>
+        <w:tab/>
+        <w:t xml:space="preserve">Air Team Lead Analyst, </w:t>
+      </w:r>
+      <w:r>
+        <w:t>Def Tech &amp; Long-Range Analysis Office, Charlottesville VA</w:t>
+      </w:r>
+    </w:p>
+    <w:p>
+      <w:pPr>
+        <w:tabs>
+          <w:tab w:val="left" w:pos="1350"/>
+        </w:tabs>
         <w:spacing w:after="0"/>
       </w:pPr>
       <w:r>
@@ -415,6 +471,9 @@
     </w:p>
     <w:p>
       <w:pPr>
+        <w:tabs>
+          <w:tab w:val="left" w:pos="1350"/>
+        </w:tabs>
         <w:spacing w:after="0"/>
       </w:pPr>
       <w:r>
@@ -427,6 +486,9 @@
     </w:p>
     <w:p>
       <w:pPr>
+        <w:tabs>
+          <w:tab w:val="left" w:pos="1350"/>
+        </w:tabs>
         <w:spacing w:after="0"/>
       </w:pPr>
       <w:r>
@@ -434,17 +496,55 @@
       </w:r>
       <w:r>
         <w:tab/>
-        <w:t xml:space="preserve">DSP Ops </w:t>
-      </w:r>
-      <w:r>
-        <w:t>Officer,</w:t>
-      </w:r>
-      <w:r>
-        <w:t xml:space="preserve"> SBIRS Sys Test Engineer, Infrared Space Systems Directorate, Los Angeles CA</w:t>
-      </w:r>
-    </w:p>
-    <w:p>
-      <w:pPr>
+        <w:t>SBIRS Sys</w:t>
+      </w:r>
+      <w:r>
+        <w:t>tem</w:t>
+      </w:r>
+      <w:r>
+        <w:t xml:space="preserve"> Test Engineer, Infrared Space Systems Directorate, Los Angeles CA</w:t>
+      </w:r>
+    </w:p>
+    <w:p>
+      <w:pPr>
+        <w:tabs>
+          <w:tab w:val="left" w:pos="1350"/>
+        </w:tabs>
+        <w:spacing w:after="0"/>
+      </w:pPr>
+      <w:r>
+        <w:t>2011–201</w:t>
+      </w:r>
+      <w:r>
+        <w:t>2</w:t>
+      </w:r>
+      <w:r>
+        <w:tab/>
+      </w:r>
+      <w:r>
+        <w:t>DSP</w:t>
+      </w:r>
+      <w:r>
+        <w:t xml:space="preserve"> </w:t>
+      </w:r>
+      <w:r>
+        <w:t xml:space="preserve">Orbital </w:t>
+      </w:r>
+      <w:r>
+        <w:t>Op</w:t>
+      </w:r>
+      <w:r>
+        <w:t>erations</w:t>
+      </w:r>
+      <w:r>
+        <w:t xml:space="preserve"> Officer, Infrared Space Systems Directorate, Los Angeles CA</w:t>
+      </w:r>
+    </w:p>
+    <w:p>
+      <w:pPr>
+        <w:tabs>
+          <w:tab w:val="left" w:pos="1350"/>
+        </w:tabs>
         <w:spacing w:after="0"/>
       </w:pPr>
       <w:r>
@@ -457,6 +557,9 @@
     </w:p>
     <w:p>
       <w:pPr>
+        <w:tabs>
+          <w:tab w:val="left" w:pos="1350"/>
+        </w:tabs>
         <w:spacing w:after="0"/>
       </w:pPr>
       <w:r>
@@ -469,6 +572,9 @@
     </w:p>
     <w:p>
       <w:pPr>
+        <w:tabs>
+          <w:tab w:val="left" w:pos="1350"/>
+        </w:tabs>
         <w:spacing w:after="0"/>
       </w:pPr>
       <w:r>
@@ -519,7 +625,15 @@
         <w:t xml:space="preserve"> commanders were on extended leave.</w:t>
       </w:r>
       <w:r>
-        <w:t xml:space="preserve"> Responsible for order and discipline. Mentored cadet squadron leadership teams. Taught </w:t>
+        <w:t xml:space="preserve"> Responsible for order and discipline. Mentored cadet squadron leadership teams. </w:t>
+      </w:r>
+      <w:proofErr w:type="gramStart"/>
+      <w:r>
+        <w:t>Taught</w:t>
+      </w:r>
+      <w:proofErr w:type="gramEnd"/>
+      <w:r>
+        <w:t xml:space="preserve"> </w:t>
       </w:r>
       <w:r>
         <w:t>commissioning education</w:t>
@@ -546,9 +660,20 @@
     <w:p>
       <w:pPr>
         <w:pStyle w:val="Heading2"/>
-      </w:pPr>
-      <w:r>
-        <w:t>2019–2022</w:t>
+        <w:tabs>
+          <w:tab w:val="clear" w:pos="1440"/>
+          <w:tab w:val="left" w:pos="1350"/>
+        </w:tabs>
+      </w:pPr>
+      <w:r>
+        <w:lastRenderedPageBreak/>
+        <w:t>20</w:t>
+      </w:r>
+      <w:r>
+        <w:t>20</w:t>
+      </w:r>
+      <w:r>
+        <w:t>–2022</w:t>
       </w:r>
       <w:r>
         <w:tab/>
@@ -564,7 +689,7 @@
         <w:t xml:space="preserve">, </w:t>
       </w:r>
       <w:r>
-        <w:t>DIA Def Tech</w:t>
+        <w:t>Def Tech</w:t>
       </w:r>
       <w:r>
         <w:t xml:space="preserve"> &amp; L</w:t>
@@ -575,6 +700,9 @@
     </w:p>
     <w:p>
       <w:r>
+        <w:t xml:space="preserve">DIA </w:t>
+      </w:r>
+      <w:r>
         <w:t xml:space="preserve">Branch chief for 29 acquisition intelligence analysts at seven </w:t>
       </w:r>
       <w:r>
@@ -641,6 +769,10 @@
     <w:p>
       <w:pPr>
         <w:pStyle w:val="Heading2"/>
+        <w:tabs>
+          <w:tab w:val="clear" w:pos="1440"/>
+          <w:tab w:val="left" w:pos="2070"/>
+        </w:tabs>
       </w:pPr>
       <w:r>
         <w:t>2018 Jan–2018 May</w:t>
@@ -719,423 +851,510 @@
         <w:pStyle w:val="Heading1"/>
       </w:pPr>
       <w:r>
+        <w:t>Engineering education experience</w:t>
+      </w:r>
+    </w:p>
+    <w:p>
+      <w:pPr>
+        <w:pStyle w:val="Heading2"/>
+      </w:pPr>
+      <w:r>
+        <w:t>2022–present</w:t>
+      </w:r>
+      <w:r>
+        <w:tab/>
+      </w:r>
+      <w:r>
+        <w:t>Assistant Professor</w:t>
+      </w:r>
+      <w:r>
+        <w:t xml:space="preserve">, </w:t>
+      </w:r>
+      <w:r>
+        <w:t>Department of Astronautics</w:t>
+      </w:r>
+      <w:r>
+        <w:t xml:space="preserve">, </w:t>
+      </w:r>
+      <w:r>
+        <w:t>USAF Academy</w:t>
+      </w:r>
+      <w:r>
+        <w:t xml:space="preserve"> </w:t>
+      </w:r>
+      <w:r>
+        <w:t>CO</w:t>
+      </w:r>
+    </w:p>
+    <w:p>
+      <w:pPr>
+        <w:pStyle w:val="Heading3"/>
+      </w:pPr>
+      <w:r>
+        <w:t>Course Director, Astro 201</w:t>
+      </w:r>
+      <w:r>
+        <w:t>/</w:t>
+      </w:r>
+      <w:r>
+        <w:t xml:space="preserve">Engr </w:t>
+      </w:r>
+      <w:r>
+        <w:t>495</w:t>
+      </w:r>
+      <w:r>
+        <w:t xml:space="preserve"> </w:t>
+      </w:r>
+      <w:r>
+        <w:t>Tech</w:t>
+      </w:r>
+      <w:r>
+        <w:t>.</w:t>
+      </w:r>
+      <w:r>
+        <w:t xml:space="preserve"> Skills</w:t>
+      </w:r>
+      <w:r>
+        <w:t xml:space="preserve"> &amp;</w:t>
+      </w:r>
+      <w:r>
+        <w:t xml:space="preserve"> Comm</w:t>
+      </w:r>
+      <w:r>
+        <w:t>unication</w:t>
+      </w:r>
+      <w:r>
+        <w:t xml:space="preserve"> for Engineers</w:t>
+      </w:r>
+      <w:r>
+        <w:t>, 2024–present</w:t>
+      </w:r>
+    </w:p>
+    <w:p>
+      <w:r>
+        <w:t xml:space="preserve">Developed </w:t>
+      </w:r>
+      <w:proofErr w:type="gramStart"/>
+      <w:r>
+        <w:t>course</w:t>
+      </w:r>
+      <w:proofErr w:type="gramEnd"/>
+      <w:r>
+        <w:t xml:space="preserve"> introducing key skills and tools for Astro majors, and incorporated instruction in </w:t>
+      </w:r>
+      <w:r>
+        <w:t>engineering</w:t>
+      </w:r>
+      <w:r>
+        <w:t xml:space="preserve"> communication to address an </w:t>
+      </w:r>
+      <w:proofErr w:type="gramStart"/>
+      <w:r>
+        <w:t>externally-identified</w:t>
+      </w:r>
+      <w:proofErr w:type="gramEnd"/>
+      <w:r>
+        <w:t xml:space="preserve"> educational shortfall in the major. </w:t>
+      </w:r>
+      <w:r>
+        <w:t xml:space="preserve">Course is on track for Fall 2026 inclusion in USAFA COI as a requirement for two engineering majors. </w:t>
+      </w:r>
+    </w:p>
+    <w:p>
+      <w:pPr>
+        <w:pStyle w:val="Heading3"/>
+      </w:pPr>
+      <w:r>
+        <w:t>Instructor, Astro 310 Engineering Principles of Space Warfighting</w:t>
+      </w:r>
+      <w:r>
+        <w:t>, 2022–present</w:t>
+      </w:r>
+    </w:p>
+    <w:p>
+      <w:r>
+        <w:t xml:space="preserve">Assisted Department-wide update of curriculum to include space warfighting topics in course required for all USAFA graduates. </w:t>
+      </w:r>
+    </w:p>
+    <w:p>
+      <w:pPr>
+        <w:pStyle w:val="Heading3"/>
+      </w:pPr>
+      <w:r>
+        <w:t>Course Director, Astro 331 Space Systems Engineering</w:t>
+      </w:r>
+      <w:r>
+        <w:t>, 2022–2024</w:t>
+      </w:r>
+    </w:p>
+    <w:p>
+      <w:r>
+        <w:t xml:space="preserve">Directed intermediate lab-based space systems engineering course teaching fluency in system-level design issues and all major spacecraft subsystems through assembly and operation of a breadboard-based spacecraft analog. Transitioned lab curriculum to use sustainable commodity hardware. </w:t>
+      </w:r>
+    </w:p>
+    <w:p>
+      <w:pPr>
+        <w:pStyle w:val="Heading3"/>
+      </w:pPr>
+      <w:r>
+        <w:t>Director of Assessments</w:t>
+      </w:r>
+      <w:r>
+        <w:t>, 2022–2024</w:t>
+      </w:r>
+    </w:p>
+    <w:p>
+      <w:r>
+        <w:t>Maintained</w:t>
+      </w:r>
+      <w:r>
+        <w:t xml:space="preserve"> department assessment program supporting continuous improvement and periodic ABET accreditation. </w:t>
+      </w:r>
+      <w:r>
+        <w:t>Led</w:t>
+      </w:r>
+      <w:r>
+        <w:t xml:space="preserve"> 202</w:t>
+      </w:r>
+      <w:r>
+        <w:t>4</w:t>
+      </w:r>
+      <w:r>
+        <w:t xml:space="preserve"> Engineering Program Advisory Council. Performed mid-cycle ABET self-assessment</w:t>
+      </w:r>
+      <w:r>
+        <w:t>. I</w:t>
+      </w:r>
+      <w:r>
+        <w:t xml:space="preserve">dentified and filled gaps in department assessment program. </w:t>
+      </w:r>
+    </w:p>
+    <w:p>
+      <w:pPr>
+        <w:pStyle w:val="Heading2"/>
+      </w:pPr>
+      <w:r>
+        <w:t>2014–2016 Assistant Professor</w:t>
+      </w:r>
+      <w:r>
+        <w:t xml:space="preserve">, </w:t>
+      </w:r>
+      <w:r>
+        <w:t>Department of Astronautics</w:t>
+      </w:r>
+      <w:r>
+        <w:t xml:space="preserve">, </w:t>
+      </w:r>
+      <w:r>
+        <w:t>USAF Academy</w:t>
+      </w:r>
+      <w:r>
+        <w:t xml:space="preserve"> </w:t>
+      </w:r>
+      <w:r>
+        <w:t>CO</w:t>
+      </w:r>
+    </w:p>
+    <w:p>
+      <w:pPr>
+        <w:pStyle w:val="Heading3"/>
+      </w:pPr>
+      <w:r>
+        <w:t xml:space="preserve">Course Director, </w:t>
+      </w:r>
+      <w:r>
+        <w:t>Astro 321: Intermed</w:t>
+      </w:r>
+      <w:r>
+        <w:t>iate</w:t>
+      </w:r>
+      <w:r>
+        <w:t xml:space="preserve"> Astro</w:t>
+      </w:r>
+      <w:r>
+        <w:t>dynami</w:t>
+      </w:r>
+      <w:r>
+        <w:t>cs</w:t>
+      </w:r>
+      <w:r>
+        <w:t>, 2015–2016</w:t>
+      </w:r>
+    </w:p>
+    <w:p>
+      <w:r>
+        <w:t xml:space="preserve">Instructed intermediate </w:t>
+      </w:r>
+      <w:proofErr w:type="gramStart"/>
+      <w:r>
+        <w:t>course</w:t>
+      </w:r>
+      <w:proofErr w:type="gramEnd"/>
+      <w:r>
+        <w:t xml:space="preserve"> in orbit</w:t>
+      </w:r>
+      <w:r>
+        <w:t>al</w:t>
+      </w:r>
+      <w:r>
+        <w:t xml:space="preserve"> mechanics</w:t>
+      </w:r>
+      <w:r>
+        <w:t xml:space="preserve"> including </w:t>
+      </w:r>
+      <w:r>
+        <w:t xml:space="preserve">orbit determination, maneuvers, perturbations, and rendezvous and proximity operations, as well as programming skills to perform these operations at scale. </w:t>
+      </w:r>
+    </w:p>
+    <w:p>
+      <w:pPr>
+        <w:pStyle w:val="Heading3"/>
+      </w:pPr>
+      <w:r>
+        <w:t>Course Director, Astro 310: Intr</w:t>
+      </w:r>
+      <w:r>
+        <w:t>o</w:t>
+      </w:r>
+      <w:r>
+        <w:t>duction</w:t>
+      </w:r>
+      <w:r>
+        <w:t xml:space="preserve"> to Astro</w:t>
+      </w:r>
+      <w:r>
+        <w:t>nautical Engineering</w:t>
+      </w:r>
+      <w:r>
+        <w:t>, 2014–2016</w:t>
+      </w:r>
+    </w:p>
+    <w:p>
+      <w:r>
+        <w:t>Directed introductory astrodynamics</w:t>
+      </w:r>
+      <w:r>
+        <w:t xml:space="preserve"> course</w:t>
+      </w:r>
+      <w:r>
+        <w:t xml:space="preserve">, including orbital mechanics, spacecraft systems, and rocket propulsion. Required for all Air Force Academy cadets. </w:t>
+      </w:r>
+      <w:r>
+        <w:rPr>
+          <w:rFonts w:eastAsiaTheme="minorHAnsi"/>
+        </w:rPr>
+        <w:t>T</w:t>
+      </w:r>
+      <w:r>
+        <w:rPr>
+          <w:rFonts w:eastAsiaTheme="minorHAnsi"/>
+        </w:rPr>
+        <w:t>rained</w:t>
+      </w:r>
+      <w:r>
+        <w:rPr>
+          <w:rFonts w:eastAsiaTheme="minorHAnsi"/>
+        </w:rPr>
+        <w:t xml:space="preserve"> incoming</w:t>
+      </w:r>
+      <w:r>
+        <w:rPr>
+          <w:rFonts w:eastAsiaTheme="minorHAnsi"/>
+        </w:rPr>
+        <w:t xml:space="preserve"> faculty</w:t>
+      </w:r>
+      <w:r>
+        <w:rPr>
+          <w:rFonts w:eastAsiaTheme="minorHAnsi"/>
+        </w:rPr>
+        <w:t xml:space="preserve"> before their first teaching semester. </w:t>
+      </w:r>
+    </w:p>
+    <w:p>
+      <w:pPr>
+        <w:pStyle w:val="Heading3"/>
+      </w:pPr>
+      <w:r>
+        <w:t>Instructor, EM 320: Dynamics</w:t>
+      </w:r>
+      <w:r>
+        <w:t>, 2016</w:t>
+      </w:r>
+    </w:p>
+    <w:p>
+      <w:r>
+        <w:t>Instructed introductory dynamics, covering k</w:t>
+      </w:r>
+      <w:r>
+        <w:t xml:space="preserve">inematic and kinetic analysis of particles and rigid bodies, as </w:t>
+      </w:r>
+      <w:r>
+        <w:t xml:space="preserve">well as an introduction to mechanical vibrations of simple systems. Required for all Aeronautical, Astronautical, and Mechanical Engineering Majors. </w:t>
+      </w:r>
+    </w:p>
+    <w:p>
+      <w:pPr>
+        <w:pStyle w:val="Heading3"/>
+        <w:keepNext w:val="0"/>
+        <w:keepLines w:val="0"/>
+      </w:pPr>
+      <w:r>
+        <w:t>Engineering Division Executive Officer</w:t>
+      </w:r>
+      <w:r>
+        <w:t>, 2013–2014</w:t>
+      </w:r>
+    </w:p>
+    <w:p>
+      <w:pPr>
+        <w:pStyle w:val="Heading1"/>
+      </w:pPr>
+      <w:r>
         <w:lastRenderedPageBreak/>
-        <w:t>Engineering education experience</w:t>
+        <w:t>Other Professional experience</w:t>
       </w:r>
     </w:p>
     <w:p>
       <w:pPr>
         <w:pStyle w:val="Heading2"/>
-      </w:pPr>
-      <w:r>
-        <w:t>2022–present</w:t>
+        <w:tabs>
+          <w:tab w:val="clear" w:pos="1440"/>
+          <w:tab w:val="left" w:pos="1170"/>
+        </w:tabs>
+      </w:pPr>
+      <w:r>
+        <w:t>20</w:t>
+      </w:r>
+      <w:r>
+        <w:t>19</w:t>
+      </w:r>
+      <w:r>
+        <w:t>–202</w:t>
+      </w:r>
+      <w:r>
+        <w:t>0</w:t>
       </w:r>
       <w:r>
         <w:tab/>
-      </w:r>
-      <w:r>
-        <w:t>Assistant Professor</w:t>
+        <w:t xml:space="preserve"> </w:t>
+      </w:r>
+      <w:r>
+        <w:t xml:space="preserve">Ops </w:t>
+      </w:r>
+      <w:proofErr w:type="spellStart"/>
+      <w:r>
+        <w:t>Of</w:t>
+      </w:r>
+      <w:r>
+        <w:t>c</w:t>
+      </w:r>
+      <w:r>
+        <w:t>r</w:t>
+      </w:r>
+      <w:proofErr w:type="spellEnd"/>
+      <w:r>
+        <w:t>, Air</w:t>
+      </w:r>
+      <w:r>
+        <w:t xml:space="preserve"> &amp; Space </w:t>
+      </w:r>
+      <w:r>
+        <w:t>T</w:t>
+      </w:r>
+      <w:r>
+        <w:t>ea</w:t>
+      </w:r>
+      <w:r>
+        <w:t>m Lead</w:t>
+      </w:r>
+      <w:r>
+        <w:t>, Def Tech &amp; Long-Range Analysis Office, Charlottesville VA</w:t>
+      </w:r>
+    </w:p>
+    <w:p>
+      <w:r>
+        <w:t>Coordinated DIA threat validation for DOD acquisition programs. Co-wrote “gamechanger” report on space ops 2040 for SECDEF. Oversaw COVID staffing for 40-person division, ensuring personnel safety and timely response to urgent acquisition intelligence requests.</w:t>
+      </w:r>
+      <w:r>
+        <w:t xml:space="preserve"> </w:t>
+      </w:r>
+    </w:p>
+    <w:p>
+      <w:pPr>
+        <w:pStyle w:val="Heading2"/>
+      </w:pPr>
+      <w:r>
+        <w:t>201</w:t>
+      </w:r>
+      <w:r>
+        <w:t>2</w:t>
+      </w:r>
+      <w:r>
+        <w:t xml:space="preserve">–2014 </w:t>
+      </w:r>
+      <w:r>
+        <w:tab/>
+      </w:r>
+      <w:r>
+        <w:t xml:space="preserve">SBIRS System </w:t>
+      </w:r>
+      <w:r>
+        <w:t>Test</w:t>
+      </w:r>
+      <w:r>
+        <w:t xml:space="preserve"> Engineer, I</w:t>
+      </w:r>
+      <w:r>
+        <w:t>nfrared Space Systems Directorate</w:t>
       </w:r>
       <w:r>
         <w:t xml:space="preserve">, </w:t>
       </w:r>
       <w:r>
-        <w:t>Department of Astronautics</w:t>
-      </w:r>
-      <w:r>
-        <w:t xml:space="preserve">, </w:t>
-      </w:r>
-      <w:r>
-        <w:t>USAF Academy</w:t>
+        <w:t>Los Angeles CA</w:t>
+      </w:r>
+    </w:p>
+    <w:p>
+      <w:r>
+        <w:t>O</w:t>
+      </w:r>
+      <w:r>
+        <w:t xml:space="preserve">versaw system test for SBIRS missile warning system, including pre- and post-launch checkouts for three </w:t>
+      </w:r>
+      <w:r>
+        <w:t>spacecraft</w:t>
+      </w:r>
+      <w:r>
+        <w:t xml:space="preserve">. </w:t>
+      </w:r>
+      <w:r>
+        <w:t>T</w:t>
+      </w:r>
+      <w:r>
+        <w:t xml:space="preserve">esting led to successful completion of a major in-place </w:t>
+      </w:r>
+      <w:r>
+        <w:t xml:space="preserve">ground system </w:t>
+      </w:r>
+      <w:r>
+        <w:t>upgrade with no downtime.</w:t>
       </w:r>
       <w:r>
         <w:t xml:space="preserve"> </w:t>
       </w:r>
       <w:r>
-        <w:t>CO</w:t>
-      </w:r>
-    </w:p>
-    <w:p>
-      <w:pPr>
-        <w:pStyle w:val="Heading3"/>
-      </w:pPr>
-      <w:r>
-        <w:t>Course Director, Astro 331 Space Systems Engineering</w:t>
-      </w:r>
-    </w:p>
-    <w:p>
-      <w:r>
-        <w:t>Directed intermediate lab-based space systems engineering course</w:t>
-      </w:r>
+        <w:t>C</w:t>
+      </w:r>
+      <w:r>
+        <w:t xml:space="preserve">ompiled and edited biennial update to the </w:t>
+      </w:r>
+      <w:proofErr w:type="gramStart"/>
+      <w:r>
+        <w:t>Congressionally-mandated</w:t>
+      </w:r>
+      <w:proofErr w:type="gramEnd"/>
       <w:r>
         <w:t xml:space="preserve"> </w:t>
-      </w:r>
-      <w:r>
-        <w:t>teaching</w:t>
-      </w:r>
-      <w:r>
-        <w:t xml:space="preserve"> </w:t>
-      </w:r>
-      <w:r>
-        <w:t>fluency in</w:t>
-      </w:r>
-      <w:r>
-        <w:t xml:space="preserve"> system-level design issues and</w:t>
-      </w:r>
-      <w:r>
-        <w:t xml:space="preserve"> all major spacecraft </w:t>
-      </w:r>
-      <w:r>
-        <w:t>subsystems</w:t>
-      </w:r>
-      <w:r>
-        <w:t xml:space="preserve"> through assembly and operation of a breadboard-based spacecraft analog</w:t>
-      </w:r>
-      <w:r>
-        <w:t xml:space="preserve">. Transitioned lab curriculum to </w:t>
-      </w:r>
-      <w:r>
-        <w:t xml:space="preserve">use sustainable </w:t>
-      </w:r>
-      <w:r>
-        <w:t>commodity hardware</w:t>
-      </w:r>
-      <w:r>
-        <w:t xml:space="preserve">. </w:t>
-      </w:r>
-    </w:p>
-    <w:p>
-      <w:pPr>
-        <w:pStyle w:val="Heading3"/>
-      </w:pPr>
-      <w:r>
-        <w:t xml:space="preserve">Course Director, Astro 201 Tech. Skills for Astro/Engr </w:t>
-      </w:r>
-      <w:r>
-        <w:t>495</w:t>
-      </w:r>
-      <w:r>
-        <w:t xml:space="preserve"> </w:t>
-      </w:r>
-      <w:r>
-        <w:t>Tech</w:t>
-      </w:r>
-      <w:r>
-        <w:t>.</w:t>
-      </w:r>
-      <w:r>
-        <w:t xml:space="preserve"> Skills</w:t>
-      </w:r>
-      <w:r>
-        <w:t xml:space="preserve"> &amp;</w:t>
-      </w:r>
-      <w:r>
-        <w:t xml:space="preserve"> </w:t>
-      </w:r>
-      <w:r>
-        <w:t xml:space="preserve">Domain </w:t>
-      </w:r>
-      <w:r>
-        <w:t>Comm</w:t>
-      </w:r>
-      <w:r>
-        <w:t>.</w:t>
-      </w:r>
-      <w:r>
-        <w:t xml:space="preserve"> for Engineers</w:t>
-      </w:r>
-    </w:p>
-    <w:p>
-      <w:r>
-        <w:t xml:space="preserve">Developed course introducing key skills and tools for Astro majors, and incorporated instruction in </w:t>
-      </w:r>
-      <w:r>
-        <w:t>engineering</w:t>
-      </w:r>
-      <w:r>
-        <w:t xml:space="preserve"> communication to address an externally-identified educational shortfall in the major. </w:t>
-      </w:r>
-      <w:r>
-        <w:t xml:space="preserve">Course is on track for Fall 2026 inclusion in USAFA COI as a requirement for two engineering majors. </w:t>
-      </w:r>
-    </w:p>
-    <w:p>
-      <w:pPr>
-        <w:pStyle w:val="Heading3"/>
-      </w:pPr>
-      <w:r>
-        <w:t>Instructor, Astro 310 Engineering Principles of Space Warfighting</w:t>
-      </w:r>
-    </w:p>
-    <w:p>
-      <w:r>
-        <w:t xml:space="preserve">Assisted Department-wide update of curriculum to include space warfighting topics in course required for all USAFA graduates. </w:t>
-      </w:r>
-    </w:p>
-    <w:p>
-      <w:pPr>
-        <w:pStyle w:val="Heading3"/>
-      </w:pPr>
-      <w:r>
-        <w:t>Director of Assessments</w:t>
-      </w:r>
-      <w:r>
-        <w:t>, 2022–2024</w:t>
-      </w:r>
-    </w:p>
-    <w:p>
-      <w:r>
-        <w:t>Maintained</w:t>
-      </w:r>
-      <w:r>
-        <w:t xml:space="preserve"> department assessment program supporting continuous improvement and periodic ABET accreditation. </w:t>
-      </w:r>
-      <w:r>
-        <w:t>Led</w:t>
-      </w:r>
-      <w:r>
-        <w:t xml:space="preserve"> 202</w:t>
-      </w:r>
-      <w:r>
-        <w:t>4</w:t>
-      </w:r>
-      <w:r>
-        <w:t xml:space="preserve"> Engineering Program Advisory Council. Performed mid-cycle ABET self-assessment</w:t>
-      </w:r>
-      <w:r>
-        <w:t>. I</w:t>
-      </w:r>
-      <w:r>
-        <w:t xml:space="preserve">dentified and filled gaps in department assessment program. </w:t>
-      </w:r>
-    </w:p>
-    <w:p>
-      <w:pPr>
-        <w:pStyle w:val="Heading2"/>
-      </w:pPr>
-      <w:r>
-        <w:t>2014–2016 Assistant Professor</w:t>
-      </w:r>
-      <w:r>
-        <w:t xml:space="preserve">, </w:t>
-      </w:r>
-      <w:r>
-        <w:t>Department of Astronautics</w:t>
-      </w:r>
-      <w:r>
-        <w:t xml:space="preserve">, </w:t>
-      </w:r>
-      <w:r>
-        <w:t>USAF Academy</w:t>
-      </w:r>
-      <w:r>
-        <w:t xml:space="preserve"> </w:t>
-      </w:r>
-      <w:r>
-        <w:t>CO</w:t>
-      </w:r>
-    </w:p>
-    <w:p>
-      <w:pPr>
-        <w:pStyle w:val="Heading3"/>
-      </w:pPr>
-      <w:r>
-        <w:t xml:space="preserve">Course Director, </w:t>
-      </w:r>
-      <w:r>
-        <w:t>Astro 321: Intermed</w:t>
-      </w:r>
-      <w:r>
-        <w:t>iate</w:t>
-      </w:r>
-      <w:r>
-        <w:t xml:space="preserve"> Astro</w:t>
-      </w:r>
-      <w:r>
-        <w:t>dynami</w:t>
-      </w:r>
-      <w:r>
-        <w:t>cs</w:t>
-      </w:r>
-    </w:p>
-    <w:p>
-      <w:r>
-        <w:t>Instructed intermediate course in orbit</w:t>
-      </w:r>
-      <w:r>
-        <w:t>al</w:t>
-      </w:r>
-      <w:r>
-        <w:t xml:space="preserve"> mechanics</w:t>
-      </w:r>
-      <w:r>
-        <w:t xml:space="preserve"> including </w:t>
-      </w:r>
-      <w:r>
-        <w:t xml:space="preserve">orbit determination, maneuvers, perturbations, and rendezvous and proximity operations, as well as programming skills to perform these operations at scale. </w:t>
-      </w:r>
-    </w:p>
-    <w:p>
-      <w:pPr>
-        <w:pStyle w:val="Heading3"/>
-      </w:pPr>
-      <w:r>
-        <w:t>Course Director, Astro 310: Intr</w:t>
-      </w:r>
-      <w:r>
-        <w:t>o</w:t>
-      </w:r>
-      <w:r>
-        <w:t>duction</w:t>
-      </w:r>
-      <w:r>
-        <w:t xml:space="preserve"> to Astro</w:t>
-      </w:r>
-      <w:r>
-        <w:t>nautical Engineering</w:t>
-      </w:r>
-    </w:p>
-    <w:p>
-      <w:r>
-        <w:t>Directed introductory astrodynamics</w:t>
-      </w:r>
-      <w:r>
-        <w:t xml:space="preserve"> course</w:t>
-      </w:r>
-      <w:r>
-        <w:t xml:space="preserve">, including orbital mechanics, spacecraft systems, and rocket propulsion. Required for all Air Force Academy cadets. </w:t>
-      </w:r>
-      <w:r>
-        <w:rPr>
-          <w:rFonts w:eastAsiaTheme="minorHAnsi"/>
-        </w:rPr>
-        <w:t>T</w:t>
-      </w:r>
-      <w:r>
-        <w:rPr>
-          <w:rFonts w:eastAsiaTheme="minorHAnsi"/>
-        </w:rPr>
-        <w:t>rained</w:t>
-      </w:r>
-      <w:r>
-        <w:rPr>
-          <w:rFonts w:eastAsiaTheme="minorHAnsi"/>
-        </w:rPr>
-        <w:t xml:space="preserve"> incoming</w:t>
-      </w:r>
-      <w:r>
-        <w:rPr>
-          <w:rFonts w:eastAsiaTheme="minorHAnsi"/>
-        </w:rPr>
-        <w:t xml:space="preserve"> faculty</w:t>
-      </w:r>
-      <w:r>
-        <w:rPr>
-          <w:rFonts w:eastAsiaTheme="minorHAnsi"/>
-        </w:rPr>
-        <w:t xml:space="preserve"> before their first teaching semester. </w:t>
-      </w:r>
-    </w:p>
-    <w:p>
-      <w:pPr>
-        <w:pStyle w:val="Heading3"/>
-      </w:pPr>
-      <w:r>
-        <w:t>Instructor, EM 320: Dynamics</w:t>
-      </w:r>
-    </w:p>
-    <w:p>
-      <w:r>
-        <w:t>Instructed introductory dynamics, covering k</w:t>
-      </w:r>
-      <w:r>
-        <w:t xml:space="preserve">inematic and kinetic analysis of particles and rigid bodies, as </w:t>
-      </w:r>
-      <w:r>
-        <w:t xml:space="preserve">well as an introduction to mechanical vibrations of simple systems. Required for all Aeronautical, Astronautical, and Mechanical Engineering Majors. </w:t>
-      </w:r>
-    </w:p>
-    <w:p>
-      <w:pPr>
-        <w:pStyle w:val="Heading3"/>
-      </w:pPr>
-      <w:r>
-        <w:t>Engineering Division Executive Officer</w:t>
-      </w:r>
-      <w:r>
-        <w:t>, 2013–2014</w:t>
-      </w:r>
-    </w:p>
-    <w:p>
-      <w:pPr>
-        <w:pStyle w:val="Heading1"/>
-      </w:pPr>
-      <w:r>
-        <w:t>Other Professional experience</w:t>
-      </w:r>
-    </w:p>
-    <w:p>
-      <w:pPr>
-        <w:pStyle w:val="Heading2"/>
-      </w:pPr>
-      <w:r>
-        <w:t>201</w:t>
-      </w:r>
-      <w:r>
-        <w:t>2</w:t>
-      </w:r>
-      <w:r>
-        <w:t xml:space="preserve">–2014 </w:t>
-      </w:r>
-      <w:r>
-        <w:tab/>
-      </w:r>
-      <w:r>
-        <w:t>SBIRS System Test Engineer, I</w:t>
-      </w:r>
-      <w:r>
-        <w:t>nfrared Space Systems Directorate</w:t>
-      </w:r>
-      <w:r>
-        <w:t xml:space="preserve">, </w:t>
-      </w:r>
-      <w:r>
-        <w:t>Los Angeles CA</w:t>
-      </w:r>
-    </w:p>
-    <w:p>
-      <w:r>
-        <w:t>O</w:t>
-      </w:r>
-      <w:r>
-        <w:t xml:space="preserve">versaw system test for SBIRS missile warning system, including pre- and post-launch checkouts for three </w:t>
-      </w:r>
-      <w:r>
-        <w:t>spacecraft</w:t>
-      </w:r>
-      <w:r>
-        <w:t xml:space="preserve">. </w:t>
-      </w:r>
-      <w:r>
-        <w:t>T</w:t>
-      </w:r>
-      <w:r>
-        <w:t xml:space="preserve">esting led to successful completion of a major in-place </w:t>
-      </w:r>
-      <w:r>
-        <w:t xml:space="preserve">ground system </w:t>
-      </w:r>
-      <w:r>
-        <w:t>upgrade with no downtime.</w:t>
-      </w:r>
-      <w:r>
-        <w:t xml:space="preserve"> </w:t>
-      </w:r>
-      <w:r>
-        <w:t>C</w:t>
-      </w:r>
-      <w:r>
-        <w:t xml:space="preserve">ompiled and edited biennial update to the Congressionally-mandated </w:t>
       </w:r>
       <w:r>
         <w:t>Test and Evaluation Master Plan</w:t>
@@ -1240,7 +1459,6 @@
         </w:tabs>
       </w:pPr>
       <w:r>
-        <w:lastRenderedPageBreak/>
         <w:t>2008–2009</w:t>
       </w:r>
       <w:r>
@@ -1443,7 +1661,15 @@
     </w:p>
     <w:p>
       <w:r>
-        <w:t xml:space="preserve">Performed advanced avionics flight test and test support using highly-modified T-38B and C-12J aircraft. </w:t>
+        <w:t xml:space="preserve">Performed advanced avionics flight test and test support using </w:t>
+      </w:r>
+      <w:proofErr w:type="gramStart"/>
+      <w:r>
+        <w:t>highly-modified</w:t>
+      </w:r>
+      <w:proofErr w:type="gramEnd"/>
+      <w:r>
+        <w:t xml:space="preserve"> T-38B and C-12J aircraft. </w:t>
       </w:r>
       <w:r>
         <w:t>These aircraft were used to carry test equipment and serve as targets for urgent DOD priority missions.</w:t>
@@ -1490,6 +1716,67 @@
         <w:pStyle w:val="Heading1"/>
       </w:pPr>
       <w:r>
+        <w:t>Awards</w:t>
+      </w:r>
+    </w:p>
+    <w:p>
+      <w:pPr>
+        <w:spacing w:after="0"/>
+      </w:pPr>
+      <w:r>
+        <w:t>2024</w:t>
+      </w:r>
+      <w:r>
+        <w:tab/>
+        <w:t>USAFA/DFAS Wittry Award for Engineering Design</w:t>
+      </w:r>
+    </w:p>
+    <w:p>
+      <w:r>
+        <w:t>2022</w:t>
+      </w:r>
+      <w:r>
+        <w:tab/>
+        <w:t>White House Fellows Program Regional Finalist</w:t>
+      </w:r>
+    </w:p>
+    <w:p>
+      <w:pPr>
+        <w:jc w:val="both"/>
+        <w:rPr>
+          <w:rFonts w:eastAsiaTheme="majorEastAsia" w:cstheme="minorHAnsi"/>
+          <w:b/>
+          <w:bCs/>
+          <w:caps/>
+          <w:spacing w:val="4"/>
+          <w:sz w:val="28"/>
+          <w:szCs w:val="28"/>
+        </w:rPr>
+      </w:pPr>
+    </w:p>
+    <w:p>
+      <w:pPr>
+        <w:jc w:val="both"/>
+        <w:rPr>
+          <w:rFonts w:eastAsiaTheme="majorEastAsia" w:cstheme="minorHAnsi"/>
+          <w:b/>
+          <w:bCs/>
+          <w:caps/>
+          <w:spacing w:val="4"/>
+          <w:sz w:val="28"/>
+          <w:szCs w:val="28"/>
+        </w:rPr>
+      </w:pPr>
+      <w:r>
+        <w:br w:type="page"/>
+      </w:r>
+    </w:p>
+    <w:p>
+      <w:pPr>
+        <w:pStyle w:val="Heading1"/>
+      </w:pPr>
+      <w:r>
+        <w:lastRenderedPageBreak/>
         <w:t>Publications</w:t>
       </w:r>
     </w:p>
@@ -1666,107 +1953,151 @@
           <w:i/>
           <w:iCs/>
         </w:rPr>
-        <w:t>AIAA Scitech 2020 Forum</w:t>
-      </w:r>
-      <w:r>
-        <w:rPr>
-          <w:rFonts w:eastAsia="Times New Roman"/>
-        </w:rPr>
-        <w:t>. 2020</w:t>
-      </w:r>
-    </w:p>
-    <w:p>
-      <w:pPr>
-        <w:ind w:left="360" w:hanging="360"/>
-        <w:rPr>
-          <w:rFonts w:eastAsia="Times New Roman"/>
-        </w:rPr>
-      </w:pPr>
-      <w:r>
-        <w:rPr>
-          <w:rFonts w:eastAsia="Times New Roman"/>
-        </w:rPr>
-        <w:t xml:space="preserve">Firth, Jordan, et al. "Minimal Unpowered Strain-Energy Deployment Mechanism for Rollable Spacecraft Booms." </w:t>
-      </w:r>
+        <w:t xml:space="preserve">AIAA </w:t>
+      </w:r>
+      <w:proofErr w:type="spellStart"/>
       <w:r>
         <w:rPr>
           <w:rFonts w:eastAsia="Times New Roman"/>
           <w:i/>
           <w:iCs/>
         </w:rPr>
-        <w:t>AIAA Scitech 2019 Forum</w:t>
-      </w:r>
+        <w:t>Scitech</w:t>
+      </w:r>
+      <w:proofErr w:type="spellEnd"/>
       <w:r>
         <w:rPr>
           <w:rFonts w:eastAsia="Times New Roman"/>
-        </w:rPr>
-        <w:t>. 2019</w:t>
-      </w:r>
-    </w:p>
-    <w:p>
-      <w:pPr>
-        <w:pStyle w:val="Heading2"/>
-      </w:pPr>
-      <w:r>
-        <w:t>Supported Cadet Research</w:t>
-      </w:r>
-    </w:p>
-    <w:p>
-      <w:pPr>
-        <w:ind w:left="360" w:hanging="360"/>
-        <w:rPr>
           <w:i/>
           <w:iCs/>
         </w:rPr>
-      </w:pPr>
-      <w:r>
-        <w:t xml:space="preserve">Kison, Sydney, Jeremy Chen, Sonja Nelson, and Austin Smith. “Small Satellite Reaction Wheel Manufacturing.” </w:t>
-      </w:r>
-      <w:r>
-        <w:rPr>
+        <w:t xml:space="preserve"> 2020 Forum</w:t>
+      </w:r>
+      <w:r>
+        <w:rPr>
+          <w:rFonts w:eastAsia="Times New Roman"/>
+        </w:rPr>
+        <w:t>. 2020</w:t>
+      </w:r>
+    </w:p>
+    <w:p>
+      <w:pPr>
+        <w:ind w:left="360" w:hanging="360"/>
+        <w:rPr>
+          <w:rFonts w:eastAsia="Times New Roman"/>
+        </w:rPr>
+      </w:pPr>
+      <w:r>
+        <w:rPr>
+          <w:rFonts w:eastAsia="Times New Roman"/>
+        </w:rPr>
+        <w:t xml:space="preserve">Firth, Jordan, et al. "Minimal Unpowered Strain-Energy Deployment Mechanism for Rollable Spacecraft Booms." </w:t>
+      </w:r>
+      <w:r>
+        <w:rPr>
+          <w:rFonts w:eastAsia="Times New Roman"/>
           <w:i/>
           <w:iCs/>
         </w:rPr>
-        <w:t>Unpublished, presented at 2024 AIAA Region V student conference. 2024</w:t>
-      </w:r>
-    </w:p>
-    <w:p>
-      <w:pPr>
-        <w:ind w:left="360" w:hanging="360"/>
-      </w:pPr>
-      <w:r>
-        <w:t xml:space="preserve">Burkhart, Devin M., John R. Snider, and Jordan A. Firth. “Flight Qualification for Low Cost Student Manufactured and Balanced Reaction Wheel.” </w:t>
-      </w:r>
-      <w:r>
-        <w:rPr>
-          <w:i/>
-        </w:rPr>
-        <w:t>Unpublished, presented at 2023 AIAA Region V student conference</w:t>
-      </w:r>
-      <w:r>
-        <w:t>. 2023</w:t>
-      </w:r>
-    </w:p>
-    <w:p>
-      <w:pPr>
-        <w:pStyle w:val="Heading2"/>
-      </w:pPr>
-      <w:r>
-        <w:t>Other Publications</w:t>
-      </w:r>
-    </w:p>
-    <w:p>
-      <w:pPr>
-        <w:ind w:left="360" w:hanging="360"/>
-      </w:pPr>
-      <w:r>
-        <w:t xml:space="preserve">Firth, Jordan “Drag Coefficient of a Model Rocket Recovery Parachute.” </w:t>
-      </w:r>
-      <w:r>
-        <w:rPr>
+        <w:t xml:space="preserve">AIAA </w:t>
+      </w:r>
+      <w:proofErr w:type="spellStart"/>
+      <w:r>
+        <w:rPr>
+          <w:rFonts w:eastAsia="Times New Roman"/>
           <w:i/>
           <w:iCs/>
         </w:rPr>
+        <w:t>Scitech</w:t>
+      </w:r>
+      <w:proofErr w:type="spellEnd"/>
+      <w:r>
+        <w:rPr>
+          <w:rFonts w:eastAsia="Times New Roman"/>
+          <w:i/>
+          <w:iCs/>
+        </w:rPr>
+        <w:t xml:space="preserve"> 2019 Forum</w:t>
+      </w:r>
+      <w:r>
+        <w:rPr>
+          <w:rFonts w:eastAsia="Times New Roman"/>
+        </w:rPr>
+        <w:t>. 2019</w:t>
+      </w:r>
+    </w:p>
+    <w:p>
+      <w:pPr>
+        <w:pStyle w:val="Heading2"/>
+      </w:pPr>
+      <w:r>
+        <w:t>Supported Cadet Research</w:t>
+      </w:r>
+    </w:p>
+    <w:p>
+      <w:pPr>
+        <w:ind w:left="360" w:hanging="360"/>
+        <w:rPr>
+          <w:i/>
+          <w:iCs/>
+        </w:rPr>
+      </w:pPr>
+      <w:r>
+        <w:t xml:space="preserve">Kison, Sydney, Jeremy Chen, Sonja Nelson, and Austin Smith. “Small Satellite Reaction Wheel Manufacturing.” </w:t>
+      </w:r>
+      <w:r>
+        <w:rPr>
+          <w:i/>
+          <w:iCs/>
+        </w:rPr>
+        <w:t>Unpublished, presented at 2024 AIAA Region V student conference. 2024</w:t>
+      </w:r>
+    </w:p>
+    <w:p>
+      <w:pPr>
+        <w:ind w:left="360" w:hanging="360"/>
+      </w:pPr>
+      <w:r>
+        <w:t xml:space="preserve">Burkhart, Devin M., John R. Snider, and Jordan A. Firth. “Flight Qualification for </w:t>
+      </w:r>
+      <w:proofErr w:type="gramStart"/>
+      <w:r>
+        <w:t>Low Cost</w:t>
+      </w:r>
+      <w:proofErr w:type="gramEnd"/>
+      <w:r>
+        <w:t xml:space="preserve"> Student Manufactured and Balanced Reaction Wheel.” </w:t>
+      </w:r>
+      <w:r>
+        <w:rPr>
+          <w:i/>
+        </w:rPr>
+        <w:t>Unpublished, presented at 2023 AIAA Region V student conference</w:t>
+      </w:r>
+      <w:r>
+        <w:t>. 2023</w:t>
+      </w:r>
+    </w:p>
+    <w:p>
+      <w:pPr>
+        <w:pStyle w:val="Heading2"/>
+      </w:pPr>
+      <w:r>
+        <w:t>Other Publications</w:t>
+      </w:r>
+    </w:p>
+    <w:p>
+      <w:pPr>
+        <w:ind w:left="360" w:hanging="360"/>
+      </w:pPr>
+      <w:r>
+        <w:t xml:space="preserve">Firth, Jordan “Drag Coefficient of a Model Rocket Recovery Parachute.” </w:t>
+      </w:r>
+      <w:r>
+        <w:rPr>
+          <w:i/>
+          <w:iCs/>
+        </w:rPr>
         <w:t>Peak of Flight Newsletter</w:t>
       </w:r>
       <w:r>
@@ -1775,40 +2106,19 @@
     </w:p>
     <w:p>
       <w:pPr>
-        <w:pStyle w:val="Heading1"/>
-      </w:pPr>
-      <w:r>
-        <w:t>Awards</w:t>
-      </w:r>
-    </w:p>
-    <w:p>
-      <w:pPr>
-        <w:spacing w:after="0"/>
-      </w:pPr>
-      <w:r>
-        <w:t>20</w:t>
-      </w:r>
-      <w:r>
-        <w:t>24</w:t>
-      </w:r>
-      <w:r>
-        <w:tab/>
-        <w:t>USAFA/DFAS Wittry Award for Engineering Design</w:t>
-      </w:r>
-    </w:p>
-    <w:p>
-      <w:r>
-        <w:t>2022</w:t>
-      </w:r>
-      <w:r>
-        <w:tab/>
-        <w:t>White House Fellow</w:t>
-      </w:r>
-      <w:r>
-        <w:t>s Program</w:t>
-      </w:r>
-      <w:r>
-        <w:t xml:space="preserve"> Regional Finalist</w:t>
+        <w:jc w:val="both"/>
+        <w:rPr>
+          <w:rFonts w:eastAsiaTheme="majorEastAsia" w:cstheme="minorHAnsi"/>
+          <w:b/>
+          <w:bCs/>
+          <w:caps/>
+          <w:spacing w:val="4"/>
+          <w:sz w:val="28"/>
+          <w:szCs w:val="28"/>
+        </w:rPr>
+      </w:pPr>
+      <w:r>
+        <w:br w:type="page"/>
       </w:r>
     </w:p>
     <w:p>
@@ -1953,7 +2263,7 @@
     </w:p>
     <w:sectPr>
       <w:pgSz w:w="12240" w:h="15840" w:code="1"/>
-      <w:pgMar w:top="1152" w:right="1152" w:bottom="720" w:left="1152" w:header="0" w:footer="0" w:gutter="0"/>
+      <w:pgMar w:top="1296" w:right="1440" w:bottom="864" w:left="1440" w:header="0" w:footer="0" w:gutter="0"/>
       <w:cols w:space="720"/>
       <w:docGrid w:linePitch="360"/>
     </w:sectPr>
@@ -2543,10 +2853,10 @@
     <w:link w:val="Heading1Char"/>
     <w:uiPriority w:val="9"/>
     <w:qFormat/>
-    <w:rsid w:val="00D0474C"/>
+    <w:rsid w:val="00FD7B37"/>
     <w:pPr>
       <w:keepNext/>
-      <w:keepLines/>
+      <w:widowControl w:val="0"/>
       <w:spacing w:before="240" w:after="120"/>
       <w:outlineLvl w:val="0"/>
     </w:pPr>
@@ -2593,10 +2903,11 @@
     <w:uiPriority w:val="9"/>
     <w:unhideWhenUsed/>
     <w:qFormat/>
-    <w:rsid w:val="00D0474C"/>
+    <w:rsid w:val="00FD7B37"/>
     <w:pPr>
       <w:keepNext/>
       <w:keepLines/>
+      <w:widowControl w:val="0"/>
       <w:tabs>
         <w:tab w:val="right" w:pos="9360"/>
       </w:tabs>
@@ -2746,7 +3057,6 @@
   <w:style w:type="character" w:default="1" w:styleId="DefaultParagraphFont">
     <w:name w:val="Default Paragraph Font"/>
     <w:uiPriority w:val="1"/>
-    <w:semiHidden/>
     <w:unhideWhenUsed/>
   </w:style>
   <w:style w:type="table" w:default="1" w:styleId="TableNormal">
@@ -2775,7 +3085,7 @@
     <w:basedOn w:val="DefaultParagraphFont"/>
     <w:link w:val="Heading1"/>
     <w:uiPriority w:val="9"/>
-    <w:rsid w:val="00D0474C"/>
+    <w:rsid w:val="00FD7B37"/>
     <w:rPr>
       <w:rFonts w:eastAsiaTheme="majorEastAsia" w:cstheme="minorHAnsi"/>
       <w:b/>
@@ -2804,7 +3114,7 @@
     <w:basedOn w:val="DefaultParagraphFont"/>
     <w:link w:val="Heading3"/>
     <w:uiPriority w:val="9"/>
-    <w:rsid w:val="00D0474C"/>
+    <w:rsid w:val="00FD7B37"/>
     <w:rPr>
       <w:rFonts w:asciiTheme="majorHAnsi" w:eastAsiaTheme="majorEastAsia" w:hAnsiTheme="majorHAnsi" w:cstheme="majorBidi"/>
       <w:i/>
